--- a/docs/LEMCS_Clinical_Review_Manual.docx
+++ b/docs/LEMCS_Clinical_Review_Manual.docx
@@ -258,38 +258,7 @@
           <w:cs/>
           <w:lang w:bidi="th-TH"/>
         </w:rPr>
-        <w:t xml:space="preserve">ระบบรองรับนักเรียน </w:t>
-      </w:r>
-      <w:r>
-        <w:rPr>
-          <w:rFonts w:ascii="TH SarabunPSK" w:hAnsi="TH SarabunPSK" w:cs="TH SarabunPSK"/>
-          <w:color w:val="444444"/>
-          <w:sz w:val="32"/>
-          <w:szCs w:val="32"/>
-        </w:rPr>
-        <w:t>100,000</w:t>
-      </w:r>
-      <w:r>
-        <w:rPr>
-          <w:rFonts w:ascii="TH SarabunPSK" w:hAnsi="TH SarabunPSK" w:cs="TH SarabunPSK"/>
-          <w:color w:val="444444"/>
-          <w:sz w:val="32"/>
-          <w:szCs w:val="32"/>
-          <w:cs/>
-          <w:lang w:bidi="th-TH"/>
-        </w:rPr>
-        <w:t xml:space="preserve">+ </w:t>
-      </w:r>
-      <w:r>
-        <w:rPr>
-          <w:rFonts w:ascii="TH SarabunPSK" w:hAnsi="TH SarabunPSK" w:cs="TH SarabunPSK"/>
-          <w:color w:val="444444"/>
-          <w:sz w:val="32"/>
-          <w:szCs w:val="32"/>
-          <w:cs/>
-          <w:lang w:bidi="th-TH"/>
-        </w:rPr>
-        <w:t>คน จังหวัดเลย</w:t>
+        <w:t>จังหวัดเลย</w:t>
       </w:r>
     </w:p>
     <w:p>
@@ -2954,7 +2923,19 @@
           <w:cs/>
           <w:lang w:bidi="th-TH"/>
         </w:rPr>
-        <w:t>พัฒนาโดยกรมสุขภาพจิต กระทรวงสาธารณสุข ประเทศไทย ใช้คัดกรองความเครียดในประชากรทั่วไป รวมถึงนักเรียน</w:t>
+        <w:t>พัฒนาโดยกรม</w:t>
+      </w:r>
+      <w:bookmarkStart w:id="0" w:name="_GoBack"/>
+      <w:bookmarkEnd w:id="0"/>
+      <w:r>
+        <w:rPr>
+          <w:rFonts w:ascii="TH SarabunPSK" w:hAnsi="TH SarabunPSK" w:cs="TH SarabunPSK"/>
+          <w:sz w:val="32"/>
+          <w:szCs w:val="32"/>
+          <w:cs/>
+          <w:lang w:bidi="th-TH"/>
+        </w:rPr>
+        <w:t>สุขภาพจิต กระทรวงสาธารณสุข ประเทศไทย ใช้คัดกรองความเครียดในประชากรทั่วไป รวมถึงนักเรียน</w:t>
       </w:r>
     </w:p>
     <w:p>
@@ -10197,21 +10178,92 @@
         <w:spacing w:before="280" w:after="0" w:line="240" w:lineRule="auto"/>
         <w:rPr>
           <w:rFonts w:ascii="TH SarabunPSK" w:hAnsi="TH SarabunPSK" w:cs="TH SarabunPSK"/>
-          <w:sz w:val="32"/>
-          <w:szCs w:val="32"/>
-        </w:rPr>
-      </w:pPr>
-      <w:r>
-        <w:rPr>
-          <w:rFonts w:ascii="TH SarabunPSK" w:hAnsi="TH SarabunPSK" w:cs="TH SarabunPSK"/>
           <w:b/>
           <w:bCs/>
           <w:color w:val="1E3A5F"/>
           <w:sz w:val="32"/>
           <w:szCs w:val="32"/>
-          <w:cs/>
-          <w:lang w:bidi="th-TH"/>
-        </w:rPr>
+          <w:lang w:bidi="th-TH"/>
+        </w:rPr>
+      </w:pPr>
+    </w:p>
+    <w:p>
+      <w:pPr>
+        <w:spacing w:before="280" w:after="0" w:line="240" w:lineRule="auto"/>
+        <w:rPr>
+          <w:rFonts w:ascii="TH SarabunPSK" w:hAnsi="TH SarabunPSK" w:cs="TH SarabunPSK"/>
+          <w:b/>
+          <w:bCs/>
+          <w:color w:val="1E3A5F"/>
+          <w:sz w:val="32"/>
+          <w:szCs w:val="32"/>
+          <w:lang w:bidi="th-TH"/>
+        </w:rPr>
+      </w:pPr>
+    </w:p>
+    <w:p>
+      <w:pPr>
+        <w:spacing w:before="280" w:after="0" w:line="240" w:lineRule="auto"/>
+        <w:rPr>
+          <w:rFonts w:ascii="TH SarabunPSK" w:hAnsi="TH SarabunPSK" w:cs="TH SarabunPSK"/>
+          <w:b/>
+          <w:bCs/>
+          <w:color w:val="1E3A5F"/>
+          <w:sz w:val="32"/>
+          <w:szCs w:val="32"/>
+          <w:lang w:bidi="th-TH"/>
+        </w:rPr>
+      </w:pPr>
+    </w:p>
+    <w:p>
+      <w:pPr>
+        <w:spacing w:before="280" w:after="0" w:line="240" w:lineRule="auto"/>
+        <w:rPr>
+          <w:rFonts w:ascii="TH SarabunPSK" w:hAnsi="TH SarabunPSK" w:cs="TH SarabunPSK"/>
+          <w:b/>
+          <w:bCs/>
+          <w:color w:val="1E3A5F"/>
+          <w:sz w:val="32"/>
+          <w:szCs w:val="32"/>
+          <w:lang w:bidi="th-TH"/>
+        </w:rPr>
+      </w:pPr>
+    </w:p>
+    <w:p>
+      <w:pPr>
+        <w:spacing w:before="280" w:after="0" w:line="240" w:lineRule="auto"/>
+        <w:rPr>
+          <w:rFonts w:ascii="TH SarabunPSK" w:hAnsi="TH SarabunPSK" w:cs="TH SarabunPSK"/>
+          <w:b/>
+          <w:bCs/>
+          <w:color w:val="1E3A5F"/>
+          <w:sz w:val="32"/>
+          <w:szCs w:val="32"/>
+          <w:lang w:bidi="th-TH"/>
+        </w:rPr>
+      </w:pPr>
+    </w:p>
+    <w:p>
+      <w:pPr>
+        <w:spacing w:before="280" w:after="0" w:line="240" w:lineRule="auto"/>
+        <w:rPr>
+          <w:rFonts w:ascii="TH SarabunPSK" w:hAnsi="TH SarabunPSK" w:cs="TH SarabunPSK"/>
+          <w:sz w:val="32"/>
+          <w:szCs w:val="32"/>
+        </w:rPr>
+      </w:pPr>
+      <w:r>
+        <w:rPr>
+          <w:rFonts w:ascii="TH SarabunPSK" w:hAnsi="TH SarabunPSK" w:cs="TH SarabunPSK"/>
+          <w:b/>
+          <w:bCs/>
+          <w:color w:val="1E3A5F"/>
+          <w:sz w:val="32"/>
+          <w:szCs w:val="32"/>
+          <w:cs/>
+          <w:lang w:bidi="th-TH"/>
+        </w:rPr>
+        <w:lastRenderedPageBreak/>
         <w:t xml:space="preserve">ส่วนที่ </w:t>
       </w:r>
       <w:r>
@@ -10507,46 +10559,6 @@
     </w:p>
     <w:p>
       <w:pPr>
-        <w:spacing w:after="0" w:line="240" w:lineRule="auto"/>
-        <w:rPr>
-          <w:rFonts w:ascii="TH SarabunPSK" w:hAnsi="TH SarabunPSK" w:cs="TH SarabunPSK"/>
-          <w:sz w:val="32"/>
-          <w:szCs w:val="32"/>
-        </w:rPr>
-      </w:pPr>
-    </w:p>
-    <w:p>
-      <w:pPr>
-        <w:spacing w:after="0" w:line="240" w:lineRule="auto"/>
-        <w:rPr>
-          <w:rFonts w:ascii="TH SarabunPSK" w:hAnsi="TH SarabunPSK" w:cs="TH SarabunPSK"/>
-          <w:sz w:val="32"/>
-          <w:szCs w:val="32"/>
-        </w:rPr>
-      </w:pPr>
-    </w:p>
-    <w:p>
-      <w:pPr>
-        <w:spacing w:after="0" w:line="240" w:lineRule="auto"/>
-        <w:rPr>
-          <w:rFonts w:ascii="TH SarabunPSK" w:hAnsi="TH SarabunPSK" w:cs="TH SarabunPSK"/>
-          <w:sz w:val="32"/>
-          <w:szCs w:val="32"/>
-        </w:rPr>
-      </w:pPr>
-    </w:p>
-    <w:p>
-      <w:pPr>
-        <w:spacing w:after="0" w:line="240" w:lineRule="auto"/>
-        <w:rPr>
-          <w:rFonts w:ascii="TH SarabunPSK" w:hAnsi="TH SarabunPSK" w:cs="TH SarabunPSK"/>
-          <w:sz w:val="32"/>
-          <w:szCs w:val="32"/>
-        </w:rPr>
-      </w:pPr>
-    </w:p>
-    <w:p>
-      <w:pPr>
         <w:spacing w:before="200" w:after="0" w:line="240" w:lineRule="auto"/>
         <w:rPr>
           <w:rFonts w:ascii="TH SarabunPSK" w:hAnsi="TH SarabunPSK" w:cs="TH SarabunPSK"/>
@@ -10563,7 +10575,6 @@
           <w:sz w:val="32"/>
           <w:szCs w:val="32"/>
         </w:rPr>
-        <w:lastRenderedPageBreak/>
         <w:t>5</w:t>
       </w:r>
       <w:r>
@@ -11809,6 +11820,7 @@
       </w:tblGrid>
       <w:tr>
         <w:trPr>
+          <w:tblHeader/>
           <w:jc w:val="center"/>
         </w:trPr>
         <w:tc>
@@ -11822,8 +11834,8 @@
               <w:jc w:val="center"/>
               <w:rPr>
                 <w:rFonts w:ascii="TH SarabunPSK" w:hAnsi="TH SarabunPSK" w:cs="TH SarabunPSK"/>
-                <w:sz w:val="32"/>
-                <w:szCs w:val="32"/>
+                <w:sz w:val="28"/>
+                <w:szCs w:val="28"/>
               </w:rPr>
             </w:pPr>
             <w:r>
@@ -11832,8 +11844,8 @@
                 <w:b/>
                 <w:bCs/>
                 <w:color w:val="FFFFFF"/>
-                <w:sz w:val="32"/>
-                <w:szCs w:val="32"/>
+                <w:sz w:val="28"/>
+                <w:szCs w:val="28"/>
                 <w:cs/>
                 <w:lang w:bidi="th-TH"/>
               </w:rPr>
@@ -11852,8 +11864,8 @@
               <w:jc w:val="center"/>
               <w:rPr>
                 <w:rFonts w:ascii="TH SarabunPSK" w:hAnsi="TH SarabunPSK" w:cs="TH SarabunPSK"/>
-                <w:sz w:val="32"/>
-                <w:szCs w:val="32"/>
+                <w:sz w:val="28"/>
+                <w:szCs w:val="28"/>
               </w:rPr>
             </w:pPr>
             <w:r>
@@ -11862,8 +11874,8 @@
                 <w:b/>
                 <w:bCs/>
                 <w:color w:val="FFFFFF"/>
-                <w:sz w:val="32"/>
-                <w:szCs w:val="32"/>
+                <w:sz w:val="28"/>
+                <w:szCs w:val="28"/>
                 <w:cs/>
                 <w:lang w:bidi="th-TH"/>
               </w:rPr>
@@ -11882,8 +11894,8 @@
               <w:jc w:val="center"/>
               <w:rPr>
                 <w:rFonts w:ascii="TH SarabunPSK" w:hAnsi="TH SarabunPSK" w:cs="TH SarabunPSK"/>
-                <w:sz w:val="32"/>
-                <w:szCs w:val="32"/>
+                <w:sz w:val="28"/>
+                <w:szCs w:val="28"/>
               </w:rPr>
             </w:pPr>
             <w:r>
@@ -11892,8 +11904,8 @@
                 <w:b/>
                 <w:bCs/>
                 <w:color w:val="FFFFFF"/>
-                <w:sz w:val="32"/>
-                <w:szCs w:val="32"/>
+                <w:sz w:val="28"/>
+                <w:szCs w:val="28"/>
                 <w:cs/>
                 <w:lang w:bidi="th-TH"/>
               </w:rPr>
@@ -11912,8 +11924,8 @@
               <w:jc w:val="center"/>
               <w:rPr>
                 <w:rFonts w:ascii="TH SarabunPSK" w:hAnsi="TH SarabunPSK" w:cs="TH SarabunPSK"/>
-                <w:sz w:val="32"/>
-                <w:szCs w:val="32"/>
+                <w:sz w:val="28"/>
+                <w:szCs w:val="28"/>
               </w:rPr>
             </w:pPr>
             <w:r>
@@ -11922,8 +11934,8 @@
                 <w:b/>
                 <w:bCs/>
                 <w:color w:val="FFFFFF"/>
-                <w:sz w:val="32"/>
-                <w:szCs w:val="32"/>
+                <w:sz w:val="28"/>
+                <w:szCs w:val="28"/>
                 <w:cs/>
                 <w:lang w:bidi="th-TH"/>
               </w:rPr>
@@ -11942,8 +11954,8 @@
               <w:jc w:val="center"/>
               <w:rPr>
                 <w:rFonts w:ascii="TH SarabunPSK" w:hAnsi="TH SarabunPSK" w:cs="TH SarabunPSK"/>
-                <w:sz w:val="32"/>
-                <w:szCs w:val="32"/>
+                <w:sz w:val="28"/>
+                <w:szCs w:val="28"/>
               </w:rPr>
             </w:pPr>
             <w:r>
@@ -11952,8 +11964,8 @@
                 <w:b/>
                 <w:bCs/>
                 <w:color w:val="FFFFFF"/>
-                <w:sz w:val="32"/>
-                <w:szCs w:val="32"/>
+                <w:sz w:val="28"/>
+                <w:szCs w:val="28"/>
                 <w:cs/>
                 <w:lang w:bidi="th-TH"/>
               </w:rPr>
@@ -11972,8 +11984,8 @@
               <w:jc w:val="center"/>
               <w:rPr>
                 <w:rFonts w:ascii="TH SarabunPSK" w:hAnsi="TH SarabunPSK" w:cs="TH SarabunPSK"/>
-                <w:sz w:val="32"/>
-                <w:szCs w:val="32"/>
+                <w:sz w:val="28"/>
+                <w:szCs w:val="28"/>
               </w:rPr>
             </w:pPr>
             <w:r>
@@ -11982,8 +11994,8 @@
                 <w:b/>
                 <w:bCs/>
                 <w:color w:val="FFFFFF"/>
-                <w:sz w:val="32"/>
-                <w:szCs w:val="32"/>
+                <w:sz w:val="28"/>
+                <w:szCs w:val="28"/>
                 <w:cs/>
                 <w:lang w:bidi="th-TH"/>
               </w:rPr>
@@ -11995,8 +12007,8 @@
                 <w:b/>
                 <w:bCs/>
                 <w:color w:val="FFFFFF"/>
-                <w:sz w:val="32"/>
-                <w:szCs w:val="32"/>
+                <w:sz w:val="28"/>
+                <w:szCs w:val="28"/>
                 <w:cs/>
                 <w:lang w:bidi="th-TH"/>
               </w:rPr>
@@ -12008,8 +12020,8 @@
                 <w:b/>
                 <w:bCs/>
                 <w:color w:val="FFFFFF"/>
-                <w:sz w:val="32"/>
-                <w:szCs w:val="32"/>
+                <w:sz w:val="28"/>
+                <w:szCs w:val="28"/>
                 <w:cs/>
                 <w:lang w:bidi="th-TH"/>
               </w:rPr>
@@ -12021,8 +12033,8 @@
                 <w:b/>
                 <w:bCs/>
                 <w:color w:val="FFFFFF"/>
-                <w:sz w:val="32"/>
-                <w:szCs w:val="32"/>
+                <w:sz w:val="28"/>
+                <w:szCs w:val="28"/>
                 <w:cs/>
                 <w:lang w:bidi="th-TH"/>
               </w:rPr>
@@ -12034,8 +12046,8 @@
                 <w:b/>
                 <w:bCs/>
                 <w:color w:val="FFFFFF"/>
-                <w:sz w:val="32"/>
-                <w:szCs w:val="32"/>
+                <w:sz w:val="28"/>
+                <w:szCs w:val="28"/>
                 <w:cs/>
                 <w:lang w:bidi="th-TH"/>
               </w:rPr>
@@ -12056,15 +12068,15 @@
             <w:pPr>
               <w:rPr>
                 <w:rFonts w:ascii="TH SarabunPSK" w:hAnsi="TH SarabunPSK" w:cs="TH SarabunPSK"/>
-                <w:sz w:val="32"/>
-                <w:szCs w:val="32"/>
-              </w:rPr>
-            </w:pPr>
-            <w:r>
-              <w:rPr>
-                <w:rFonts w:ascii="TH SarabunPSK" w:hAnsi="TH SarabunPSK" w:cs="TH SarabunPSK"/>
-                <w:sz w:val="32"/>
-                <w:szCs w:val="32"/>
+                <w:sz w:val="28"/>
+                <w:szCs w:val="28"/>
+              </w:rPr>
+            </w:pPr>
+            <w:r>
+              <w:rPr>
+                <w:rFonts w:ascii="TH SarabunPSK" w:hAnsi="TH SarabunPSK" w:cs="TH SarabunPSK"/>
+                <w:sz w:val="28"/>
+                <w:szCs w:val="28"/>
               </w:rPr>
               <w:t>1</w:t>
             </w:r>
@@ -12078,15 +12090,15 @@
             <w:pPr>
               <w:rPr>
                 <w:rFonts w:ascii="TH SarabunPSK" w:hAnsi="TH SarabunPSK" w:cs="TH SarabunPSK"/>
-                <w:sz w:val="32"/>
-                <w:szCs w:val="32"/>
-              </w:rPr>
-            </w:pPr>
-            <w:r>
-              <w:rPr>
-                <w:rFonts w:ascii="TH SarabunPSK" w:hAnsi="TH SarabunPSK" w:cs="TH SarabunPSK"/>
-                <w:sz w:val="32"/>
-                <w:szCs w:val="32"/>
+                <w:sz w:val="28"/>
+                <w:szCs w:val="28"/>
+              </w:rPr>
+            </w:pPr>
+            <w:r>
+              <w:rPr>
+                <w:rFonts w:ascii="TH SarabunPSK" w:hAnsi="TH SarabunPSK" w:cs="TH SarabunPSK"/>
+                <w:sz w:val="28"/>
+                <w:szCs w:val="28"/>
               </w:rPr>
               <w:t>A</w:t>
             </w:r>
@@ -12100,15 +12112,15 @@
             <w:pPr>
               <w:rPr>
                 <w:rFonts w:ascii="TH SarabunPSK" w:hAnsi="TH SarabunPSK" w:cs="TH SarabunPSK"/>
-                <w:sz w:val="32"/>
-                <w:szCs w:val="32"/>
-              </w:rPr>
-            </w:pPr>
-            <w:r>
-              <w:rPr>
-                <w:rFonts w:ascii="TH SarabunPSK" w:hAnsi="TH SarabunPSK" w:cs="TH SarabunPSK"/>
-                <w:sz w:val="32"/>
-                <w:szCs w:val="32"/>
+                <w:sz w:val="28"/>
+                <w:szCs w:val="28"/>
+              </w:rPr>
+            </w:pPr>
+            <w:r>
+              <w:rPr>
+                <w:rFonts w:ascii="TH SarabunPSK" w:hAnsi="TH SarabunPSK" w:cs="TH SarabunPSK"/>
+                <w:sz w:val="28"/>
+                <w:szCs w:val="28"/>
                 <w:cs/>
                 <w:lang w:bidi="th-TH"/>
               </w:rPr>
@@ -12124,15 +12136,15 @@
             <w:pPr>
               <w:rPr>
                 <w:rFonts w:ascii="TH SarabunPSK" w:hAnsi="TH SarabunPSK" w:cs="TH SarabunPSK"/>
-                <w:sz w:val="32"/>
-                <w:szCs w:val="32"/>
-              </w:rPr>
-            </w:pPr>
-            <w:r>
-              <w:rPr>
-                <w:rFonts w:ascii="TH SarabunPSK" w:hAnsi="TH SarabunPSK" w:cs="TH SarabunPSK"/>
-                <w:sz w:val="32"/>
-                <w:szCs w:val="32"/>
+                <w:sz w:val="28"/>
+                <w:szCs w:val="28"/>
+              </w:rPr>
+            </w:pPr>
+            <w:r>
+              <w:rPr>
+                <w:rFonts w:ascii="TH SarabunPSK" w:hAnsi="TH SarabunPSK" w:cs="TH SarabunPSK"/>
+                <w:sz w:val="28"/>
+                <w:szCs w:val="28"/>
                 <w:cs/>
                 <w:lang w:bidi="th-TH"/>
               </w:rPr>
@@ -12148,15 +12160,15 @@
             <w:pPr>
               <w:rPr>
                 <w:rFonts w:ascii="TH SarabunPSK" w:hAnsi="TH SarabunPSK" w:cs="TH SarabunPSK"/>
-                <w:sz w:val="32"/>
-                <w:szCs w:val="32"/>
-              </w:rPr>
-            </w:pPr>
-            <w:r>
-              <w:rPr>
-                <w:rFonts w:ascii="TH SarabunPSK" w:hAnsi="TH SarabunPSK" w:cs="TH SarabunPSK"/>
-                <w:sz w:val="32"/>
-                <w:szCs w:val="32"/>
+                <w:sz w:val="28"/>
+                <w:szCs w:val="28"/>
+              </w:rPr>
+            </w:pPr>
+            <w:r>
+              <w:rPr>
+                <w:rFonts w:ascii="TH SarabunPSK" w:hAnsi="TH SarabunPSK" w:cs="TH SarabunPSK"/>
+                <w:sz w:val="28"/>
+                <w:szCs w:val="28"/>
                 <w:cs/>
                 <w:lang w:bidi="th-TH"/>
               </w:rPr>
@@ -12172,23 +12184,23 @@
             <w:pPr>
               <w:rPr>
                 <w:rFonts w:ascii="TH SarabunPSK" w:hAnsi="TH SarabunPSK" w:cs="TH SarabunPSK"/>
-                <w:sz w:val="32"/>
-                <w:szCs w:val="32"/>
-              </w:rPr>
-            </w:pPr>
-            <w:r>
-              <w:rPr>
-                <w:rFonts w:ascii="TH SarabunPSK" w:hAnsi="TH SarabunPSK" w:cs="TH SarabunPSK"/>
-                <w:sz w:val="32"/>
-                <w:szCs w:val="32"/>
+                <w:sz w:val="28"/>
+                <w:szCs w:val="28"/>
+              </w:rPr>
+            </w:pPr>
+            <w:r>
+              <w:rPr>
+                <w:rFonts w:ascii="TH SarabunPSK" w:hAnsi="TH SarabunPSK" w:cs="TH SarabunPSK"/>
+                <w:sz w:val="28"/>
+                <w:szCs w:val="28"/>
               </w:rPr>
               <w:t>0</w:t>
             </w:r>
             <w:r>
               <w:rPr>
                 <w:rFonts w:ascii="TH SarabunPSK" w:hAnsi="TH SarabunPSK" w:cs="TH SarabunPSK"/>
-                <w:sz w:val="32"/>
-                <w:szCs w:val="32"/>
+                <w:sz w:val="28"/>
+                <w:szCs w:val="28"/>
                 <w:cs/>
                 <w:lang w:bidi="th-TH"/>
               </w:rPr>
@@ -12197,16 +12209,16 @@
             <w:r>
               <w:rPr>
                 <w:rFonts w:ascii="TH SarabunPSK" w:hAnsi="TH SarabunPSK" w:cs="TH SarabunPSK"/>
-                <w:sz w:val="32"/>
-                <w:szCs w:val="32"/>
+                <w:sz w:val="28"/>
+                <w:szCs w:val="28"/>
               </w:rPr>
               <w:t>1</w:t>
             </w:r>
             <w:r>
               <w:rPr>
                 <w:rFonts w:ascii="TH SarabunPSK" w:hAnsi="TH SarabunPSK" w:cs="TH SarabunPSK"/>
-                <w:sz w:val="32"/>
-                <w:szCs w:val="32"/>
+                <w:sz w:val="28"/>
+                <w:szCs w:val="28"/>
                 <w:cs/>
                 <w:lang w:bidi="th-TH"/>
               </w:rPr>
@@ -12215,8 +12227,8 @@
             <w:r>
               <w:rPr>
                 <w:rFonts w:ascii="TH SarabunPSK" w:hAnsi="TH SarabunPSK" w:cs="TH SarabunPSK"/>
-                <w:sz w:val="32"/>
-                <w:szCs w:val="32"/>
+                <w:sz w:val="28"/>
+                <w:szCs w:val="28"/>
               </w:rPr>
               <w:t>2</w:t>
             </w:r>
@@ -12235,15 +12247,15 @@
             <w:pPr>
               <w:rPr>
                 <w:rFonts w:ascii="TH SarabunPSK" w:hAnsi="TH SarabunPSK" w:cs="TH SarabunPSK"/>
-                <w:sz w:val="32"/>
-                <w:szCs w:val="32"/>
-              </w:rPr>
-            </w:pPr>
-            <w:r>
-              <w:rPr>
-                <w:rFonts w:ascii="TH SarabunPSK" w:hAnsi="TH SarabunPSK" w:cs="TH SarabunPSK"/>
-                <w:sz w:val="32"/>
-                <w:szCs w:val="32"/>
+                <w:sz w:val="28"/>
+                <w:szCs w:val="28"/>
+              </w:rPr>
+            </w:pPr>
+            <w:r>
+              <w:rPr>
+                <w:rFonts w:ascii="TH SarabunPSK" w:hAnsi="TH SarabunPSK" w:cs="TH SarabunPSK"/>
+                <w:sz w:val="28"/>
+                <w:szCs w:val="28"/>
               </w:rPr>
               <w:t>2</w:t>
             </w:r>
@@ -12257,15 +12269,15 @@
             <w:pPr>
               <w:rPr>
                 <w:rFonts w:ascii="TH SarabunPSK" w:hAnsi="TH SarabunPSK" w:cs="TH SarabunPSK"/>
-                <w:sz w:val="32"/>
-                <w:szCs w:val="32"/>
-              </w:rPr>
-            </w:pPr>
-            <w:r>
-              <w:rPr>
-                <w:rFonts w:ascii="TH SarabunPSK" w:hAnsi="TH SarabunPSK" w:cs="TH SarabunPSK"/>
-                <w:sz w:val="32"/>
-                <w:szCs w:val="32"/>
+                <w:sz w:val="28"/>
+                <w:szCs w:val="28"/>
+              </w:rPr>
+            </w:pPr>
+            <w:r>
+              <w:rPr>
+                <w:rFonts w:ascii="TH SarabunPSK" w:hAnsi="TH SarabunPSK" w:cs="TH SarabunPSK"/>
+                <w:sz w:val="28"/>
+                <w:szCs w:val="28"/>
               </w:rPr>
               <w:t>B</w:t>
             </w:r>
@@ -12279,15 +12291,15 @@
             <w:pPr>
               <w:rPr>
                 <w:rFonts w:ascii="TH SarabunPSK" w:hAnsi="TH SarabunPSK" w:cs="TH SarabunPSK"/>
-                <w:sz w:val="32"/>
-                <w:szCs w:val="32"/>
-              </w:rPr>
-            </w:pPr>
-            <w:r>
-              <w:rPr>
-                <w:rFonts w:ascii="TH SarabunPSK" w:hAnsi="TH SarabunPSK" w:cs="TH SarabunPSK"/>
-                <w:sz w:val="32"/>
-                <w:szCs w:val="32"/>
+                <w:sz w:val="28"/>
+                <w:szCs w:val="28"/>
+              </w:rPr>
+            </w:pPr>
+            <w:r>
+              <w:rPr>
+                <w:rFonts w:ascii="TH SarabunPSK" w:hAnsi="TH SarabunPSK" w:cs="TH SarabunPSK"/>
+                <w:sz w:val="28"/>
+                <w:szCs w:val="28"/>
                 <w:cs/>
                 <w:lang w:bidi="th-TH"/>
               </w:rPr>
@@ -12303,15 +12315,15 @@
             <w:pPr>
               <w:rPr>
                 <w:rFonts w:ascii="TH SarabunPSK" w:hAnsi="TH SarabunPSK" w:cs="TH SarabunPSK"/>
-                <w:sz w:val="32"/>
-                <w:szCs w:val="32"/>
-              </w:rPr>
-            </w:pPr>
-            <w:r>
-              <w:rPr>
-                <w:rFonts w:ascii="TH SarabunPSK" w:hAnsi="TH SarabunPSK" w:cs="TH SarabunPSK"/>
-                <w:sz w:val="32"/>
-                <w:szCs w:val="32"/>
+                <w:sz w:val="28"/>
+                <w:szCs w:val="28"/>
+              </w:rPr>
+            </w:pPr>
+            <w:r>
+              <w:rPr>
+                <w:rFonts w:ascii="TH SarabunPSK" w:hAnsi="TH SarabunPSK" w:cs="TH SarabunPSK"/>
+                <w:sz w:val="28"/>
+                <w:szCs w:val="28"/>
                 <w:cs/>
                 <w:lang w:bidi="th-TH"/>
               </w:rPr>
@@ -12327,15 +12339,15 @@
             <w:pPr>
               <w:rPr>
                 <w:rFonts w:ascii="TH SarabunPSK" w:hAnsi="TH SarabunPSK" w:cs="TH SarabunPSK"/>
-                <w:sz w:val="32"/>
-                <w:szCs w:val="32"/>
-              </w:rPr>
-            </w:pPr>
-            <w:r>
-              <w:rPr>
-                <w:rFonts w:ascii="TH SarabunPSK" w:hAnsi="TH SarabunPSK" w:cs="TH SarabunPSK"/>
-                <w:sz w:val="32"/>
-                <w:szCs w:val="32"/>
+                <w:sz w:val="28"/>
+                <w:szCs w:val="28"/>
+              </w:rPr>
+            </w:pPr>
+            <w:r>
+              <w:rPr>
+                <w:rFonts w:ascii="TH SarabunPSK" w:hAnsi="TH SarabunPSK" w:cs="TH SarabunPSK"/>
+                <w:sz w:val="28"/>
+                <w:szCs w:val="28"/>
                 <w:cs/>
                 <w:lang w:bidi="th-TH"/>
               </w:rPr>
@@ -12351,23 +12363,23 @@
             <w:pPr>
               <w:rPr>
                 <w:rFonts w:ascii="TH SarabunPSK" w:hAnsi="TH SarabunPSK" w:cs="TH SarabunPSK"/>
-                <w:sz w:val="32"/>
-                <w:szCs w:val="32"/>
-              </w:rPr>
-            </w:pPr>
-            <w:r>
-              <w:rPr>
-                <w:rFonts w:ascii="TH SarabunPSK" w:hAnsi="TH SarabunPSK" w:cs="TH SarabunPSK"/>
-                <w:sz w:val="32"/>
-                <w:szCs w:val="32"/>
+                <w:sz w:val="28"/>
+                <w:szCs w:val="28"/>
+              </w:rPr>
+            </w:pPr>
+            <w:r>
+              <w:rPr>
+                <w:rFonts w:ascii="TH SarabunPSK" w:hAnsi="TH SarabunPSK" w:cs="TH SarabunPSK"/>
+                <w:sz w:val="28"/>
+                <w:szCs w:val="28"/>
               </w:rPr>
               <w:t>2</w:t>
             </w:r>
             <w:r>
               <w:rPr>
                 <w:rFonts w:ascii="TH SarabunPSK" w:hAnsi="TH SarabunPSK" w:cs="TH SarabunPSK"/>
-                <w:sz w:val="32"/>
-                <w:szCs w:val="32"/>
+                <w:sz w:val="28"/>
+                <w:szCs w:val="28"/>
                 <w:cs/>
                 <w:lang w:bidi="th-TH"/>
               </w:rPr>
@@ -12376,16 +12388,16 @@
             <w:r>
               <w:rPr>
                 <w:rFonts w:ascii="TH SarabunPSK" w:hAnsi="TH SarabunPSK" w:cs="TH SarabunPSK"/>
-                <w:sz w:val="32"/>
-                <w:szCs w:val="32"/>
+                <w:sz w:val="28"/>
+                <w:szCs w:val="28"/>
               </w:rPr>
               <w:t>1</w:t>
             </w:r>
             <w:r>
               <w:rPr>
                 <w:rFonts w:ascii="TH SarabunPSK" w:hAnsi="TH SarabunPSK" w:cs="TH SarabunPSK"/>
-                <w:sz w:val="32"/>
-                <w:szCs w:val="32"/>
+                <w:sz w:val="28"/>
+                <w:szCs w:val="28"/>
                 <w:cs/>
                 <w:lang w:bidi="th-TH"/>
               </w:rPr>
@@ -12394,8 +12406,8 @@
             <w:r>
               <w:rPr>
                 <w:rFonts w:ascii="TH SarabunPSK" w:hAnsi="TH SarabunPSK" w:cs="TH SarabunPSK"/>
-                <w:sz w:val="32"/>
-                <w:szCs w:val="32"/>
+                <w:sz w:val="28"/>
+                <w:szCs w:val="28"/>
               </w:rPr>
               <w:t>0</w:t>
             </w:r>
@@ -12414,15 +12426,15 @@
             <w:pPr>
               <w:rPr>
                 <w:rFonts w:ascii="TH SarabunPSK" w:hAnsi="TH SarabunPSK" w:cs="TH SarabunPSK"/>
-                <w:sz w:val="32"/>
-                <w:szCs w:val="32"/>
-              </w:rPr>
-            </w:pPr>
-            <w:r>
-              <w:rPr>
-                <w:rFonts w:ascii="TH SarabunPSK" w:hAnsi="TH SarabunPSK" w:cs="TH SarabunPSK"/>
-                <w:sz w:val="32"/>
-                <w:szCs w:val="32"/>
+                <w:sz w:val="28"/>
+                <w:szCs w:val="28"/>
+              </w:rPr>
+            </w:pPr>
+            <w:r>
+              <w:rPr>
+                <w:rFonts w:ascii="TH SarabunPSK" w:hAnsi="TH SarabunPSK" w:cs="TH SarabunPSK"/>
+                <w:sz w:val="28"/>
+                <w:szCs w:val="28"/>
               </w:rPr>
               <w:t>3</w:t>
             </w:r>
@@ -12436,15 +12448,15 @@
             <w:pPr>
               <w:rPr>
                 <w:rFonts w:ascii="TH SarabunPSK" w:hAnsi="TH SarabunPSK" w:cs="TH SarabunPSK"/>
-                <w:sz w:val="32"/>
-                <w:szCs w:val="32"/>
-              </w:rPr>
-            </w:pPr>
-            <w:r>
-              <w:rPr>
-                <w:rFonts w:ascii="TH SarabunPSK" w:hAnsi="TH SarabunPSK" w:cs="TH SarabunPSK"/>
-                <w:sz w:val="32"/>
-                <w:szCs w:val="32"/>
+                <w:sz w:val="28"/>
+                <w:szCs w:val="28"/>
+              </w:rPr>
+            </w:pPr>
+            <w:r>
+              <w:rPr>
+                <w:rFonts w:ascii="TH SarabunPSK" w:hAnsi="TH SarabunPSK" w:cs="TH SarabunPSK"/>
+                <w:sz w:val="28"/>
+                <w:szCs w:val="28"/>
               </w:rPr>
               <w:t>A</w:t>
             </w:r>
@@ -12458,15 +12470,15 @@
             <w:pPr>
               <w:rPr>
                 <w:rFonts w:ascii="TH SarabunPSK" w:hAnsi="TH SarabunPSK" w:cs="TH SarabunPSK"/>
-                <w:sz w:val="32"/>
-                <w:szCs w:val="32"/>
-              </w:rPr>
-            </w:pPr>
-            <w:r>
-              <w:rPr>
-                <w:rFonts w:ascii="TH SarabunPSK" w:hAnsi="TH SarabunPSK" w:cs="TH SarabunPSK"/>
-                <w:sz w:val="32"/>
-                <w:szCs w:val="32"/>
+                <w:sz w:val="28"/>
+                <w:szCs w:val="28"/>
+              </w:rPr>
+            </w:pPr>
+            <w:r>
+              <w:rPr>
+                <w:rFonts w:ascii="TH SarabunPSK" w:hAnsi="TH SarabunPSK" w:cs="TH SarabunPSK"/>
+                <w:sz w:val="28"/>
+                <w:szCs w:val="28"/>
                 <w:cs/>
                 <w:lang w:bidi="th-TH"/>
               </w:rPr>
@@ -12482,15 +12494,15 @@
             <w:pPr>
               <w:rPr>
                 <w:rFonts w:ascii="TH SarabunPSK" w:hAnsi="TH SarabunPSK" w:cs="TH SarabunPSK"/>
-                <w:sz w:val="32"/>
-                <w:szCs w:val="32"/>
-              </w:rPr>
-            </w:pPr>
-            <w:r>
-              <w:rPr>
-                <w:rFonts w:ascii="TH SarabunPSK" w:hAnsi="TH SarabunPSK" w:cs="TH SarabunPSK"/>
-                <w:sz w:val="32"/>
-                <w:szCs w:val="32"/>
+                <w:sz w:val="28"/>
+                <w:szCs w:val="28"/>
+              </w:rPr>
+            </w:pPr>
+            <w:r>
+              <w:rPr>
+                <w:rFonts w:ascii="TH SarabunPSK" w:hAnsi="TH SarabunPSK" w:cs="TH SarabunPSK"/>
+                <w:sz w:val="28"/>
+                <w:szCs w:val="28"/>
                 <w:cs/>
                 <w:lang w:bidi="th-TH"/>
               </w:rPr>
@@ -12506,15 +12518,15 @@
             <w:pPr>
               <w:rPr>
                 <w:rFonts w:ascii="TH SarabunPSK" w:hAnsi="TH SarabunPSK" w:cs="TH SarabunPSK"/>
-                <w:sz w:val="32"/>
-                <w:szCs w:val="32"/>
-              </w:rPr>
-            </w:pPr>
-            <w:r>
-              <w:rPr>
-                <w:rFonts w:ascii="TH SarabunPSK" w:hAnsi="TH SarabunPSK" w:cs="TH SarabunPSK"/>
-                <w:sz w:val="32"/>
-                <w:szCs w:val="32"/>
+                <w:sz w:val="28"/>
+                <w:szCs w:val="28"/>
+              </w:rPr>
+            </w:pPr>
+            <w:r>
+              <w:rPr>
+                <w:rFonts w:ascii="TH SarabunPSK" w:hAnsi="TH SarabunPSK" w:cs="TH SarabunPSK"/>
+                <w:sz w:val="28"/>
+                <w:szCs w:val="28"/>
                 <w:cs/>
                 <w:lang w:bidi="th-TH"/>
               </w:rPr>
@@ -12530,23 +12542,23 @@
             <w:pPr>
               <w:rPr>
                 <w:rFonts w:ascii="TH SarabunPSK" w:hAnsi="TH SarabunPSK" w:cs="TH SarabunPSK"/>
-                <w:sz w:val="32"/>
-                <w:szCs w:val="32"/>
-              </w:rPr>
-            </w:pPr>
-            <w:r>
-              <w:rPr>
-                <w:rFonts w:ascii="TH SarabunPSK" w:hAnsi="TH SarabunPSK" w:cs="TH SarabunPSK"/>
-                <w:sz w:val="32"/>
-                <w:szCs w:val="32"/>
+                <w:sz w:val="28"/>
+                <w:szCs w:val="28"/>
+              </w:rPr>
+            </w:pPr>
+            <w:r>
+              <w:rPr>
+                <w:rFonts w:ascii="TH SarabunPSK" w:hAnsi="TH SarabunPSK" w:cs="TH SarabunPSK"/>
+                <w:sz w:val="28"/>
+                <w:szCs w:val="28"/>
               </w:rPr>
               <w:t>0</w:t>
             </w:r>
             <w:r>
               <w:rPr>
                 <w:rFonts w:ascii="TH SarabunPSK" w:hAnsi="TH SarabunPSK" w:cs="TH SarabunPSK"/>
-                <w:sz w:val="32"/>
-                <w:szCs w:val="32"/>
+                <w:sz w:val="28"/>
+                <w:szCs w:val="28"/>
                 <w:cs/>
                 <w:lang w:bidi="th-TH"/>
               </w:rPr>
@@ -12555,16 +12567,16 @@
             <w:r>
               <w:rPr>
                 <w:rFonts w:ascii="TH SarabunPSK" w:hAnsi="TH SarabunPSK" w:cs="TH SarabunPSK"/>
-                <w:sz w:val="32"/>
-                <w:szCs w:val="32"/>
+                <w:sz w:val="28"/>
+                <w:szCs w:val="28"/>
               </w:rPr>
               <w:t>1</w:t>
             </w:r>
             <w:r>
               <w:rPr>
                 <w:rFonts w:ascii="TH SarabunPSK" w:hAnsi="TH SarabunPSK" w:cs="TH SarabunPSK"/>
-                <w:sz w:val="32"/>
-                <w:szCs w:val="32"/>
+                <w:sz w:val="28"/>
+                <w:szCs w:val="28"/>
                 <w:cs/>
                 <w:lang w:bidi="th-TH"/>
               </w:rPr>
@@ -12573,8 +12585,8 @@
             <w:r>
               <w:rPr>
                 <w:rFonts w:ascii="TH SarabunPSK" w:hAnsi="TH SarabunPSK" w:cs="TH SarabunPSK"/>
-                <w:sz w:val="32"/>
-                <w:szCs w:val="32"/>
+                <w:sz w:val="28"/>
+                <w:szCs w:val="28"/>
               </w:rPr>
               <w:t>2</w:t>
             </w:r>
@@ -12593,15 +12605,15 @@
             <w:pPr>
               <w:rPr>
                 <w:rFonts w:ascii="TH SarabunPSK" w:hAnsi="TH SarabunPSK" w:cs="TH SarabunPSK"/>
-                <w:sz w:val="32"/>
-                <w:szCs w:val="32"/>
-              </w:rPr>
-            </w:pPr>
-            <w:r>
-              <w:rPr>
-                <w:rFonts w:ascii="TH SarabunPSK" w:hAnsi="TH SarabunPSK" w:cs="TH SarabunPSK"/>
-                <w:sz w:val="32"/>
-                <w:szCs w:val="32"/>
+                <w:sz w:val="28"/>
+                <w:szCs w:val="28"/>
+              </w:rPr>
+            </w:pPr>
+            <w:r>
+              <w:rPr>
+                <w:rFonts w:ascii="TH SarabunPSK" w:hAnsi="TH SarabunPSK" w:cs="TH SarabunPSK"/>
+                <w:sz w:val="28"/>
+                <w:szCs w:val="28"/>
               </w:rPr>
               <w:t>4</w:t>
             </w:r>
@@ -12615,15 +12627,15 @@
             <w:pPr>
               <w:rPr>
                 <w:rFonts w:ascii="TH SarabunPSK" w:hAnsi="TH SarabunPSK" w:cs="TH SarabunPSK"/>
-                <w:sz w:val="32"/>
-                <w:szCs w:val="32"/>
-              </w:rPr>
-            </w:pPr>
-            <w:r>
-              <w:rPr>
-                <w:rFonts w:ascii="TH SarabunPSK" w:hAnsi="TH SarabunPSK" w:cs="TH SarabunPSK"/>
-                <w:sz w:val="32"/>
-                <w:szCs w:val="32"/>
+                <w:sz w:val="28"/>
+                <w:szCs w:val="28"/>
+              </w:rPr>
+            </w:pPr>
+            <w:r>
+              <w:rPr>
+                <w:rFonts w:ascii="TH SarabunPSK" w:hAnsi="TH SarabunPSK" w:cs="TH SarabunPSK"/>
+                <w:sz w:val="28"/>
+                <w:szCs w:val="28"/>
               </w:rPr>
               <w:t>A</w:t>
             </w:r>
@@ -12637,15 +12649,15 @@
             <w:pPr>
               <w:rPr>
                 <w:rFonts w:ascii="TH SarabunPSK" w:hAnsi="TH SarabunPSK" w:cs="TH SarabunPSK"/>
-                <w:sz w:val="32"/>
-                <w:szCs w:val="32"/>
-              </w:rPr>
-            </w:pPr>
-            <w:r>
-              <w:rPr>
-                <w:rFonts w:ascii="TH SarabunPSK" w:hAnsi="TH SarabunPSK" w:cs="TH SarabunPSK"/>
-                <w:sz w:val="32"/>
-                <w:szCs w:val="32"/>
+                <w:sz w:val="28"/>
+                <w:szCs w:val="28"/>
+              </w:rPr>
+            </w:pPr>
+            <w:r>
+              <w:rPr>
+                <w:rFonts w:ascii="TH SarabunPSK" w:hAnsi="TH SarabunPSK" w:cs="TH SarabunPSK"/>
+                <w:sz w:val="28"/>
+                <w:szCs w:val="28"/>
                 <w:cs/>
                 <w:lang w:bidi="th-TH"/>
               </w:rPr>
@@ -12661,15 +12673,15 @@
             <w:pPr>
               <w:rPr>
                 <w:rFonts w:ascii="TH SarabunPSK" w:hAnsi="TH SarabunPSK" w:cs="TH SarabunPSK"/>
-                <w:sz w:val="32"/>
-                <w:szCs w:val="32"/>
-              </w:rPr>
-            </w:pPr>
-            <w:r>
-              <w:rPr>
-                <w:rFonts w:ascii="TH SarabunPSK" w:hAnsi="TH SarabunPSK" w:cs="TH SarabunPSK"/>
-                <w:sz w:val="32"/>
-                <w:szCs w:val="32"/>
+                <w:sz w:val="28"/>
+                <w:szCs w:val="28"/>
+              </w:rPr>
+            </w:pPr>
+            <w:r>
+              <w:rPr>
+                <w:rFonts w:ascii="TH SarabunPSK" w:hAnsi="TH SarabunPSK" w:cs="TH SarabunPSK"/>
+                <w:sz w:val="28"/>
+                <w:szCs w:val="28"/>
                 <w:cs/>
                 <w:lang w:bidi="th-TH"/>
               </w:rPr>
@@ -12685,15 +12697,15 @@
             <w:pPr>
               <w:rPr>
                 <w:rFonts w:ascii="TH SarabunPSK" w:hAnsi="TH SarabunPSK" w:cs="TH SarabunPSK"/>
-                <w:sz w:val="32"/>
-                <w:szCs w:val="32"/>
-              </w:rPr>
-            </w:pPr>
-            <w:r>
-              <w:rPr>
-                <w:rFonts w:ascii="TH SarabunPSK" w:hAnsi="TH SarabunPSK" w:cs="TH SarabunPSK"/>
-                <w:sz w:val="32"/>
-                <w:szCs w:val="32"/>
+                <w:sz w:val="28"/>
+                <w:szCs w:val="28"/>
+              </w:rPr>
+            </w:pPr>
+            <w:r>
+              <w:rPr>
+                <w:rFonts w:ascii="TH SarabunPSK" w:hAnsi="TH SarabunPSK" w:cs="TH SarabunPSK"/>
+                <w:sz w:val="28"/>
+                <w:szCs w:val="28"/>
                 <w:cs/>
                 <w:lang w:bidi="th-TH"/>
               </w:rPr>
@@ -12709,23 +12721,23 @@
             <w:pPr>
               <w:rPr>
                 <w:rFonts w:ascii="TH SarabunPSK" w:hAnsi="TH SarabunPSK" w:cs="TH SarabunPSK"/>
-                <w:sz w:val="32"/>
-                <w:szCs w:val="32"/>
-              </w:rPr>
-            </w:pPr>
-            <w:r>
-              <w:rPr>
-                <w:rFonts w:ascii="TH SarabunPSK" w:hAnsi="TH SarabunPSK" w:cs="TH SarabunPSK"/>
-                <w:sz w:val="32"/>
-                <w:szCs w:val="32"/>
+                <w:sz w:val="28"/>
+                <w:szCs w:val="28"/>
+              </w:rPr>
+            </w:pPr>
+            <w:r>
+              <w:rPr>
+                <w:rFonts w:ascii="TH SarabunPSK" w:hAnsi="TH SarabunPSK" w:cs="TH SarabunPSK"/>
+                <w:sz w:val="28"/>
+                <w:szCs w:val="28"/>
               </w:rPr>
               <w:t>0</w:t>
             </w:r>
             <w:r>
               <w:rPr>
                 <w:rFonts w:ascii="TH SarabunPSK" w:hAnsi="TH SarabunPSK" w:cs="TH SarabunPSK"/>
-                <w:sz w:val="32"/>
-                <w:szCs w:val="32"/>
+                <w:sz w:val="28"/>
+                <w:szCs w:val="28"/>
                 <w:cs/>
                 <w:lang w:bidi="th-TH"/>
               </w:rPr>
@@ -12734,16 +12746,16 @@
             <w:r>
               <w:rPr>
                 <w:rFonts w:ascii="TH SarabunPSK" w:hAnsi="TH SarabunPSK" w:cs="TH SarabunPSK"/>
-                <w:sz w:val="32"/>
-                <w:szCs w:val="32"/>
+                <w:sz w:val="28"/>
+                <w:szCs w:val="28"/>
               </w:rPr>
               <w:t>1</w:t>
             </w:r>
             <w:r>
               <w:rPr>
                 <w:rFonts w:ascii="TH SarabunPSK" w:hAnsi="TH SarabunPSK" w:cs="TH SarabunPSK"/>
-                <w:sz w:val="32"/>
-                <w:szCs w:val="32"/>
+                <w:sz w:val="28"/>
+                <w:szCs w:val="28"/>
                 <w:cs/>
                 <w:lang w:bidi="th-TH"/>
               </w:rPr>
@@ -12752,8 +12764,8 @@
             <w:r>
               <w:rPr>
                 <w:rFonts w:ascii="TH SarabunPSK" w:hAnsi="TH SarabunPSK" w:cs="TH SarabunPSK"/>
-                <w:sz w:val="32"/>
-                <w:szCs w:val="32"/>
+                <w:sz w:val="28"/>
+                <w:szCs w:val="28"/>
               </w:rPr>
               <w:t>2</w:t>
             </w:r>
@@ -12772,15 +12784,15 @@
             <w:pPr>
               <w:rPr>
                 <w:rFonts w:ascii="TH SarabunPSK" w:hAnsi="TH SarabunPSK" w:cs="TH SarabunPSK"/>
-                <w:sz w:val="32"/>
-                <w:szCs w:val="32"/>
-              </w:rPr>
-            </w:pPr>
-            <w:r>
-              <w:rPr>
-                <w:rFonts w:ascii="TH SarabunPSK" w:hAnsi="TH SarabunPSK" w:cs="TH SarabunPSK"/>
-                <w:sz w:val="32"/>
-                <w:szCs w:val="32"/>
+                <w:sz w:val="28"/>
+                <w:szCs w:val="28"/>
+              </w:rPr>
+            </w:pPr>
+            <w:r>
+              <w:rPr>
+                <w:rFonts w:ascii="TH SarabunPSK" w:hAnsi="TH SarabunPSK" w:cs="TH SarabunPSK"/>
+                <w:sz w:val="28"/>
+                <w:szCs w:val="28"/>
               </w:rPr>
               <w:t>5</w:t>
             </w:r>
@@ -12794,15 +12806,15 @@
             <w:pPr>
               <w:rPr>
                 <w:rFonts w:ascii="TH SarabunPSK" w:hAnsi="TH SarabunPSK" w:cs="TH SarabunPSK"/>
-                <w:sz w:val="32"/>
-                <w:szCs w:val="32"/>
-              </w:rPr>
-            </w:pPr>
-            <w:r>
-              <w:rPr>
-                <w:rFonts w:ascii="TH SarabunPSK" w:hAnsi="TH SarabunPSK" w:cs="TH SarabunPSK"/>
-                <w:sz w:val="32"/>
-                <w:szCs w:val="32"/>
+                <w:sz w:val="28"/>
+                <w:szCs w:val="28"/>
+              </w:rPr>
+            </w:pPr>
+            <w:r>
+              <w:rPr>
+                <w:rFonts w:ascii="TH SarabunPSK" w:hAnsi="TH SarabunPSK" w:cs="TH SarabunPSK"/>
+                <w:sz w:val="28"/>
+                <w:szCs w:val="28"/>
               </w:rPr>
               <w:t>B</w:t>
             </w:r>
@@ -12816,15 +12828,15 @@
             <w:pPr>
               <w:rPr>
                 <w:rFonts w:ascii="TH SarabunPSK" w:hAnsi="TH SarabunPSK" w:cs="TH SarabunPSK"/>
-                <w:sz w:val="32"/>
-                <w:szCs w:val="32"/>
-              </w:rPr>
-            </w:pPr>
-            <w:r>
-              <w:rPr>
-                <w:rFonts w:ascii="TH SarabunPSK" w:hAnsi="TH SarabunPSK" w:cs="TH SarabunPSK"/>
-                <w:sz w:val="32"/>
-                <w:szCs w:val="32"/>
+                <w:sz w:val="28"/>
+                <w:szCs w:val="28"/>
+              </w:rPr>
+            </w:pPr>
+            <w:r>
+              <w:rPr>
+                <w:rFonts w:ascii="TH SarabunPSK" w:hAnsi="TH SarabunPSK" w:cs="TH SarabunPSK"/>
+                <w:sz w:val="28"/>
+                <w:szCs w:val="28"/>
                 <w:cs/>
                 <w:lang w:bidi="th-TH"/>
               </w:rPr>
@@ -12840,15 +12852,15 @@
             <w:pPr>
               <w:rPr>
                 <w:rFonts w:ascii="TH SarabunPSK" w:hAnsi="TH SarabunPSK" w:cs="TH SarabunPSK"/>
-                <w:sz w:val="32"/>
-                <w:szCs w:val="32"/>
-              </w:rPr>
-            </w:pPr>
-            <w:r>
-              <w:rPr>
-                <w:rFonts w:ascii="TH SarabunPSK" w:hAnsi="TH SarabunPSK" w:cs="TH SarabunPSK"/>
-                <w:sz w:val="32"/>
-                <w:szCs w:val="32"/>
+                <w:sz w:val="28"/>
+                <w:szCs w:val="28"/>
+              </w:rPr>
+            </w:pPr>
+            <w:r>
+              <w:rPr>
+                <w:rFonts w:ascii="TH SarabunPSK" w:hAnsi="TH SarabunPSK" w:cs="TH SarabunPSK"/>
+                <w:sz w:val="28"/>
+                <w:szCs w:val="28"/>
                 <w:cs/>
                 <w:lang w:bidi="th-TH"/>
               </w:rPr>
@@ -12864,15 +12876,15 @@
             <w:pPr>
               <w:rPr>
                 <w:rFonts w:ascii="TH SarabunPSK" w:hAnsi="TH SarabunPSK" w:cs="TH SarabunPSK"/>
-                <w:sz w:val="32"/>
-                <w:szCs w:val="32"/>
-              </w:rPr>
-            </w:pPr>
-            <w:r>
-              <w:rPr>
-                <w:rFonts w:ascii="TH SarabunPSK" w:hAnsi="TH SarabunPSK" w:cs="TH SarabunPSK"/>
-                <w:sz w:val="32"/>
-                <w:szCs w:val="32"/>
+                <w:sz w:val="28"/>
+                <w:szCs w:val="28"/>
+              </w:rPr>
+            </w:pPr>
+            <w:r>
+              <w:rPr>
+                <w:rFonts w:ascii="TH SarabunPSK" w:hAnsi="TH SarabunPSK" w:cs="TH SarabunPSK"/>
+                <w:sz w:val="28"/>
+                <w:szCs w:val="28"/>
                 <w:cs/>
                 <w:lang w:bidi="th-TH"/>
               </w:rPr>
@@ -12888,23 +12900,23 @@
             <w:pPr>
               <w:rPr>
                 <w:rFonts w:ascii="TH SarabunPSK" w:hAnsi="TH SarabunPSK" w:cs="TH SarabunPSK"/>
-                <w:sz w:val="32"/>
-                <w:szCs w:val="32"/>
-              </w:rPr>
-            </w:pPr>
-            <w:r>
-              <w:rPr>
-                <w:rFonts w:ascii="TH SarabunPSK" w:hAnsi="TH SarabunPSK" w:cs="TH SarabunPSK"/>
-                <w:sz w:val="32"/>
-                <w:szCs w:val="32"/>
+                <w:sz w:val="28"/>
+                <w:szCs w:val="28"/>
+              </w:rPr>
+            </w:pPr>
+            <w:r>
+              <w:rPr>
+                <w:rFonts w:ascii="TH SarabunPSK" w:hAnsi="TH SarabunPSK" w:cs="TH SarabunPSK"/>
+                <w:sz w:val="28"/>
+                <w:szCs w:val="28"/>
               </w:rPr>
               <w:t>2</w:t>
             </w:r>
             <w:r>
               <w:rPr>
                 <w:rFonts w:ascii="TH SarabunPSK" w:hAnsi="TH SarabunPSK" w:cs="TH SarabunPSK"/>
-                <w:sz w:val="32"/>
-                <w:szCs w:val="32"/>
+                <w:sz w:val="28"/>
+                <w:szCs w:val="28"/>
                 <w:cs/>
                 <w:lang w:bidi="th-TH"/>
               </w:rPr>
@@ -12913,16 +12925,16 @@
             <w:r>
               <w:rPr>
                 <w:rFonts w:ascii="TH SarabunPSK" w:hAnsi="TH SarabunPSK" w:cs="TH SarabunPSK"/>
-                <w:sz w:val="32"/>
-                <w:szCs w:val="32"/>
+                <w:sz w:val="28"/>
+                <w:szCs w:val="28"/>
               </w:rPr>
               <w:t>1</w:t>
             </w:r>
             <w:r>
               <w:rPr>
                 <w:rFonts w:ascii="TH SarabunPSK" w:hAnsi="TH SarabunPSK" w:cs="TH SarabunPSK"/>
-                <w:sz w:val="32"/>
-                <w:szCs w:val="32"/>
+                <w:sz w:val="28"/>
+                <w:szCs w:val="28"/>
                 <w:cs/>
                 <w:lang w:bidi="th-TH"/>
               </w:rPr>
@@ -12931,8 +12943,8 @@
             <w:r>
               <w:rPr>
                 <w:rFonts w:ascii="TH SarabunPSK" w:hAnsi="TH SarabunPSK" w:cs="TH SarabunPSK"/>
-                <w:sz w:val="32"/>
-                <w:szCs w:val="32"/>
+                <w:sz w:val="28"/>
+                <w:szCs w:val="28"/>
               </w:rPr>
               <w:t>0</w:t>
             </w:r>
@@ -12951,15 +12963,15 @@
             <w:pPr>
               <w:rPr>
                 <w:rFonts w:ascii="TH SarabunPSK" w:hAnsi="TH SarabunPSK" w:cs="TH SarabunPSK"/>
-                <w:sz w:val="32"/>
-                <w:szCs w:val="32"/>
-              </w:rPr>
-            </w:pPr>
-            <w:r>
-              <w:rPr>
-                <w:rFonts w:ascii="TH SarabunPSK" w:hAnsi="TH SarabunPSK" w:cs="TH SarabunPSK"/>
-                <w:sz w:val="32"/>
-                <w:szCs w:val="32"/>
+                <w:sz w:val="28"/>
+                <w:szCs w:val="28"/>
+              </w:rPr>
+            </w:pPr>
+            <w:r>
+              <w:rPr>
+                <w:rFonts w:ascii="TH SarabunPSK" w:hAnsi="TH SarabunPSK" w:cs="TH SarabunPSK"/>
+                <w:sz w:val="28"/>
+                <w:szCs w:val="28"/>
               </w:rPr>
               <w:t>6</w:t>
             </w:r>
@@ -12973,15 +12985,15 @@
             <w:pPr>
               <w:rPr>
                 <w:rFonts w:ascii="TH SarabunPSK" w:hAnsi="TH SarabunPSK" w:cs="TH SarabunPSK"/>
-                <w:sz w:val="32"/>
-                <w:szCs w:val="32"/>
-              </w:rPr>
-            </w:pPr>
-            <w:r>
-              <w:rPr>
-                <w:rFonts w:ascii="TH SarabunPSK" w:hAnsi="TH SarabunPSK" w:cs="TH SarabunPSK"/>
-                <w:sz w:val="32"/>
-                <w:szCs w:val="32"/>
+                <w:sz w:val="28"/>
+                <w:szCs w:val="28"/>
+              </w:rPr>
+            </w:pPr>
+            <w:r>
+              <w:rPr>
+                <w:rFonts w:ascii="TH SarabunPSK" w:hAnsi="TH SarabunPSK" w:cs="TH SarabunPSK"/>
+                <w:sz w:val="28"/>
+                <w:szCs w:val="28"/>
               </w:rPr>
               <w:t>A</w:t>
             </w:r>
@@ -12995,15 +13007,15 @@
             <w:pPr>
               <w:rPr>
                 <w:rFonts w:ascii="TH SarabunPSK" w:hAnsi="TH SarabunPSK" w:cs="TH SarabunPSK"/>
-                <w:sz w:val="32"/>
-                <w:szCs w:val="32"/>
-              </w:rPr>
-            </w:pPr>
-            <w:r>
-              <w:rPr>
-                <w:rFonts w:ascii="TH SarabunPSK" w:hAnsi="TH SarabunPSK" w:cs="TH SarabunPSK"/>
-                <w:sz w:val="32"/>
-                <w:szCs w:val="32"/>
+                <w:sz w:val="28"/>
+                <w:szCs w:val="28"/>
+              </w:rPr>
+            </w:pPr>
+            <w:r>
+              <w:rPr>
+                <w:rFonts w:ascii="TH SarabunPSK" w:hAnsi="TH SarabunPSK" w:cs="TH SarabunPSK"/>
+                <w:sz w:val="28"/>
+                <w:szCs w:val="28"/>
                 <w:cs/>
                 <w:lang w:bidi="th-TH"/>
               </w:rPr>
@@ -13019,15 +13031,15 @@
             <w:pPr>
               <w:rPr>
                 <w:rFonts w:ascii="TH SarabunPSK" w:hAnsi="TH SarabunPSK" w:cs="TH SarabunPSK"/>
-                <w:sz w:val="32"/>
-                <w:szCs w:val="32"/>
-              </w:rPr>
-            </w:pPr>
-            <w:r>
-              <w:rPr>
-                <w:rFonts w:ascii="TH SarabunPSK" w:hAnsi="TH SarabunPSK" w:cs="TH SarabunPSK"/>
-                <w:sz w:val="32"/>
-                <w:szCs w:val="32"/>
+                <w:sz w:val="28"/>
+                <w:szCs w:val="28"/>
+              </w:rPr>
+            </w:pPr>
+            <w:r>
+              <w:rPr>
+                <w:rFonts w:ascii="TH SarabunPSK" w:hAnsi="TH SarabunPSK" w:cs="TH SarabunPSK"/>
+                <w:sz w:val="28"/>
+                <w:szCs w:val="28"/>
                 <w:cs/>
                 <w:lang w:bidi="th-TH"/>
               </w:rPr>
@@ -13043,15 +13055,15 @@
             <w:pPr>
               <w:rPr>
                 <w:rFonts w:ascii="TH SarabunPSK" w:hAnsi="TH SarabunPSK" w:cs="TH SarabunPSK"/>
-                <w:sz w:val="32"/>
-                <w:szCs w:val="32"/>
-              </w:rPr>
-            </w:pPr>
-            <w:r>
-              <w:rPr>
-                <w:rFonts w:ascii="TH SarabunPSK" w:hAnsi="TH SarabunPSK" w:cs="TH SarabunPSK"/>
-                <w:sz w:val="32"/>
-                <w:szCs w:val="32"/>
+                <w:sz w:val="28"/>
+                <w:szCs w:val="28"/>
+              </w:rPr>
+            </w:pPr>
+            <w:r>
+              <w:rPr>
+                <w:rFonts w:ascii="TH SarabunPSK" w:hAnsi="TH SarabunPSK" w:cs="TH SarabunPSK"/>
+                <w:sz w:val="28"/>
+                <w:szCs w:val="28"/>
                 <w:cs/>
                 <w:lang w:bidi="th-TH"/>
               </w:rPr>
@@ -13067,23 +13079,23 @@
             <w:pPr>
               <w:rPr>
                 <w:rFonts w:ascii="TH SarabunPSK" w:hAnsi="TH SarabunPSK" w:cs="TH SarabunPSK"/>
-                <w:sz w:val="32"/>
-                <w:szCs w:val="32"/>
-              </w:rPr>
-            </w:pPr>
-            <w:r>
-              <w:rPr>
-                <w:rFonts w:ascii="TH SarabunPSK" w:hAnsi="TH SarabunPSK" w:cs="TH SarabunPSK"/>
-                <w:sz w:val="32"/>
-                <w:szCs w:val="32"/>
+                <w:sz w:val="28"/>
+                <w:szCs w:val="28"/>
+              </w:rPr>
+            </w:pPr>
+            <w:r>
+              <w:rPr>
+                <w:rFonts w:ascii="TH SarabunPSK" w:hAnsi="TH SarabunPSK" w:cs="TH SarabunPSK"/>
+                <w:sz w:val="28"/>
+                <w:szCs w:val="28"/>
               </w:rPr>
               <w:t>0</w:t>
             </w:r>
             <w:r>
               <w:rPr>
                 <w:rFonts w:ascii="TH SarabunPSK" w:hAnsi="TH SarabunPSK" w:cs="TH SarabunPSK"/>
-                <w:sz w:val="32"/>
-                <w:szCs w:val="32"/>
+                <w:sz w:val="28"/>
+                <w:szCs w:val="28"/>
                 <w:cs/>
                 <w:lang w:bidi="th-TH"/>
               </w:rPr>
@@ -13092,16 +13104,16 @@
             <w:r>
               <w:rPr>
                 <w:rFonts w:ascii="TH SarabunPSK" w:hAnsi="TH SarabunPSK" w:cs="TH SarabunPSK"/>
-                <w:sz w:val="32"/>
-                <w:szCs w:val="32"/>
+                <w:sz w:val="28"/>
+                <w:szCs w:val="28"/>
               </w:rPr>
               <w:t>1</w:t>
             </w:r>
             <w:r>
               <w:rPr>
                 <w:rFonts w:ascii="TH SarabunPSK" w:hAnsi="TH SarabunPSK" w:cs="TH SarabunPSK"/>
-                <w:sz w:val="32"/>
-                <w:szCs w:val="32"/>
+                <w:sz w:val="28"/>
+                <w:szCs w:val="28"/>
                 <w:cs/>
                 <w:lang w:bidi="th-TH"/>
               </w:rPr>
@@ -13110,8 +13122,8 @@
             <w:r>
               <w:rPr>
                 <w:rFonts w:ascii="TH SarabunPSK" w:hAnsi="TH SarabunPSK" w:cs="TH SarabunPSK"/>
-                <w:sz w:val="32"/>
-                <w:szCs w:val="32"/>
+                <w:sz w:val="28"/>
+                <w:szCs w:val="28"/>
               </w:rPr>
               <w:t>2</w:t>
             </w:r>
@@ -13130,15 +13142,15 @@
             <w:pPr>
               <w:rPr>
                 <w:rFonts w:ascii="TH SarabunPSK" w:hAnsi="TH SarabunPSK" w:cs="TH SarabunPSK"/>
-                <w:sz w:val="32"/>
-                <w:szCs w:val="32"/>
-              </w:rPr>
-            </w:pPr>
-            <w:r>
-              <w:rPr>
-                <w:rFonts w:ascii="TH SarabunPSK" w:hAnsi="TH SarabunPSK" w:cs="TH SarabunPSK"/>
-                <w:sz w:val="32"/>
-                <w:szCs w:val="32"/>
+                <w:sz w:val="28"/>
+                <w:szCs w:val="28"/>
+              </w:rPr>
+            </w:pPr>
+            <w:r>
+              <w:rPr>
+                <w:rFonts w:ascii="TH SarabunPSK" w:hAnsi="TH SarabunPSK" w:cs="TH SarabunPSK"/>
+                <w:sz w:val="28"/>
+                <w:szCs w:val="28"/>
               </w:rPr>
               <w:t>7</w:t>
             </w:r>
@@ -13152,15 +13164,15 @@
             <w:pPr>
               <w:rPr>
                 <w:rFonts w:ascii="TH SarabunPSK" w:hAnsi="TH SarabunPSK" w:cs="TH SarabunPSK"/>
-                <w:sz w:val="32"/>
-                <w:szCs w:val="32"/>
-              </w:rPr>
-            </w:pPr>
-            <w:r>
-              <w:rPr>
-                <w:rFonts w:ascii="TH SarabunPSK" w:hAnsi="TH SarabunPSK" w:cs="TH SarabunPSK"/>
-                <w:sz w:val="32"/>
-                <w:szCs w:val="32"/>
+                <w:sz w:val="28"/>
+                <w:szCs w:val="28"/>
+              </w:rPr>
+            </w:pPr>
+            <w:r>
+              <w:rPr>
+                <w:rFonts w:ascii="TH SarabunPSK" w:hAnsi="TH SarabunPSK" w:cs="TH SarabunPSK"/>
+                <w:sz w:val="28"/>
+                <w:szCs w:val="28"/>
               </w:rPr>
               <w:t>B</w:t>
             </w:r>
@@ -13174,15 +13186,15 @@
             <w:pPr>
               <w:rPr>
                 <w:rFonts w:ascii="TH SarabunPSK" w:hAnsi="TH SarabunPSK" w:cs="TH SarabunPSK"/>
-                <w:sz w:val="32"/>
-                <w:szCs w:val="32"/>
-              </w:rPr>
-            </w:pPr>
-            <w:r>
-              <w:rPr>
-                <w:rFonts w:ascii="TH SarabunPSK" w:hAnsi="TH SarabunPSK" w:cs="TH SarabunPSK"/>
-                <w:sz w:val="32"/>
-                <w:szCs w:val="32"/>
+                <w:sz w:val="28"/>
+                <w:szCs w:val="28"/>
+              </w:rPr>
+            </w:pPr>
+            <w:r>
+              <w:rPr>
+                <w:rFonts w:ascii="TH SarabunPSK" w:hAnsi="TH SarabunPSK" w:cs="TH SarabunPSK"/>
+                <w:sz w:val="28"/>
+                <w:szCs w:val="28"/>
                 <w:cs/>
                 <w:lang w:bidi="th-TH"/>
               </w:rPr>
@@ -13198,15 +13210,15 @@
             <w:pPr>
               <w:rPr>
                 <w:rFonts w:ascii="TH SarabunPSK" w:hAnsi="TH SarabunPSK" w:cs="TH SarabunPSK"/>
-                <w:sz w:val="32"/>
-                <w:szCs w:val="32"/>
-              </w:rPr>
-            </w:pPr>
-            <w:r>
-              <w:rPr>
-                <w:rFonts w:ascii="TH SarabunPSK" w:hAnsi="TH SarabunPSK" w:cs="TH SarabunPSK"/>
-                <w:sz w:val="32"/>
-                <w:szCs w:val="32"/>
+                <w:sz w:val="28"/>
+                <w:szCs w:val="28"/>
+              </w:rPr>
+            </w:pPr>
+            <w:r>
+              <w:rPr>
+                <w:rFonts w:ascii="TH SarabunPSK" w:hAnsi="TH SarabunPSK" w:cs="TH SarabunPSK"/>
+                <w:sz w:val="28"/>
+                <w:szCs w:val="28"/>
                 <w:cs/>
                 <w:lang w:bidi="th-TH"/>
               </w:rPr>
@@ -13222,15 +13234,15 @@
             <w:pPr>
               <w:rPr>
                 <w:rFonts w:ascii="TH SarabunPSK" w:hAnsi="TH SarabunPSK" w:cs="TH SarabunPSK"/>
-                <w:sz w:val="32"/>
-                <w:szCs w:val="32"/>
-              </w:rPr>
-            </w:pPr>
-            <w:r>
-              <w:rPr>
-                <w:rFonts w:ascii="TH SarabunPSK" w:hAnsi="TH SarabunPSK" w:cs="TH SarabunPSK"/>
-                <w:sz w:val="32"/>
-                <w:szCs w:val="32"/>
+                <w:sz w:val="28"/>
+                <w:szCs w:val="28"/>
+              </w:rPr>
+            </w:pPr>
+            <w:r>
+              <w:rPr>
+                <w:rFonts w:ascii="TH SarabunPSK" w:hAnsi="TH SarabunPSK" w:cs="TH SarabunPSK"/>
+                <w:sz w:val="28"/>
+                <w:szCs w:val="28"/>
                 <w:cs/>
                 <w:lang w:bidi="th-TH"/>
               </w:rPr>
@@ -13246,23 +13258,23 @@
             <w:pPr>
               <w:rPr>
                 <w:rFonts w:ascii="TH SarabunPSK" w:hAnsi="TH SarabunPSK" w:cs="TH SarabunPSK"/>
-                <w:sz w:val="32"/>
-                <w:szCs w:val="32"/>
-              </w:rPr>
-            </w:pPr>
-            <w:r>
-              <w:rPr>
-                <w:rFonts w:ascii="TH SarabunPSK" w:hAnsi="TH SarabunPSK" w:cs="TH SarabunPSK"/>
-                <w:sz w:val="32"/>
-                <w:szCs w:val="32"/>
+                <w:sz w:val="28"/>
+                <w:szCs w:val="28"/>
+              </w:rPr>
+            </w:pPr>
+            <w:r>
+              <w:rPr>
+                <w:rFonts w:ascii="TH SarabunPSK" w:hAnsi="TH SarabunPSK" w:cs="TH SarabunPSK"/>
+                <w:sz w:val="28"/>
+                <w:szCs w:val="28"/>
               </w:rPr>
               <w:t>2</w:t>
             </w:r>
             <w:r>
               <w:rPr>
                 <w:rFonts w:ascii="TH SarabunPSK" w:hAnsi="TH SarabunPSK" w:cs="TH SarabunPSK"/>
-                <w:sz w:val="32"/>
-                <w:szCs w:val="32"/>
+                <w:sz w:val="28"/>
+                <w:szCs w:val="28"/>
                 <w:cs/>
                 <w:lang w:bidi="th-TH"/>
               </w:rPr>
@@ -13271,16 +13283,16 @@
             <w:r>
               <w:rPr>
                 <w:rFonts w:ascii="TH SarabunPSK" w:hAnsi="TH SarabunPSK" w:cs="TH SarabunPSK"/>
-                <w:sz w:val="32"/>
-                <w:szCs w:val="32"/>
+                <w:sz w:val="28"/>
+                <w:szCs w:val="28"/>
               </w:rPr>
               <w:t>1</w:t>
             </w:r>
             <w:r>
               <w:rPr>
                 <w:rFonts w:ascii="TH SarabunPSK" w:hAnsi="TH SarabunPSK" w:cs="TH SarabunPSK"/>
-                <w:sz w:val="32"/>
-                <w:szCs w:val="32"/>
+                <w:sz w:val="28"/>
+                <w:szCs w:val="28"/>
                 <w:cs/>
                 <w:lang w:bidi="th-TH"/>
               </w:rPr>
@@ -13289,8 +13301,8 @@
             <w:r>
               <w:rPr>
                 <w:rFonts w:ascii="TH SarabunPSK" w:hAnsi="TH SarabunPSK" w:cs="TH SarabunPSK"/>
-                <w:sz w:val="32"/>
-                <w:szCs w:val="32"/>
+                <w:sz w:val="28"/>
+                <w:szCs w:val="28"/>
               </w:rPr>
               <w:t>0</w:t>
             </w:r>
@@ -13309,15 +13321,15 @@
             <w:pPr>
               <w:rPr>
                 <w:rFonts w:ascii="TH SarabunPSK" w:hAnsi="TH SarabunPSK" w:cs="TH SarabunPSK"/>
-                <w:sz w:val="32"/>
-                <w:szCs w:val="32"/>
-              </w:rPr>
-            </w:pPr>
-            <w:r>
-              <w:rPr>
-                <w:rFonts w:ascii="TH SarabunPSK" w:hAnsi="TH SarabunPSK" w:cs="TH SarabunPSK"/>
-                <w:sz w:val="32"/>
-                <w:szCs w:val="32"/>
+                <w:sz w:val="28"/>
+                <w:szCs w:val="28"/>
+              </w:rPr>
+            </w:pPr>
+            <w:r>
+              <w:rPr>
+                <w:rFonts w:ascii="TH SarabunPSK" w:hAnsi="TH SarabunPSK" w:cs="TH SarabunPSK"/>
+                <w:sz w:val="28"/>
+                <w:szCs w:val="28"/>
               </w:rPr>
               <w:t>8</w:t>
             </w:r>
@@ -13331,15 +13343,15 @@
             <w:pPr>
               <w:rPr>
                 <w:rFonts w:ascii="TH SarabunPSK" w:hAnsi="TH SarabunPSK" w:cs="TH SarabunPSK"/>
-                <w:sz w:val="32"/>
-                <w:szCs w:val="32"/>
-              </w:rPr>
-            </w:pPr>
-            <w:r>
-              <w:rPr>
-                <w:rFonts w:ascii="TH SarabunPSK" w:hAnsi="TH SarabunPSK" w:cs="TH SarabunPSK"/>
-                <w:sz w:val="32"/>
-                <w:szCs w:val="32"/>
+                <w:sz w:val="28"/>
+                <w:szCs w:val="28"/>
+              </w:rPr>
+            </w:pPr>
+            <w:r>
+              <w:rPr>
+                <w:rFonts w:ascii="TH SarabunPSK" w:hAnsi="TH SarabunPSK" w:cs="TH SarabunPSK"/>
+                <w:sz w:val="28"/>
+                <w:szCs w:val="28"/>
               </w:rPr>
               <w:t>B</w:t>
             </w:r>
@@ -13353,15 +13365,15 @@
             <w:pPr>
               <w:rPr>
                 <w:rFonts w:ascii="TH SarabunPSK" w:hAnsi="TH SarabunPSK" w:cs="TH SarabunPSK"/>
-                <w:sz w:val="32"/>
-                <w:szCs w:val="32"/>
-              </w:rPr>
-            </w:pPr>
-            <w:r>
-              <w:rPr>
-                <w:rFonts w:ascii="TH SarabunPSK" w:hAnsi="TH SarabunPSK" w:cs="TH SarabunPSK"/>
-                <w:sz w:val="32"/>
-                <w:szCs w:val="32"/>
+                <w:sz w:val="28"/>
+                <w:szCs w:val="28"/>
+              </w:rPr>
+            </w:pPr>
+            <w:r>
+              <w:rPr>
+                <w:rFonts w:ascii="TH SarabunPSK" w:hAnsi="TH SarabunPSK" w:cs="TH SarabunPSK"/>
+                <w:sz w:val="28"/>
+                <w:szCs w:val="28"/>
                 <w:cs/>
                 <w:lang w:bidi="th-TH"/>
               </w:rPr>
@@ -13377,15 +13389,15 @@
             <w:pPr>
               <w:rPr>
                 <w:rFonts w:ascii="TH SarabunPSK" w:hAnsi="TH SarabunPSK" w:cs="TH SarabunPSK"/>
-                <w:sz w:val="32"/>
-                <w:szCs w:val="32"/>
-              </w:rPr>
-            </w:pPr>
-            <w:r>
-              <w:rPr>
-                <w:rFonts w:ascii="TH SarabunPSK" w:hAnsi="TH SarabunPSK" w:cs="TH SarabunPSK"/>
-                <w:sz w:val="32"/>
-                <w:szCs w:val="32"/>
+                <w:sz w:val="28"/>
+                <w:szCs w:val="28"/>
+              </w:rPr>
+            </w:pPr>
+            <w:r>
+              <w:rPr>
+                <w:rFonts w:ascii="TH SarabunPSK" w:hAnsi="TH SarabunPSK" w:cs="TH SarabunPSK"/>
+                <w:sz w:val="28"/>
+                <w:szCs w:val="28"/>
                 <w:cs/>
                 <w:lang w:bidi="th-TH"/>
               </w:rPr>
@@ -13401,15 +13413,15 @@
             <w:pPr>
               <w:rPr>
                 <w:rFonts w:ascii="TH SarabunPSK" w:hAnsi="TH SarabunPSK" w:cs="TH SarabunPSK"/>
-                <w:sz w:val="32"/>
-                <w:szCs w:val="32"/>
-              </w:rPr>
-            </w:pPr>
-            <w:r>
-              <w:rPr>
-                <w:rFonts w:ascii="TH SarabunPSK" w:hAnsi="TH SarabunPSK" w:cs="TH SarabunPSK"/>
-                <w:sz w:val="32"/>
-                <w:szCs w:val="32"/>
+                <w:sz w:val="28"/>
+                <w:szCs w:val="28"/>
+              </w:rPr>
+            </w:pPr>
+            <w:r>
+              <w:rPr>
+                <w:rFonts w:ascii="TH SarabunPSK" w:hAnsi="TH SarabunPSK" w:cs="TH SarabunPSK"/>
+                <w:sz w:val="28"/>
+                <w:szCs w:val="28"/>
                 <w:cs/>
                 <w:lang w:bidi="th-TH"/>
               </w:rPr>
@@ -13425,23 +13437,23 @@
             <w:pPr>
               <w:rPr>
                 <w:rFonts w:ascii="TH SarabunPSK" w:hAnsi="TH SarabunPSK" w:cs="TH SarabunPSK"/>
-                <w:sz w:val="32"/>
-                <w:szCs w:val="32"/>
-              </w:rPr>
-            </w:pPr>
-            <w:r>
-              <w:rPr>
-                <w:rFonts w:ascii="TH SarabunPSK" w:hAnsi="TH SarabunPSK" w:cs="TH SarabunPSK"/>
-                <w:sz w:val="32"/>
-                <w:szCs w:val="32"/>
+                <w:sz w:val="28"/>
+                <w:szCs w:val="28"/>
+              </w:rPr>
+            </w:pPr>
+            <w:r>
+              <w:rPr>
+                <w:rFonts w:ascii="TH SarabunPSK" w:hAnsi="TH SarabunPSK" w:cs="TH SarabunPSK"/>
+                <w:sz w:val="28"/>
+                <w:szCs w:val="28"/>
               </w:rPr>
               <w:t>2</w:t>
             </w:r>
             <w:r>
               <w:rPr>
                 <w:rFonts w:ascii="TH SarabunPSK" w:hAnsi="TH SarabunPSK" w:cs="TH SarabunPSK"/>
-                <w:sz w:val="32"/>
-                <w:szCs w:val="32"/>
+                <w:sz w:val="28"/>
+                <w:szCs w:val="28"/>
                 <w:cs/>
                 <w:lang w:bidi="th-TH"/>
               </w:rPr>
@@ -13450,16 +13462,16 @@
             <w:r>
               <w:rPr>
                 <w:rFonts w:ascii="TH SarabunPSK" w:hAnsi="TH SarabunPSK" w:cs="TH SarabunPSK"/>
-                <w:sz w:val="32"/>
-                <w:szCs w:val="32"/>
+                <w:sz w:val="28"/>
+                <w:szCs w:val="28"/>
               </w:rPr>
               <w:t>1</w:t>
             </w:r>
             <w:r>
               <w:rPr>
                 <w:rFonts w:ascii="TH SarabunPSK" w:hAnsi="TH SarabunPSK" w:cs="TH SarabunPSK"/>
-                <w:sz w:val="32"/>
-                <w:szCs w:val="32"/>
+                <w:sz w:val="28"/>
+                <w:szCs w:val="28"/>
                 <w:cs/>
                 <w:lang w:bidi="th-TH"/>
               </w:rPr>
@@ -13468,8 +13480,8 @@
             <w:r>
               <w:rPr>
                 <w:rFonts w:ascii="TH SarabunPSK" w:hAnsi="TH SarabunPSK" w:cs="TH SarabunPSK"/>
-                <w:sz w:val="32"/>
-                <w:szCs w:val="32"/>
+                <w:sz w:val="28"/>
+                <w:szCs w:val="28"/>
               </w:rPr>
               <w:t>0</w:t>
             </w:r>
@@ -13489,23 +13501,23 @@
             <w:pPr>
               <w:rPr>
                 <w:rFonts w:ascii="TH SarabunPSK" w:hAnsi="TH SarabunPSK" w:cs="TH SarabunPSK"/>
-                <w:sz w:val="32"/>
-                <w:szCs w:val="32"/>
-              </w:rPr>
-            </w:pPr>
-            <w:r>
-              <w:rPr>
-                <w:rFonts w:ascii="TH SarabunPSK" w:hAnsi="TH SarabunPSK" w:cs="TH SarabunPSK"/>
-                <w:sz w:val="32"/>
-                <w:szCs w:val="32"/>
+                <w:sz w:val="28"/>
+                <w:szCs w:val="28"/>
+              </w:rPr>
+            </w:pPr>
+            <w:r>
+              <w:rPr>
+                <w:rFonts w:ascii="TH SarabunPSK" w:hAnsi="TH SarabunPSK" w:cs="TH SarabunPSK"/>
+                <w:sz w:val="28"/>
+                <w:szCs w:val="28"/>
               </w:rPr>
               <w:t xml:space="preserve">9 </w:t>
             </w:r>
             <w:r>
               <w:rPr>
                 <w:rFonts w:ascii="Segoe UI Symbol" w:hAnsi="Segoe UI Symbol" w:cs="Segoe UI Symbol" w:hint="cs"/>
-                <w:sz w:val="32"/>
-                <w:szCs w:val="32"/>
+                <w:sz w:val="28"/>
+                <w:szCs w:val="28"/>
                 <w:cs/>
                 <w:lang w:bidi="th-TH"/>
               </w:rPr>
@@ -13522,15 +13534,15 @@
             <w:pPr>
               <w:rPr>
                 <w:rFonts w:ascii="TH SarabunPSK" w:hAnsi="TH SarabunPSK" w:cs="TH SarabunPSK"/>
-                <w:sz w:val="32"/>
-                <w:szCs w:val="32"/>
-              </w:rPr>
-            </w:pPr>
-            <w:r>
-              <w:rPr>
-                <w:rFonts w:ascii="TH SarabunPSK" w:hAnsi="TH SarabunPSK" w:cs="TH SarabunPSK"/>
-                <w:sz w:val="32"/>
-                <w:szCs w:val="32"/>
+                <w:sz w:val="28"/>
+                <w:szCs w:val="28"/>
+              </w:rPr>
+            </w:pPr>
+            <w:r>
+              <w:rPr>
+                <w:rFonts w:ascii="TH SarabunPSK" w:hAnsi="TH SarabunPSK" w:cs="TH SarabunPSK"/>
+                <w:sz w:val="28"/>
+                <w:szCs w:val="28"/>
               </w:rPr>
               <w:t>A</w:t>
             </w:r>
@@ -13545,15 +13557,15 @@
             <w:pPr>
               <w:rPr>
                 <w:rFonts w:ascii="TH SarabunPSK" w:hAnsi="TH SarabunPSK" w:cs="TH SarabunPSK"/>
-                <w:sz w:val="32"/>
-                <w:szCs w:val="32"/>
-              </w:rPr>
-            </w:pPr>
-            <w:r>
-              <w:rPr>
-                <w:rFonts w:ascii="TH SarabunPSK" w:hAnsi="TH SarabunPSK" w:cs="TH SarabunPSK"/>
-                <w:sz w:val="32"/>
-                <w:szCs w:val="32"/>
+                <w:sz w:val="28"/>
+                <w:szCs w:val="28"/>
+              </w:rPr>
+            </w:pPr>
+            <w:r>
+              <w:rPr>
+                <w:rFonts w:ascii="TH SarabunPSK" w:hAnsi="TH SarabunPSK" w:cs="TH SarabunPSK"/>
+                <w:sz w:val="28"/>
+                <w:szCs w:val="28"/>
                 <w:cs/>
                 <w:lang w:bidi="th-TH"/>
               </w:rPr>
@@ -13570,15 +13582,15 @@
             <w:pPr>
               <w:rPr>
                 <w:rFonts w:ascii="TH SarabunPSK" w:hAnsi="TH SarabunPSK" w:cs="TH SarabunPSK"/>
-                <w:sz w:val="32"/>
-                <w:szCs w:val="32"/>
-              </w:rPr>
-            </w:pPr>
-            <w:r>
-              <w:rPr>
-                <w:rFonts w:ascii="TH SarabunPSK" w:hAnsi="TH SarabunPSK" w:cs="TH SarabunPSK"/>
-                <w:sz w:val="32"/>
-                <w:szCs w:val="32"/>
+                <w:sz w:val="28"/>
+                <w:szCs w:val="28"/>
+              </w:rPr>
+            </w:pPr>
+            <w:r>
+              <w:rPr>
+                <w:rFonts w:ascii="TH SarabunPSK" w:hAnsi="TH SarabunPSK" w:cs="TH SarabunPSK"/>
+                <w:sz w:val="28"/>
+                <w:szCs w:val="28"/>
                 <w:cs/>
                 <w:lang w:bidi="th-TH"/>
               </w:rPr>
@@ -13595,15 +13607,15 @@
             <w:pPr>
               <w:rPr>
                 <w:rFonts w:ascii="TH SarabunPSK" w:hAnsi="TH SarabunPSK" w:cs="TH SarabunPSK"/>
-                <w:sz w:val="32"/>
-                <w:szCs w:val="32"/>
-              </w:rPr>
-            </w:pPr>
-            <w:r>
-              <w:rPr>
-                <w:rFonts w:ascii="TH SarabunPSK" w:hAnsi="TH SarabunPSK" w:cs="TH SarabunPSK"/>
-                <w:sz w:val="32"/>
-                <w:szCs w:val="32"/>
+                <w:sz w:val="28"/>
+                <w:szCs w:val="28"/>
+              </w:rPr>
+            </w:pPr>
+            <w:r>
+              <w:rPr>
+                <w:rFonts w:ascii="TH SarabunPSK" w:hAnsi="TH SarabunPSK" w:cs="TH SarabunPSK"/>
+                <w:sz w:val="28"/>
+                <w:szCs w:val="28"/>
                 <w:cs/>
                 <w:lang w:bidi="th-TH"/>
               </w:rPr>
@@ -13620,23 +13632,23 @@
             <w:pPr>
               <w:rPr>
                 <w:rFonts w:ascii="TH SarabunPSK" w:hAnsi="TH SarabunPSK" w:cs="TH SarabunPSK"/>
-                <w:sz w:val="32"/>
-                <w:szCs w:val="32"/>
-              </w:rPr>
-            </w:pPr>
-            <w:r>
-              <w:rPr>
-                <w:rFonts w:ascii="TH SarabunPSK" w:hAnsi="TH SarabunPSK" w:cs="TH SarabunPSK"/>
-                <w:sz w:val="32"/>
-                <w:szCs w:val="32"/>
+                <w:sz w:val="28"/>
+                <w:szCs w:val="28"/>
+              </w:rPr>
+            </w:pPr>
+            <w:r>
+              <w:rPr>
+                <w:rFonts w:ascii="TH SarabunPSK" w:hAnsi="TH SarabunPSK" w:cs="TH SarabunPSK"/>
+                <w:sz w:val="28"/>
+                <w:szCs w:val="28"/>
               </w:rPr>
               <w:t>0</w:t>
             </w:r>
             <w:r>
               <w:rPr>
                 <w:rFonts w:ascii="TH SarabunPSK" w:hAnsi="TH SarabunPSK" w:cs="TH SarabunPSK"/>
-                <w:sz w:val="32"/>
-                <w:szCs w:val="32"/>
+                <w:sz w:val="28"/>
+                <w:szCs w:val="28"/>
                 <w:cs/>
                 <w:lang w:bidi="th-TH"/>
               </w:rPr>
@@ -13645,16 +13657,16 @@
             <w:r>
               <w:rPr>
                 <w:rFonts w:ascii="TH SarabunPSK" w:hAnsi="TH SarabunPSK" w:cs="TH SarabunPSK"/>
-                <w:sz w:val="32"/>
-                <w:szCs w:val="32"/>
+                <w:sz w:val="28"/>
+                <w:szCs w:val="28"/>
               </w:rPr>
               <w:t>1</w:t>
             </w:r>
             <w:r>
               <w:rPr>
                 <w:rFonts w:ascii="TH SarabunPSK" w:hAnsi="TH SarabunPSK" w:cs="TH SarabunPSK"/>
-                <w:sz w:val="32"/>
-                <w:szCs w:val="32"/>
+                <w:sz w:val="28"/>
+                <w:szCs w:val="28"/>
                 <w:cs/>
                 <w:lang w:bidi="th-TH"/>
               </w:rPr>
@@ -13663,8 +13675,8 @@
             <w:r>
               <w:rPr>
                 <w:rFonts w:ascii="TH SarabunPSK" w:hAnsi="TH SarabunPSK" w:cs="TH SarabunPSK"/>
-                <w:sz w:val="32"/>
-                <w:szCs w:val="32"/>
+                <w:sz w:val="28"/>
+                <w:szCs w:val="28"/>
               </w:rPr>
               <w:t>2</w:t>
             </w:r>
@@ -13683,15 +13695,15 @@
             <w:pPr>
               <w:rPr>
                 <w:rFonts w:ascii="TH SarabunPSK" w:hAnsi="TH SarabunPSK" w:cs="TH SarabunPSK"/>
-                <w:sz w:val="32"/>
-                <w:szCs w:val="32"/>
-              </w:rPr>
-            </w:pPr>
-            <w:r>
-              <w:rPr>
-                <w:rFonts w:ascii="TH SarabunPSK" w:hAnsi="TH SarabunPSK" w:cs="TH SarabunPSK"/>
-                <w:sz w:val="32"/>
-                <w:szCs w:val="32"/>
+                <w:sz w:val="28"/>
+                <w:szCs w:val="28"/>
+              </w:rPr>
+            </w:pPr>
+            <w:r>
+              <w:rPr>
+                <w:rFonts w:ascii="TH SarabunPSK" w:hAnsi="TH SarabunPSK" w:cs="TH SarabunPSK"/>
+                <w:sz w:val="28"/>
+                <w:szCs w:val="28"/>
               </w:rPr>
               <w:t>10</w:t>
             </w:r>
@@ -13705,15 +13717,15 @@
             <w:pPr>
               <w:rPr>
                 <w:rFonts w:ascii="TH SarabunPSK" w:hAnsi="TH SarabunPSK" w:cs="TH SarabunPSK"/>
-                <w:sz w:val="32"/>
-                <w:szCs w:val="32"/>
-              </w:rPr>
-            </w:pPr>
-            <w:r>
-              <w:rPr>
-                <w:rFonts w:ascii="TH SarabunPSK" w:hAnsi="TH SarabunPSK" w:cs="TH SarabunPSK"/>
-                <w:sz w:val="32"/>
-                <w:szCs w:val="32"/>
+                <w:sz w:val="28"/>
+                <w:szCs w:val="28"/>
+              </w:rPr>
+            </w:pPr>
+            <w:r>
+              <w:rPr>
+                <w:rFonts w:ascii="TH SarabunPSK" w:hAnsi="TH SarabunPSK" w:cs="TH SarabunPSK"/>
+                <w:sz w:val="28"/>
+                <w:szCs w:val="28"/>
               </w:rPr>
               <w:t>B</w:t>
             </w:r>
@@ -13727,15 +13739,15 @@
             <w:pPr>
               <w:rPr>
                 <w:rFonts w:ascii="TH SarabunPSK" w:hAnsi="TH SarabunPSK" w:cs="TH SarabunPSK"/>
-                <w:sz w:val="32"/>
-                <w:szCs w:val="32"/>
-              </w:rPr>
-            </w:pPr>
-            <w:r>
-              <w:rPr>
-                <w:rFonts w:ascii="TH SarabunPSK" w:hAnsi="TH SarabunPSK" w:cs="TH SarabunPSK"/>
-                <w:sz w:val="32"/>
-                <w:szCs w:val="32"/>
+                <w:sz w:val="28"/>
+                <w:szCs w:val="28"/>
+              </w:rPr>
+            </w:pPr>
+            <w:r>
+              <w:rPr>
+                <w:rFonts w:ascii="TH SarabunPSK" w:hAnsi="TH SarabunPSK" w:cs="TH SarabunPSK"/>
+                <w:sz w:val="28"/>
+                <w:szCs w:val="28"/>
                 <w:cs/>
                 <w:lang w:bidi="th-TH"/>
               </w:rPr>
@@ -13751,15 +13763,15 @@
             <w:pPr>
               <w:rPr>
                 <w:rFonts w:ascii="TH SarabunPSK" w:hAnsi="TH SarabunPSK" w:cs="TH SarabunPSK"/>
-                <w:sz w:val="32"/>
-                <w:szCs w:val="32"/>
-              </w:rPr>
-            </w:pPr>
-            <w:r>
-              <w:rPr>
-                <w:rFonts w:ascii="TH SarabunPSK" w:hAnsi="TH SarabunPSK" w:cs="TH SarabunPSK"/>
-                <w:sz w:val="32"/>
-                <w:szCs w:val="32"/>
+                <w:sz w:val="28"/>
+                <w:szCs w:val="28"/>
+              </w:rPr>
+            </w:pPr>
+            <w:r>
+              <w:rPr>
+                <w:rFonts w:ascii="TH SarabunPSK" w:hAnsi="TH SarabunPSK" w:cs="TH SarabunPSK"/>
+                <w:sz w:val="28"/>
+                <w:szCs w:val="28"/>
                 <w:cs/>
                 <w:lang w:bidi="th-TH"/>
               </w:rPr>
@@ -13775,15 +13787,15 @@
             <w:pPr>
               <w:rPr>
                 <w:rFonts w:ascii="TH SarabunPSK" w:hAnsi="TH SarabunPSK" w:cs="TH SarabunPSK"/>
-                <w:sz w:val="32"/>
-                <w:szCs w:val="32"/>
-              </w:rPr>
-            </w:pPr>
-            <w:r>
-              <w:rPr>
-                <w:rFonts w:ascii="TH SarabunPSK" w:hAnsi="TH SarabunPSK" w:cs="TH SarabunPSK"/>
-                <w:sz w:val="32"/>
-                <w:szCs w:val="32"/>
+                <w:sz w:val="28"/>
+                <w:szCs w:val="28"/>
+              </w:rPr>
+            </w:pPr>
+            <w:r>
+              <w:rPr>
+                <w:rFonts w:ascii="TH SarabunPSK" w:hAnsi="TH SarabunPSK" w:cs="TH SarabunPSK"/>
+                <w:sz w:val="28"/>
+                <w:szCs w:val="28"/>
                 <w:cs/>
                 <w:lang w:bidi="th-TH"/>
               </w:rPr>
@@ -13799,23 +13811,23 @@
             <w:pPr>
               <w:rPr>
                 <w:rFonts w:ascii="TH SarabunPSK" w:hAnsi="TH SarabunPSK" w:cs="TH SarabunPSK"/>
-                <w:sz w:val="32"/>
-                <w:szCs w:val="32"/>
-              </w:rPr>
-            </w:pPr>
-            <w:r>
-              <w:rPr>
-                <w:rFonts w:ascii="TH SarabunPSK" w:hAnsi="TH SarabunPSK" w:cs="TH SarabunPSK"/>
-                <w:sz w:val="32"/>
-                <w:szCs w:val="32"/>
+                <w:sz w:val="28"/>
+                <w:szCs w:val="28"/>
+              </w:rPr>
+            </w:pPr>
+            <w:r>
+              <w:rPr>
+                <w:rFonts w:ascii="TH SarabunPSK" w:hAnsi="TH SarabunPSK" w:cs="TH SarabunPSK"/>
+                <w:sz w:val="28"/>
+                <w:szCs w:val="28"/>
               </w:rPr>
               <w:t>2</w:t>
             </w:r>
             <w:r>
               <w:rPr>
                 <w:rFonts w:ascii="TH SarabunPSK" w:hAnsi="TH SarabunPSK" w:cs="TH SarabunPSK"/>
-                <w:sz w:val="32"/>
-                <w:szCs w:val="32"/>
+                <w:sz w:val="28"/>
+                <w:szCs w:val="28"/>
                 <w:cs/>
                 <w:lang w:bidi="th-TH"/>
               </w:rPr>
@@ -13824,16 +13836,16 @@
             <w:r>
               <w:rPr>
                 <w:rFonts w:ascii="TH SarabunPSK" w:hAnsi="TH SarabunPSK" w:cs="TH SarabunPSK"/>
-                <w:sz w:val="32"/>
-                <w:szCs w:val="32"/>
+                <w:sz w:val="28"/>
+                <w:szCs w:val="28"/>
               </w:rPr>
               <w:t>1</w:t>
             </w:r>
             <w:r>
               <w:rPr>
                 <w:rFonts w:ascii="TH SarabunPSK" w:hAnsi="TH SarabunPSK" w:cs="TH SarabunPSK"/>
-                <w:sz w:val="32"/>
-                <w:szCs w:val="32"/>
+                <w:sz w:val="28"/>
+                <w:szCs w:val="28"/>
                 <w:cs/>
                 <w:lang w:bidi="th-TH"/>
               </w:rPr>
@@ -13842,8 +13854,8 @@
             <w:r>
               <w:rPr>
                 <w:rFonts w:ascii="TH SarabunPSK" w:hAnsi="TH SarabunPSK" w:cs="TH SarabunPSK"/>
-                <w:sz w:val="32"/>
-                <w:szCs w:val="32"/>
+                <w:sz w:val="28"/>
+                <w:szCs w:val="28"/>
               </w:rPr>
               <w:t>0</w:t>
             </w:r>
@@ -13862,15 +13874,15 @@
             <w:pPr>
               <w:rPr>
                 <w:rFonts w:ascii="TH SarabunPSK" w:hAnsi="TH SarabunPSK" w:cs="TH SarabunPSK"/>
-                <w:sz w:val="32"/>
-                <w:szCs w:val="32"/>
-              </w:rPr>
-            </w:pPr>
-            <w:r>
-              <w:rPr>
-                <w:rFonts w:ascii="TH SarabunPSK" w:hAnsi="TH SarabunPSK" w:cs="TH SarabunPSK"/>
-                <w:sz w:val="32"/>
-                <w:szCs w:val="32"/>
+                <w:sz w:val="28"/>
+                <w:szCs w:val="28"/>
+              </w:rPr>
+            </w:pPr>
+            <w:r>
+              <w:rPr>
+                <w:rFonts w:ascii="TH SarabunPSK" w:hAnsi="TH SarabunPSK" w:cs="TH SarabunPSK"/>
+                <w:sz w:val="28"/>
+                <w:szCs w:val="28"/>
               </w:rPr>
               <w:t>11</w:t>
             </w:r>
@@ -13884,15 +13896,15 @@
             <w:pPr>
               <w:rPr>
                 <w:rFonts w:ascii="TH SarabunPSK" w:hAnsi="TH SarabunPSK" w:cs="TH SarabunPSK"/>
-                <w:sz w:val="32"/>
-                <w:szCs w:val="32"/>
-              </w:rPr>
-            </w:pPr>
-            <w:r>
-              <w:rPr>
-                <w:rFonts w:ascii="TH SarabunPSK" w:hAnsi="TH SarabunPSK" w:cs="TH SarabunPSK"/>
-                <w:sz w:val="32"/>
-                <w:szCs w:val="32"/>
+                <w:sz w:val="28"/>
+                <w:szCs w:val="28"/>
+              </w:rPr>
+            </w:pPr>
+            <w:r>
+              <w:rPr>
+                <w:rFonts w:ascii="TH SarabunPSK" w:hAnsi="TH SarabunPSK" w:cs="TH SarabunPSK"/>
+                <w:sz w:val="28"/>
+                <w:szCs w:val="28"/>
               </w:rPr>
               <w:t>B</w:t>
             </w:r>
@@ -13906,15 +13918,15 @@
             <w:pPr>
               <w:rPr>
                 <w:rFonts w:ascii="TH SarabunPSK" w:hAnsi="TH SarabunPSK" w:cs="TH SarabunPSK"/>
-                <w:sz w:val="32"/>
-                <w:szCs w:val="32"/>
-              </w:rPr>
-            </w:pPr>
-            <w:r>
-              <w:rPr>
-                <w:rFonts w:ascii="TH SarabunPSK" w:hAnsi="TH SarabunPSK" w:cs="TH SarabunPSK"/>
-                <w:sz w:val="32"/>
-                <w:szCs w:val="32"/>
+                <w:sz w:val="28"/>
+                <w:szCs w:val="28"/>
+              </w:rPr>
+            </w:pPr>
+            <w:r>
+              <w:rPr>
+                <w:rFonts w:ascii="TH SarabunPSK" w:hAnsi="TH SarabunPSK" w:cs="TH SarabunPSK"/>
+                <w:sz w:val="28"/>
+                <w:szCs w:val="28"/>
                 <w:cs/>
                 <w:lang w:bidi="th-TH"/>
               </w:rPr>
@@ -13930,15 +13942,15 @@
             <w:pPr>
               <w:rPr>
                 <w:rFonts w:ascii="TH SarabunPSK" w:hAnsi="TH SarabunPSK" w:cs="TH SarabunPSK"/>
-                <w:sz w:val="32"/>
-                <w:szCs w:val="32"/>
-              </w:rPr>
-            </w:pPr>
-            <w:r>
-              <w:rPr>
-                <w:rFonts w:ascii="TH SarabunPSK" w:hAnsi="TH SarabunPSK" w:cs="TH SarabunPSK"/>
-                <w:sz w:val="32"/>
-                <w:szCs w:val="32"/>
+                <w:sz w:val="28"/>
+                <w:szCs w:val="28"/>
+              </w:rPr>
+            </w:pPr>
+            <w:r>
+              <w:rPr>
+                <w:rFonts w:ascii="TH SarabunPSK" w:hAnsi="TH SarabunPSK" w:cs="TH SarabunPSK"/>
+                <w:sz w:val="28"/>
+                <w:szCs w:val="28"/>
                 <w:cs/>
                 <w:lang w:bidi="th-TH"/>
               </w:rPr>
@@ -13954,15 +13966,15 @@
             <w:pPr>
               <w:rPr>
                 <w:rFonts w:ascii="TH SarabunPSK" w:hAnsi="TH SarabunPSK" w:cs="TH SarabunPSK"/>
-                <w:sz w:val="32"/>
-                <w:szCs w:val="32"/>
-              </w:rPr>
-            </w:pPr>
-            <w:r>
-              <w:rPr>
-                <w:rFonts w:ascii="TH SarabunPSK" w:hAnsi="TH SarabunPSK" w:cs="TH SarabunPSK"/>
-                <w:sz w:val="32"/>
-                <w:szCs w:val="32"/>
+                <w:sz w:val="28"/>
+                <w:szCs w:val="28"/>
+              </w:rPr>
+            </w:pPr>
+            <w:r>
+              <w:rPr>
+                <w:rFonts w:ascii="TH SarabunPSK" w:hAnsi="TH SarabunPSK" w:cs="TH SarabunPSK"/>
+                <w:sz w:val="28"/>
+                <w:szCs w:val="28"/>
                 <w:cs/>
                 <w:lang w:bidi="th-TH"/>
               </w:rPr>
@@ -13978,23 +13990,23 @@
             <w:pPr>
               <w:rPr>
                 <w:rFonts w:ascii="TH SarabunPSK" w:hAnsi="TH SarabunPSK" w:cs="TH SarabunPSK"/>
-                <w:sz w:val="32"/>
-                <w:szCs w:val="32"/>
-              </w:rPr>
-            </w:pPr>
-            <w:r>
-              <w:rPr>
-                <w:rFonts w:ascii="TH SarabunPSK" w:hAnsi="TH SarabunPSK" w:cs="TH SarabunPSK"/>
-                <w:sz w:val="32"/>
-                <w:szCs w:val="32"/>
+                <w:sz w:val="28"/>
+                <w:szCs w:val="28"/>
+              </w:rPr>
+            </w:pPr>
+            <w:r>
+              <w:rPr>
+                <w:rFonts w:ascii="TH SarabunPSK" w:hAnsi="TH SarabunPSK" w:cs="TH SarabunPSK"/>
+                <w:sz w:val="28"/>
+                <w:szCs w:val="28"/>
               </w:rPr>
               <w:t>2</w:t>
             </w:r>
             <w:r>
               <w:rPr>
                 <w:rFonts w:ascii="TH SarabunPSK" w:hAnsi="TH SarabunPSK" w:cs="TH SarabunPSK"/>
-                <w:sz w:val="32"/>
-                <w:szCs w:val="32"/>
+                <w:sz w:val="28"/>
+                <w:szCs w:val="28"/>
                 <w:cs/>
                 <w:lang w:bidi="th-TH"/>
               </w:rPr>
@@ -14003,16 +14015,16 @@
             <w:r>
               <w:rPr>
                 <w:rFonts w:ascii="TH SarabunPSK" w:hAnsi="TH SarabunPSK" w:cs="TH SarabunPSK"/>
-                <w:sz w:val="32"/>
-                <w:szCs w:val="32"/>
+                <w:sz w:val="28"/>
+                <w:szCs w:val="28"/>
               </w:rPr>
               <w:t>1</w:t>
             </w:r>
             <w:r>
               <w:rPr>
                 <w:rFonts w:ascii="TH SarabunPSK" w:hAnsi="TH SarabunPSK" w:cs="TH SarabunPSK"/>
-                <w:sz w:val="32"/>
-                <w:szCs w:val="32"/>
+                <w:sz w:val="28"/>
+                <w:szCs w:val="28"/>
                 <w:cs/>
                 <w:lang w:bidi="th-TH"/>
               </w:rPr>
@@ -14021,8 +14033,8 @@
             <w:r>
               <w:rPr>
                 <w:rFonts w:ascii="TH SarabunPSK" w:hAnsi="TH SarabunPSK" w:cs="TH SarabunPSK"/>
-                <w:sz w:val="32"/>
-                <w:szCs w:val="32"/>
+                <w:sz w:val="28"/>
+                <w:szCs w:val="28"/>
               </w:rPr>
               <w:t>0</w:t>
             </w:r>
@@ -14041,15 +14053,15 @@
             <w:pPr>
               <w:rPr>
                 <w:rFonts w:ascii="TH SarabunPSK" w:hAnsi="TH SarabunPSK" w:cs="TH SarabunPSK"/>
-                <w:sz w:val="32"/>
-                <w:szCs w:val="32"/>
-              </w:rPr>
-            </w:pPr>
-            <w:r>
-              <w:rPr>
-                <w:rFonts w:ascii="TH SarabunPSK" w:hAnsi="TH SarabunPSK" w:cs="TH SarabunPSK"/>
-                <w:sz w:val="32"/>
-                <w:szCs w:val="32"/>
+                <w:sz w:val="28"/>
+                <w:szCs w:val="28"/>
+              </w:rPr>
+            </w:pPr>
+            <w:r>
+              <w:rPr>
+                <w:rFonts w:ascii="TH SarabunPSK" w:hAnsi="TH SarabunPSK" w:cs="TH SarabunPSK"/>
+                <w:sz w:val="28"/>
+                <w:szCs w:val="28"/>
               </w:rPr>
               <w:t>12</w:t>
             </w:r>
@@ -14063,15 +14075,15 @@
             <w:pPr>
               <w:rPr>
                 <w:rFonts w:ascii="TH SarabunPSK" w:hAnsi="TH SarabunPSK" w:cs="TH SarabunPSK"/>
-                <w:sz w:val="32"/>
-                <w:szCs w:val="32"/>
-              </w:rPr>
-            </w:pPr>
-            <w:r>
-              <w:rPr>
-                <w:rFonts w:ascii="TH SarabunPSK" w:hAnsi="TH SarabunPSK" w:cs="TH SarabunPSK"/>
-                <w:sz w:val="32"/>
-                <w:szCs w:val="32"/>
+                <w:sz w:val="28"/>
+                <w:szCs w:val="28"/>
+              </w:rPr>
+            </w:pPr>
+            <w:r>
+              <w:rPr>
+                <w:rFonts w:ascii="TH SarabunPSK" w:hAnsi="TH SarabunPSK" w:cs="TH SarabunPSK"/>
+                <w:sz w:val="28"/>
+                <w:szCs w:val="28"/>
               </w:rPr>
               <w:t>A</w:t>
             </w:r>
@@ -14085,15 +14097,15 @@
             <w:pPr>
               <w:rPr>
                 <w:rFonts w:ascii="TH SarabunPSK" w:hAnsi="TH SarabunPSK" w:cs="TH SarabunPSK"/>
-                <w:sz w:val="32"/>
-                <w:szCs w:val="32"/>
-              </w:rPr>
-            </w:pPr>
-            <w:r>
-              <w:rPr>
-                <w:rFonts w:ascii="TH SarabunPSK" w:hAnsi="TH SarabunPSK" w:cs="TH SarabunPSK"/>
-                <w:sz w:val="32"/>
-                <w:szCs w:val="32"/>
+                <w:sz w:val="28"/>
+                <w:szCs w:val="28"/>
+              </w:rPr>
+            </w:pPr>
+            <w:r>
+              <w:rPr>
+                <w:rFonts w:ascii="TH SarabunPSK" w:hAnsi="TH SarabunPSK" w:cs="TH SarabunPSK"/>
+                <w:sz w:val="28"/>
+                <w:szCs w:val="28"/>
                 <w:cs/>
                 <w:lang w:bidi="th-TH"/>
               </w:rPr>
@@ -14109,15 +14121,15 @@
             <w:pPr>
               <w:rPr>
                 <w:rFonts w:ascii="TH SarabunPSK" w:hAnsi="TH SarabunPSK" w:cs="TH SarabunPSK"/>
-                <w:sz w:val="32"/>
-                <w:szCs w:val="32"/>
-              </w:rPr>
-            </w:pPr>
-            <w:r>
-              <w:rPr>
-                <w:rFonts w:ascii="TH SarabunPSK" w:hAnsi="TH SarabunPSK" w:cs="TH SarabunPSK"/>
-                <w:sz w:val="32"/>
-                <w:szCs w:val="32"/>
+                <w:sz w:val="28"/>
+                <w:szCs w:val="28"/>
+              </w:rPr>
+            </w:pPr>
+            <w:r>
+              <w:rPr>
+                <w:rFonts w:ascii="TH SarabunPSK" w:hAnsi="TH SarabunPSK" w:cs="TH SarabunPSK"/>
+                <w:sz w:val="28"/>
+                <w:szCs w:val="28"/>
                 <w:cs/>
                 <w:lang w:bidi="th-TH"/>
               </w:rPr>
@@ -14133,15 +14145,15 @@
             <w:pPr>
               <w:rPr>
                 <w:rFonts w:ascii="TH SarabunPSK" w:hAnsi="TH SarabunPSK" w:cs="TH SarabunPSK"/>
-                <w:sz w:val="32"/>
-                <w:szCs w:val="32"/>
-              </w:rPr>
-            </w:pPr>
-            <w:r>
-              <w:rPr>
-                <w:rFonts w:ascii="TH SarabunPSK" w:hAnsi="TH SarabunPSK" w:cs="TH SarabunPSK"/>
-                <w:sz w:val="32"/>
-                <w:szCs w:val="32"/>
+                <w:sz w:val="28"/>
+                <w:szCs w:val="28"/>
+              </w:rPr>
+            </w:pPr>
+            <w:r>
+              <w:rPr>
+                <w:rFonts w:ascii="TH SarabunPSK" w:hAnsi="TH SarabunPSK" w:cs="TH SarabunPSK"/>
+                <w:sz w:val="28"/>
+                <w:szCs w:val="28"/>
                 <w:cs/>
                 <w:lang w:bidi="th-TH"/>
               </w:rPr>
@@ -14157,23 +14169,23 @@
             <w:pPr>
               <w:rPr>
                 <w:rFonts w:ascii="TH SarabunPSK" w:hAnsi="TH SarabunPSK" w:cs="TH SarabunPSK"/>
-                <w:sz w:val="32"/>
-                <w:szCs w:val="32"/>
-              </w:rPr>
-            </w:pPr>
-            <w:r>
-              <w:rPr>
-                <w:rFonts w:ascii="TH SarabunPSK" w:hAnsi="TH SarabunPSK" w:cs="TH SarabunPSK"/>
-                <w:sz w:val="32"/>
-                <w:szCs w:val="32"/>
+                <w:sz w:val="28"/>
+                <w:szCs w:val="28"/>
+              </w:rPr>
+            </w:pPr>
+            <w:r>
+              <w:rPr>
+                <w:rFonts w:ascii="TH SarabunPSK" w:hAnsi="TH SarabunPSK" w:cs="TH SarabunPSK"/>
+                <w:sz w:val="28"/>
+                <w:szCs w:val="28"/>
               </w:rPr>
               <w:t>0</w:t>
             </w:r>
             <w:r>
               <w:rPr>
                 <w:rFonts w:ascii="TH SarabunPSK" w:hAnsi="TH SarabunPSK" w:cs="TH SarabunPSK"/>
-                <w:sz w:val="32"/>
-                <w:szCs w:val="32"/>
+                <w:sz w:val="28"/>
+                <w:szCs w:val="28"/>
                 <w:cs/>
                 <w:lang w:bidi="th-TH"/>
               </w:rPr>
@@ -14182,16 +14194,16 @@
             <w:r>
               <w:rPr>
                 <w:rFonts w:ascii="TH SarabunPSK" w:hAnsi="TH SarabunPSK" w:cs="TH SarabunPSK"/>
-                <w:sz w:val="32"/>
-                <w:szCs w:val="32"/>
+                <w:sz w:val="28"/>
+                <w:szCs w:val="28"/>
               </w:rPr>
               <w:t>1</w:t>
             </w:r>
             <w:r>
               <w:rPr>
                 <w:rFonts w:ascii="TH SarabunPSK" w:hAnsi="TH SarabunPSK" w:cs="TH SarabunPSK"/>
-                <w:sz w:val="32"/>
-                <w:szCs w:val="32"/>
+                <w:sz w:val="28"/>
+                <w:szCs w:val="28"/>
                 <w:cs/>
                 <w:lang w:bidi="th-TH"/>
               </w:rPr>
@@ -14200,8 +14212,8 @@
             <w:r>
               <w:rPr>
                 <w:rFonts w:ascii="TH SarabunPSK" w:hAnsi="TH SarabunPSK" w:cs="TH SarabunPSK"/>
-                <w:sz w:val="32"/>
-                <w:szCs w:val="32"/>
+                <w:sz w:val="28"/>
+                <w:szCs w:val="28"/>
               </w:rPr>
               <w:t>2</w:t>
             </w:r>
@@ -14220,16 +14232,17 @@
             <w:pPr>
               <w:rPr>
                 <w:rFonts w:ascii="TH SarabunPSK" w:hAnsi="TH SarabunPSK" w:cs="TH SarabunPSK"/>
-                <w:sz w:val="32"/>
-                <w:szCs w:val="32"/>
-              </w:rPr>
-            </w:pPr>
-            <w:r>
-              <w:rPr>
-                <w:rFonts w:ascii="TH SarabunPSK" w:hAnsi="TH SarabunPSK" w:cs="TH SarabunPSK"/>
-                <w:sz w:val="32"/>
-                <w:szCs w:val="32"/>
-              </w:rPr>
+                <w:sz w:val="28"/>
+                <w:szCs w:val="28"/>
+              </w:rPr>
+            </w:pPr>
+            <w:r>
+              <w:rPr>
+                <w:rFonts w:ascii="TH SarabunPSK" w:hAnsi="TH SarabunPSK" w:cs="TH SarabunPSK"/>
+                <w:sz w:val="28"/>
+                <w:szCs w:val="28"/>
+              </w:rPr>
+              <w:lastRenderedPageBreak/>
               <w:t>13</w:t>
             </w:r>
           </w:p>
@@ -14242,15 +14255,15 @@
             <w:pPr>
               <w:rPr>
                 <w:rFonts w:ascii="TH SarabunPSK" w:hAnsi="TH SarabunPSK" w:cs="TH SarabunPSK"/>
-                <w:sz w:val="32"/>
-                <w:szCs w:val="32"/>
-              </w:rPr>
-            </w:pPr>
-            <w:r>
-              <w:rPr>
-                <w:rFonts w:ascii="TH SarabunPSK" w:hAnsi="TH SarabunPSK" w:cs="TH SarabunPSK"/>
-                <w:sz w:val="32"/>
-                <w:szCs w:val="32"/>
+                <w:sz w:val="28"/>
+                <w:szCs w:val="28"/>
+              </w:rPr>
+            </w:pPr>
+            <w:r>
+              <w:rPr>
+                <w:rFonts w:ascii="TH SarabunPSK" w:hAnsi="TH SarabunPSK" w:cs="TH SarabunPSK"/>
+                <w:sz w:val="28"/>
+                <w:szCs w:val="28"/>
               </w:rPr>
               <w:t>B</w:t>
             </w:r>
@@ -14264,15 +14277,15 @@
             <w:pPr>
               <w:rPr>
                 <w:rFonts w:ascii="TH SarabunPSK" w:hAnsi="TH SarabunPSK" w:cs="TH SarabunPSK"/>
-                <w:sz w:val="32"/>
-                <w:szCs w:val="32"/>
-              </w:rPr>
-            </w:pPr>
-            <w:r>
-              <w:rPr>
-                <w:rFonts w:ascii="TH SarabunPSK" w:hAnsi="TH SarabunPSK" w:cs="TH SarabunPSK"/>
-                <w:sz w:val="32"/>
-                <w:szCs w:val="32"/>
+                <w:sz w:val="28"/>
+                <w:szCs w:val="28"/>
+              </w:rPr>
+            </w:pPr>
+            <w:r>
+              <w:rPr>
+                <w:rFonts w:ascii="TH SarabunPSK" w:hAnsi="TH SarabunPSK" w:cs="TH SarabunPSK"/>
+                <w:sz w:val="28"/>
+                <w:szCs w:val="28"/>
                 <w:cs/>
                 <w:lang w:bidi="th-TH"/>
               </w:rPr>
@@ -14288,15 +14301,15 @@
             <w:pPr>
               <w:rPr>
                 <w:rFonts w:ascii="TH SarabunPSK" w:hAnsi="TH SarabunPSK" w:cs="TH SarabunPSK"/>
-                <w:sz w:val="32"/>
-                <w:szCs w:val="32"/>
-              </w:rPr>
-            </w:pPr>
-            <w:r>
-              <w:rPr>
-                <w:rFonts w:ascii="TH SarabunPSK" w:hAnsi="TH SarabunPSK" w:cs="TH SarabunPSK"/>
-                <w:sz w:val="32"/>
-                <w:szCs w:val="32"/>
+                <w:sz w:val="28"/>
+                <w:szCs w:val="28"/>
+              </w:rPr>
+            </w:pPr>
+            <w:r>
+              <w:rPr>
+                <w:rFonts w:ascii="TH SarabunPSK" w:hAnsi="TH SarabunPSK" w:cs="TH SarabunPSK"/>
+                <w:sz w:val="28"/>
+                <w:szCs w:val="28"/>
                 <w:cs/>
                 <w:lang w:bidi="th-TH"/>
               </w:rPr>
@@ -14312,15 +14325,15 @@
             <w:pPr>
               <w:rPr>
                 <w:rFonts w:ascii="TH SarabunPSK" w:hAnsi="TH SarabunPSK" w:cs="TH SarabunPSK"/>
-                <w:sz w:val="32"/>
-                <w:szCs w:val="32"/>
-              </w:rPr>
-            </w:pPr>
-            <w:r>
-              <w:rPr>
-                <w:rFonts w:ascii="TH SarabunPSK" w:hAnsi="TH SarabunPSK" w:cs="TH SarabunPSK"/>
-                <w:sz w:val="32"/>
-                <w:szCs w:val="32"/>
+                <w:sz w:val="28"/>
+                <w:szCs w:val="28"/>
+              </w:rPr>
+            </w:pPr>
+            <w:r>
+              <w:rPr>
+                <w:rFonts w:ascii="TH SarabunPSK" w:hAnsi="TH SarabunPSK" w:cs="TH SarabunPSK"/>
+                <w:sz w:val="28"/>
+                <w:szCs w:val="28"/>
                 <w:cs/>
                 <w:lang w:bidi="th-TH"/>
               </w:rPr>
@@ -14336,23 +14349,23 @@
             <w:pPr>
               <w:rPr>
                 <w:rFonts w:ascii="TH SarabunPSK" w:hAnsi="TH SarabunPSK" w:cs="TH SarabunPSK"/>
-                <w:sz w:val="32"/>
-                <w:szCs w:val="32"/>
-              </w:rPr>
-            </w:pPr>
-            <w:r>
-              <w:rPr>
-                <w:rFonts w:ascii="TH SarabunPSK" w:hAnsi="TH SarabunPSK" w:cs="TH SarabunPSK"/>
-                <w:sz w:val="32"/>
-                <w:szCs w:val="32"/>
+                <w:sz w:val="28"/>
+                <w:szCs w:val="28"/>
+              </w:rPr>
+            </w:pPr>
+            <w:r>
+              <w:rPr>
+                <w:rFonts w:ascii="TH SarabunPSK" w:hAnsi="TH SarabunPSK" w:cs="TH SarabunPSK"/>
+                <w:sz w:val="28"/>
+                <w:szCs w:val="28"/>
               </w:rPr>
               <w:t>2</w:t>
             </w:r>
             <w:r>
               <w:rPr>
                 <w:rFonts w:ascii="TH SarabunPSK" w:hAnsi="TH SarabunPSK" w:cs="TH SarabunPSK"/>
-                <w:sz w:val="32"/>
-                <w:szCs w:val="32"/>
+                <w:sz w:val="28"/>
+                <w:szCs w:val="28"/>
                 <w:cs/>
                 <w:lang w:bidi="th-TH"/>
               </w:rPr>
@@ -14361,16 +14374,16 @@
             <w:r>
               <w:rPr>
                 <w:rFonts w:ascii="TH SarabunPSK" w:hAnsi="TH SarabunPSK" w:cs="TH SarabunPSK"/>
-                <w:sz w:val="32"/>
-                <w:szCs w:val="32"/>
+                <w:sz w:val="28"/>
+                <w:szCs w:val="28"/>
               </w:rPr>
               <w:t>1</w:t>
             </w:r>
             <w:r>
               <w:rPr>
                 <w:rFonts w:ascii="TH SarabunPSK" w:hAnsi="TH SarabunPSK" w:cs="TH SarabunPSK"/>
-                <w:sz w:val="32"/>
-                <w:szCs w:val="32"/>
+                <w:sz w:val="28"/>
+                <w:szCs w:val="28"/>
                 <w:cs/>
                 <w:lang w:bidi="th-TH"/>
               </w:rPr>
@@ -14379,8 +14392,8 @@
             <w:r>
               <w:rPr>
                 <w:rFonts w:ascii="TH SarabunPSK" w:hAnsi="TH SarabunPSK" w:cs="TH SarabunPSK"/>
-                <w:sz w:val="32"/>
-                <w:szCs w:val="32"/>
+                <w:sz w:val="28"/>
+                <w:szCs w:val="28"/>
               </w:rPr>
               <w:t>0</w:t>
             </w:r>
@@ -14399,17 +14412,16 @@
             <w:pPr>
               <w:rPr>
                 <w:rFonts w:ascii="TH SarabunPSK" w:hAnsi="TH SarabunPSK" w:cs="TH SarabunPSK"/>
-                <w:sz w:val="32"/>
-                <w:szCs w:val="32"/>
-              </w:rPr>
-            </w:pPr>
-            <w:r>
-              <w:rPr>
-                <w:rFonts w:ascii="TH SarabunPSK" w:hAnsi="TH SarabunPSK" w:cs="TH SarabunPSK"/>
-                <w:sz w:val="32"/>
-                <w:szCs w:val="32"/>
-              </w:rPr>
-              <w:lastRenderedPageBreak/>
+                <w:sz w:val="28"/>
+                <w:szCs w:val="28"/>
+              </w:rPr>
+            </w:pPr>
+            <w:r>
+              <w:rPr>
+                <w:rFonts w:ascii="TH SarabunPSK" w:hAnsi="TH SarabunPSK" w:cs="TH SarabunPSK"/>
+                <w:sz w:val="28"/>
+                <w:szCs w:val="28"/>
+              </w:rPr>
               <w:t>14</w:t>
             </w:r>
           </w:p>
@@ -14422,15 +14434,15 @@
             <w:pPr>
               <w:rPr>
                 <w:rFonts w:ascii="TH SarabunPSK" w:hAnsi="TH SarabunPSK" w:cs="TH SarabunPSK"/>
-                <w:sz w:val="32"/>
-                <w:szCs w:val="32"/>
-              </w:rPr>
-            </w:pPr>
-            <w:r>
-              <w:rPr>
-                <w:rFonts w:ascii="TH SarabunPSK" w:hAnsi="TH SarabunPSK" w:cs="TH SarabunPSK"/>
-                <w:sz w:val="32"/>
-                <w:szCs w:val="32"/>
+                <w:sz w:val="28"/>
+                <w:szCs w:val="28"/>
+              </w:rPr>
+            </w:pPr>
+            <w:r>
+              <w:rPr>
+                <w:rFonts w:ascii="TH SarabunPSK" w:hAnsi="TH SarabunPSK" w:cs="TH SarabunPSK"/>
+                <w:sz w:val="28"/>
+                <w:szCs w:val="28"/>
               </w:rPr>
               <w:t>A</w:t>
             </w:r>
@@ -14444,15 +14456,15 @@
             <w:pPr>
               <w:rPr>
                 <w:rFonts w:ascii="TH SarabunPSK" w:hAnsi="TH SarabunPSK" w:cs="TH SarabunPSK"/>
-                <w:sz w:val="32"/>
-                <w:szCs w:val="32"/>
-              </w:rPr>
-            </w:pPr>
-            <w:r>
-              <w:rPr>
-                <w:rFonts w:ascii="TH SarabunPSK" w:hAnsi="TH SarabunPSK" w:cs="TH SarabunPSK"/>
-                <w:sz w:val="32"/>
-                <w:szCs w:val="32"/>
+                <w:sz w:val="28"/>
+                <w:szCs w:val="28"/>
+              </w:rPr>
+            </w:pPr>
+            <w:r>
+              <w:rPr>
+                <w:rFonts w:ascii="TH SarabunPSK" w:hAnsi="TH SarabunPSK" w:cs="TH SarabunPSK"/>
+                <w:sz w:val="28"/>
+                <w:szCs w:val="28"/>
                 <w:cs/>
                 <w:lang w:bidi="th-TH"/>
               </w:rPr>
@@ -14468,15 +14480,15 @@
             <w:pPr>
               <w:rPr>
                 <w:rFonts w:ascii="TH SarabunPSK" w:hAnsi="TH SarabunPSK" w:cs="TH SarabunPSK"/>
-                <w:sz w:val="32"/>
-                <w:szCs w:val="32"/>
-              </w:rPr>
-            </w:pPr>
-            <w:r>
-              <w:rPr>
-                <w:rFonts w:ascii="TH SarabunPSK" w:hAnsi="TH SarabunPSK" w:cs="TH SarabunPSK"/>
-                <w:sz w:val="32"/>
-                <w:szCs w:val="32"/>
+                <w:sz w:val="28"/>
+                <w:szCs w:val="28"/>
+              </w:rPr>
+            </w:pPr>
+            <w:r>
+              <w:rPr>
+                <w:rFonts w:ascii="TH SarabunPSK" w:hAnsi="TH SarabunPSK" w:cs="TH SarabunPSK"/>
+                <w:sz w:val="28"/>
+                <w:szCs w:val="28"/>
                 <w:cs/>
                 <w:lang w:bidi="th-TH"/>
               </w:rPr>
@@ -14492,15 +14504,15 @@
             <w:pPr>
               <w:rPr>
                 <w:rFonts w:ascii="TH SarabunPSK" w:hAnsi="TH SarabunPSK" w:cs="TH SarabunPSK"/>
-                <w:sz w:val="32"/>
-                <w:szCs w:val="32"/>
-              </w:rPr>
-            </w:pPr>
-            <w:r>
-              <w:rPr>
-                <w:rFonts w:ascii="TH SarabunPSK" w:hAnsi="TH SarabunPSK" w:cs="TH SarabunPSK"/>
-                <w:sz w:val="32"/>
-                <w:szCs w:val="32"/>
+                <w:sz w:val="28"/>
+                <w:szCs w:val="28"/>
+              </w:rPr>
+            </w:pPr>
+            <w:r>
+              <w:rPr>
+                <w:rFonts w:ascii="TH SarabunPSK" w:hAnsi="TH SarabunPSK" w:cs="TH SarabunPSK"/>
+                <w:sz w:val="28"/>
+                <w:szCs w:val="28"/>
                 <w:cs/>
                 <w:lang w:bidi="th-TH"/>
               </w:rPr>
@@ -14516,23 +14528,23 @@
             <w:pPr>
               <w:rPr>
                 <w:rFonts w:ascii="TH SarabunPSK" w:hAnsi="TH SarabunPSK" w:cs="TH SarabunPSK"/>
-                <w:sz w:val="32"/>
-                <w:szCs w:val="32"/>
-              </w:rPr>
-            </w:pPr>
-            <w:r>
-              <w:rPr>
-                <w:rFonts w:ascii="TH SarabunPSK" w:hAnsi="TH SarabunPSK" w:cs="TH SarabunPSK"/>
-                <w:sz w:val="32"/>
-                <w:szCs w:val="32"/>
+                <w:sz w:val="28"/>
+                <w:szCs w:val="28"/>
+              </w:rPr>
+            </w:pPr>
+            <w:r>
+              <w:rPr>
+                <w:rFonts w:ascii="TH SarabunPSK" w:hAnsi="TH SarabunPSK" w:cs="TH SarabunPSK"/>
+                <w:sz w:val="28"/>
+                <w:szCs w:val="28"/>
               </w:rPr>
               <w:t>0</w:t>
             </w:r>
             <w:r>
               <w:rPr>
                 <w:rFonts w:ascii="TH SarabunPSK" w:hAnsi="TH SarabunPSK" w:cs="TH SarabunPSK"/>
-                <w:sz w:val="32"/>
-                <w:szCs w:val="32"/>
+                <w:sz w:val="28"/>
+                <w:szCs w:val="28"/>
                 <w:cs/>
                 <w:lang w:bidi="th-TH"/>
               </w:rPr>
@@ -14541,16 +14553,16 @@
             <w:r>
               <w:rPr>
                 <w:rFonts w:ascii="TH SarabunPSK" w:hAnsi="TH SarabunPSK" w:cs="TH SarabunPSK"/>
-                <w:sz w:val="32"/>
-                <w:szCs w:val="32"/>
+                <w:sz w:val="28"/>
+                <w:szCs w:val="28"/>
               </w:rPr>
               <w:t>1</w:t>
             </w:r>
             <w:r>
               <w:rPr>
                 <w:rFonts w:ascii="TH SarabunPSK" w:hAnsi="TH SarabunPSK" w:cs="TH SarabunPSK"/>
-                <w:sz w:val="32"/>
-                <w:szCs w:val="32"/>
+                <w:sz w:val="28"/>
+                <w:szCs w:val="28"/>
                 <w:cs/>
                 <w:lang w:bidi="th-TH"/>
               </w:rPr>
@@ -14559,8 +14571,8 @@
             <w:r>
               <w:rPr>
                 <w:rFonts w:ascii="TH SarabunPSK" w:hAnsi="TH SarabunPSK" w:cs="TH SarabunPSK"/>
-                <w:sz w:val="32"/>
-                <w:szCs w:val="32"/>
+                <w:sz w:val="28"/>
+                <w:szCs w:val="28"/>
               </w:rPr>
               <w:t>2</w:t>
             </w:r>
@@ -14579,15 +14591,15 @@
             <w:pPr>
               <w:rPr>
                 <w:rFonts w:ascii="TH SarabunPSK" w:hAnsi="TH SarabunPSK" w:cs="TH SarabunPSK"/>
-                <w:sz w:val="32"/>
-                <w:szCs w:val="32"/>
-              </w:rPr>
-            </w:pPr>
-            <w:r>
-              <w:rPr>
-                <w:rFonts w:ascii="TH SarabunPSK" w:hAnsi="TH SarabunPSK" w:cs="TH SarabunPSK"/>
-                <w:sz w:val="32"/>
-                <w:szCs w:val="32"/>
+                <w:sz w:val="28"/>
+                <w:szCs w:val="28"/>
+              </w:rPr>
+            </w:pPr>
+            <w:r>
+              <w:rPr>
+                <w:rFonts w:ascii="TH SarabunPSK" w:hAnsi="TH SarabunPSK" w:cs="TH SarabunPSK"/>
+                <w:sz w:val="28"/>
+                <w:szCs w:val="28"/>
               </w:rPr>
               <w:t>15</w:t>
             </w:r>
@@ -14601,15 +14613,15 @@
             <w:pPr>
               <w:rPr>
                 <w:rFonts w:ascii="TH SarabunPSK" w:hAnsi="TH SarabunPSK" w:cs="TH SarabunPSK"/>
-                <w:sz w:val="32"/>
-                <w:szCs w:val="32"/>
-              </w:rPr>
-            </w:pPr>
-            <w:r>
-              <w:rPr>
-                <w:rFonts w:ascii="TH SarabunPSK" w:hAnsi="TH SarabunPSK" w:cs="TH SarabunPSK"/>
-                <w:sz w:val="32"/>
-                <w:szCs w:val="32"/>
+                <w:sz w:val="28"/>
+                <w:szCs w:val="28"/>
+              </w:rPr>
+            </w:pPr>
+            <w:r>
+              <w:rPr>
+                <w:rFonts w:ascii="TH SarabunPSK" w:hAnsi="TH SarabunPSK" w:cs="TH SarabunPSK"/>
+                <w:sz w:val="28"/>
+                <w:szCs w:val="28"/>
               </w:rPr>
               <w:t>B</w:t>
             </w:r>
@@ -14623,15 +14635,15 @@
             <w:pPr>
               <w:rPr>
                 <w:rFonts w:ascii="TH SarabunPSK" w:hAnsi="TH SarabunPSK" w:cs="TH SarabunPSK"/>
-                <w:sz w:val="32"/>
-                <w:szCs w:val="32"/>
-              </w:rPr>
-            </w:pPr>
-            <w:r>
-              <w:rPr>
-                <w:rFonts w:ascii="TH SarabunPSK" w:hAnsi="TH SarabunPSK" w:cs="TH SarabunPSK"/>
-                <w:sz w:val="32"/>
-                <w:szCs w:val="32"/>
+                <w:sz w:val="28"/>
+                <w:szCs w:val="28"/>
+              </w:rPr>
+            </w:pPr>
+            <w:r>
+              <w:rPr>
+                <w:rFonts w:ascii="TH SarabunPSK" w:hAnsi="TH SarabunPSK" w:cs="TH SarabunPSK"/>
+                <w:sz w:val="28"/>
+                <w:szCs w:val="28"/>
                 <w:cs/>
                 <w:lang w:bidi="th-TH"/>
               </w:rPr>
@@ -14647,15 +14659,15 @@
             <w:pPr>
               <w:rPr>
                 <w:rFonts w:ascii="TH SarabunPSK" w:hAnsi="TH SarabunPSK" w:cs="TH SarabunPSK"/>
-                <w:sz w:val="32"/>
-                <w:szCs w:val="32"/>
-              </w:rPr>
-            </w:pPr>
-            <w:r>
-              <w:rPr>
-                <w:rFonts w:ascii="TH SarabunPSK" w:hAnsi="TH SarabunPSK" w:cs="TH SarabunPSK"/>
-                <w:sz w:val="32"/>
-                <w:szCs w:val="32"/>
+                <w:sz w:val="28"/>
+                <w:szCs w:val="28"/>
+              </w:rPr>
+            </w:pPr>
+            <w:r>
+              <w:rPr>
+                <w:rFonts w:ascii="TH SarabunPSK" w:hAnsi="TH SarabunPSK" w:cs="TH SarabunPSK"/>
+                <w:sz w:val="28"/>
+                <w:szCs w:val="28"/>
                 <w:cs/>
                 <w:lang w:bidi="th-TH"/>
               </w:rPr>
@@ -14671,15 +14683,15 @@
             <w:pPr>
               <w:rPr>
                 <w:rFonts w:ascii="TH SarabunPSK" w:hAnsi="TH SarabunPSK" w:cs="TH SarabunPSK"/>
-                <w:sz w:val="32"/>
-                <w:szCs w:val="32"/>
-              </w:rPr>
-            </w:pPr>
-            <w:r>
-              <w:rPr>
-                <w:rFonts w:ascii="TH SarabunPSK" w:hAnsi="TH SarabunPSK" w:cs="TH SarabunPSK"/>
-                <w:sz w:val="32"/>
-                <w:szCs w:val="32"/>
+                <w:sz w:val="28"/>
+                <w:szCs w:val="28"/>
+              </w:rPr>
+            </w:pPr>
+            <w:r>
+              <w:rPr>
+                <w:rFonts w:ascii="TH SarabunPSK" w:hAnsi="TH SarabunPSK" w:cs="TH SarabunPSK"/>
+                <w:sz w:val="28"/>
+                <w:szCs w:val="28"/>
                 <w:cs/>
                 <w:lang w:bidi="th-TH"/>
               </w:rPr>
@@ -14695,23 +14707,23 @@
             <w:pPr>
               <w:rPr>
                 <w:rFonts w:ascii="TH SarabunPSK" w:hAnsi="TH SarabunPSK" w:cs="TH SarabunPSK"/>
-                <w:sz w:val="32"/>
-                <w:szCs w:val="32"/>
-              </w:rPr>
-            </w:pPr>
-            <w:r>
-              <w:rPr>
-                <w:rFonts w:ascii="TH SarabunPSK" w:hAnsi="TH SarabunPSK" w:cs="TH SarabunPSK"/>
-                <w:sz w:val="32"/>
-                <w:szCs w:val="32"/>
+                <w:sz w:val="28"/>
+                <w:szCs w:val="28"/>
+              </w:rPr>
+            </w:pPr>
+            <w:r>
+              <w:rPr>
+                <w:rFonts w:ascii="TH SarabunPSK" w:hAnsi="TH SarabunPSK" w:cs="TH SarabunPSK"/>
+                <w:sz w:val="28"/>
+                <w:szCs w:val="28"/>
               </w:rPr>
               <w:t>2</w:t>
             </w:r>
             <w:r>
               <w:rPr>
                 <w:rFonts w:ascii="TH SarabunPSK" w:hAnsi="TH SarabunPSK" w:cs="TH SarabunPSK"/>
-                <w:sz w:val="32"/>
-                <w:szCs w:val="32"/>
+                <w:sz w:val="28"/>
+                <w:szCs w:val="28"/>
                 <w:cs/>
                 <w:lang w:bidi="th-TH"/>
               </w:rPr>
@@ -14720,16 +14732,16 @@
             <w:r>
               <w:rPr>
                 <w:rFonts w:ascii="TH SarabunPSK" w:hAnsi="TH SarabunPSK" w:cs="TH SarabunPSK"/>
-                <w:sz w:val="32"/>
-                <w:szCs w:val="32"/>
+                <w:sz w:val="28"/>
+                <w:szCs w:val="28"/>
               </w:rPr>
               <w:t>1</w:t>
             </w:r>
             <w:r>
               <w:rPr>
                 <w:rFonts w:ascii="TH SarabunPSK" w:hAnsi="TH SarabunPSK" w:cs="TH SarabunPSK"/>
-                <w:sz w:val="32"/>
-                <w:szCs w:val="32"/>
+                <w:sz w:val="28"/>
+                <w:szCs w:val="28"/>
                 <w:cs/>
                 <w:lang w:bidi="th-TH"/>
               </w:rPr>
@@ -14738,8 +14750,8 @@
             <w:r>
               <w:rPr>
                 <w:rFonts w:ascii="TH SarabunPSK" w:hAnsi="TH SarabunPSK" w:cs="TH SarabunPSK"/>
-                <w:sz w:val="32"/>
-                <w:szCs w:val="32"/>
+                <w:sz w:val="28"/>
+                <w:szCs w:val="28"/>
               </w:rPr>
               <w:t>0</w:t>
             </w:r>
@@ -14758,15 +14770,15 @@
             <w:pPr>
               <w:rPr>
                 <w:rFonts w:ascii="TH SarabunPSK" w:hAnsi="TH SarabunPSK" w:cs="TH SarabunPSK"/>
-                <w:sz w:val="32"/>
-                <w:szCs w:val="32"/>
-              </w:rPr>
-            </w:pPr>
-            <w:r>
-              <w:rPr>
-                <w:rFonts w:ascii="TH SarabunPSK" w:hAnsi="TH SarabunPSK" w:cs="TH SarabunPSK"/>
-                <w:sz w:val="32"/>
-                <w:szCs w:val="32"/>
+                <w:sz w:val="28"/>
+                <w:szCs w:val="28"/>
+              </w:rPr>
+            </w:pPr>
+            <w:r>
+              <w:rPr>
+                <w:rFonts w:ascii="TH SarabunPSK" w:hAnsi="TH SarabunPSK" w:cs="TH SarabunPSK"/>
+                <w:sz w:val="28"/>
+                <w:szCs w:val="28"/>
               </w:rPr>
               <w:t>16</w:t>
             </w:r>
@@ -14780,15 +14792,15 @@
             <w:pPr>
               <w:rPr>
                 <w:rFonts w:ascii="TH SarabunPSK" w:hAnsi="TH SarabunPSK" w:cs="TH SarabunPSK"/>
-                <w:sz w:val="32"/>
-                <w:szCs w:val="32"/>
-              </w:rPr>
-            </w:pPr>
-            <w:r>
-              <w:rPr>
-                <w:rFonts w:ascii="TH SarabunPSK" w:hAnsi="TH SarabunPSK" w:cs="TH SarabunPSK"/>
-                <w:sz w:val="32"/>
-                <w:szCs w:val="32"/>
+                <w:sz w:val="28"/>
+                <w:szCs w:val="28"/>
+              </w:rPr>
+            </w:pPr>
+            <w:r>
+              <w:rPr>
+                <w:rFonts w:ascii="TH SarabunPSK" w:hAnsi="TH SarabunPSK" w:cs="TH SarabunPSK"/>
+                <w:sz w:val="28"/>
+                <w:szCs w:val="28"/>
               </w:rPr>
               <w:t>B</w:t>
             </w:r>
@@ -14802,15 +14814,15 @@
             <w:pPr>
               <w:rPr>
                 <w:rFonts w:ascii="TH SarabunPSK" w:hAnsi="TH SarabunPSK" w:cs="TH SarabunPSK"/>
-                <w:sz w:val="32"/>
-                <w:szCs w:val="32"/>
-              </w:rPr>
-            </w:pPr>
-            <w:r>
-              <w:rPr>
-                <w:rFonts w:ascii="TH SarabunPSK" w:hAnsi="TH SarabunPSK" w:cs="TH SarabunPSK"/>
-                <w:sz w:val="32"/>
-                <w:szCs w:val="32"/>
+                <w:sz w:val="28"/>
+                <w:szCs w:val="28"/>
+              </w:rPr>
+            </w:pPr>
+            <w:r>
+              <w:rPr>
+                <w:rFonts w:ascii="TH SarabunPSK" w:hAnsi="TH SarabunPSK" w:cs="TH SarabunPSK"/>
+                <w:sz w:val="28"/>
+                <w:szCs w:val="28"/>
                 <w:cs/>
                 <w:lang w:bidi="th-TH"/>
               </w:rPr>
@@ -14826,15 +14838,15 @@
             <w:pPr>
               <w:rPr>
                 <w:rFonts w:ascii="TH SarabunPSK" w:hAnsi="TH SarabunPSK" w:cs="TH SarabunPSK"/>
-                <w:sz w:val="32"/>
-                <w:szCs w:val="32"/>
-              </w:rPr>
-            </w:pPr>
-            <w:r>
-              <w:rPr>
-                <w:rFonts w:ascii="TH SarabunPSK" w:hAnsi="TH SarabunPSK" w:cs="TH SarabunPSK"/>
-                <w:sz w:val="32"/>
-                <w:szCs w:val="32"/>
+                <w:sz w:val="28"/>
+                <w:szCs w:val="28"/>
+              </w:rPr>
+            </w:pPr>
+            <w:r>
+              <w:rPr>
+                <w:rFonts w:ascii="TH SarabunPSK" w:hAnsi="TH SarabunPSK" w:cs="TH SarabunPSK"/>
+                <w:sz w:val="28"/>
+                <w:szCs w:val="28"/>
                 <w:cs/>
                 <w:lang w:bidi="th-TH"/>
               </w:rPr>
@@ -14850,15 +14862,15 @@
             <w:pPr>
               <w:rPr>
                 <w:rFonts w:ascii="TH SarabunPSK" w:hAnsi="TH SarabunPSK" w:cs="TH SarabunPSK"/>
-                <w:sz w:val="32"/>
-                <w:szCs w:val="32"/>
-              </w:rPr>
-            </w:pPr>
-            <w:r>
-              <w:rPr>
-                <w:rFonts w:ascii="TH SarabunPSK" w:hAnsi="TH SarabunPSK" w:cs="TH SarabunPSK"/>
-                <w:sz w:val="32"/>
-                <w:szCs w:val="32"/>
+                <w:sz w:val="28"/>
+                <w:szCs w:val="28"/>
+              </w:rPr>
+            </w:pPr>
+            <w:r>
+              <w:rPr>
+                <w:rFonts w:ascii="TH SarabunPSK" w:hAnsi="TH SarabunPSK" w:cs="TH SarabunPSK"/>
+                <w:sz w:val="28"/>
+                <w:szCs w:val="28"/>
                 <w:cs/>
                 <w:lang w:bidi="th-TH"/>
               </w:rPr>
@@ -14874,23 +14886,23 @@
             <w:pPr>
               <w:rPr>
                 <w:rFonts w:ascii="TH SarabunPSK" w:hAnsi="TH SarabunPSK" w:cs="TH SarabunPSK"/>
-                <w:sz w:val="32"/>
-                <w:szCs w:val="32"/>
-              </w:rPr>
-            </w:pPr>
-            <w:r>
-              <w:rPr>
-                <w:rFonts w:ascii="TH SarabunPSK" w:hAnsi="TH SarabunPSK" w:cs="TH SarabunPSK"/>
-                <w:sz w:val="32"/>
-                <w:szCs w:val="32"/>
+                <w:sz w:val="28"/>
+                <w:szCs w:val="28"/>
+              </w:rPr>
+            </w:pPr>
+            <w:r>
+              <w:rPr>
+                <w:rFonts w:ascii="TH SarabunPSK" w:hAnsi="TH SarabunPSK" w:cs="TH SarabunPSK"/>
+                <w:sz w:val="28"/>
+                <w:szCs w:val="28"/>
               </w:rPr>
               <w:t>2</w:t>
             </w:r>
             <w:r>
               <w:rPr>
                 <w:rFonts w:ascii="TH SarabunPSK" w:hAnsi="TH SarabunPSK" w:cs="TH SarabunPSK"/>
-                <w:sz w:val="32"/>
-                <w:szCs w:val="32"/>
+                <w:sz w:val="28"/>
+                <w:szCs w:val="28"/>
                 <w:cs/>
                 <w:lang w:bidi="th-TH"/>
               </w:rPr>
@@ -14899,16 +14911,16 @@
             <w:r>
               <w:rPr>
                 <w:rFonts w:ascii="TH SarabunPSK" w:hAnsi="TH SarabunPSK" w:cs="TH SarabunPSK"/>
-                <w:sz w:val="32"/>
-                <w:szCs w:val="32"/>
+                <w:sz w:val="28"/>
+                <w:szCs w:val="28"/>
               </w:rPr>
               <w:t>1</w:t>
             </w:r>
             <w:r>
               <w:rPr>
                 <w:rFonts w:ascii="TH SarabunPSK" w:hAnsi="TH SarabunPSK" w:cs="TH SarabunPSK"/>
-                <w:sz w:val="32"/>
-                <w:szCs w:val="32"/>
+                <w:sz w:val="28"/>
+                <w:szCs w:val="28"/>
                 <w:cs/>
                 <w:lang w:bidi="th-TH"/>
               </w:rPr>
@@ -14917,8 +14929,8 @@
             <w:r>
               <w:rPr>
                 <w:rFonts w:ascii="TH SarabunPSK" w:hAnsi="TH SarabunPSK" w:cs="TH SarabunPSK"/>
-                <w:sz w:val="32"/>
-                <w:szCs w:val="32"/>
+                <w:sz w:val="28"/>
+                <w:szCs w:val="28"/>
               </w:rPr>
               <w:t>0</w:t>
             </w:r>
@@ -14937,15 +14949,15 @@
             <w:pPr>
               <w:rPr>
                 <w:rFonts w:ascii="TH SarabunPSK" w:hAnsi="TH SarabunPSK" w:cs="TH SarabunPSK"/>
-                <w:sz w:val="32"/>
-                <w:szCs w:val="32"/>
-              </w:rPr>
-            </w:pPr>
-            <w:r>
-              <w:rPr>
-                <w:rFonts w:ascii="TH SarabunPSK" w:hAnsi="TH SarabunPSK" w:cs="TH SarabunPSK"/>
-                <w:sz w:val="32"/>
-                <w:szCs w:val="32"/>
+                <w:sz w:val="28"/>
+                <w:szCs w:val="28"/>
+              </w:rPr>
+            </w:pPr>
+            <w:r>
+              <w:rPr>
+                <w:rFonts w:ascii="TH SarabunPSK" w:hAnsi="TH SarabunPSK" w:cs="TH SarabunPSK"/>
+                <w:sz w:val="28"/>
+                <w:szCs w:val="28"/>
               </w:rPr>
               <w:t>17</w:t>
             </w:r>
@@ -14959,15 +14971,15 @@
             <w:pPr>
               <w:rPr>
                 <w:rFonts w:ascii="TH SarabunPSK" w:hAnsi="TH SarabunPSK" w:cs="TH SarabunPSK"/>
-                <w:sz w:val="32"/>
-                <w:szCs w:val="32"/>
-              </w:rPr>
-            </w:pPr>
-            <w:r>
-              <w:rPr>
-                <w:rFonts w:ascii="TH SarabunPSK" w:hAnsi="TH SarabunPSK" w:cs="TH SarabunPSK"/>
-                <w:sz w:val="32"/>
-                <w:szCs w:val="32"/>
+                <w:sz w:val="28"/>
+                <w:szCs w:val="28"/>
+              </w:rPr>
+            </w:pPr>
+            <w:r>
+              <w:rPr>
+                <w:rFonts w:ascii="TH SarabunPSK" w:hAnsi="TH SarabunPSK" w:cs="TH SarabunPSK"/>
+                <w:sz w:val="28"/>
+                <w:szCs w:val="28"/>
               </w:rPr>
               <w:t>A</w:t>
             </w:r>
@@ -14981,15 +14993,15 @@
             <w:pPr>
               <w:rPr>
                 <w:rFonts w:ascii="TH SarabunPSK" w:hAnsi="TH SarabunPSK" w:cs="TH SarabunPSK"/>
-                <w:sz w:val="32"/>
-                <w:szCs w:val="32"/>
-              </w:rPr>
-            </w:pPr>
-            <w:r>
-              <w:rPr>
-                <w:rFonts w:ascii="TH SarabunPSK" w:hAnsi="TH SarabunPSK" w:cs="TH SarabunPSK"/>
-                <w:sz w:val="32"/>
-                <w:szCs w:val="32"/>
+                <w:sz w:val="28"/>
+                <w:szCs w:val="28"/>
+              </w:rPr>
+            </w:pPr>
+            <w:r>
+              <w:rPr>
+                <w:rFonts w:ascii="TH SarabunPSK" w:hAnsi="TH SarabunPSK" w:cs="TH SarabunPSK"/>
+                <w:sz w:val="28"/>
+                <w:szCs w:val="28"/>
                 <w:cs/>
                 <w:lang w:bidi="th-TH"/>
               </w:rPr>
@@ -15005,15 +15017,15 @@
             <w:pPr>
               <w:rPr>
                 <w:rFonts w:ascii="TH SarabunPSK" w:hAnsi="TH SarabunPSK" w:cs="TH SarabunPSK"/>
-                <w:sz w:val="32"/>
-                <w:szCs w:val="32"/>
-              </w:rPr>
-            </w:pPr>
-            <w:r>
-              <w:rPr>
-                <w:rFonts w:ascii="TH SarabunPSK" w:hAnsi="TH SarabunPSK" w:cs="TH SarabunPSK"/>
-                <w:sz w:val="32"/>
-                <w:szCs w:val="32"/>
+                <w:sz w:val="28"/>
+                <w:szCs w:val="28"/>
+              </w:rPr>
+            </w:pPr>
+            <w:r>
+              <w:rPr>
+                <w:rFonts w:ascii="TH SarabunPSK" w:hAnsi="TH SarabunPSK" w:cs="TH SarabunPSK"/>
+                <w:sz w:val="28"/>
+                <w:szCs w:val="28"/>
                 <w:cs/>
                 <w:lang w:bidi="th-TH"/>
               </w:rPr>
@@ -15029,15 +15041,15 @@
             <w:pPr>
               <w:rPr>
                 <w:rFonts w:ascii="TH SarabunPSK" w:hAnsi="TH SarabunPSK" w:cs="TH SarabunPSK"/>
-                <w:sz w:val="32"/>
-                <w:szCs w:val="32"/>
-              </w:rPr>
-            </w:pPr>
-            <w:r>
-              <w:rPr>
-                <w:rFonts w:ascii="TH SarabunPSK" w:hAnsi="TH SarabunPSK" w:cs="TH SarabunPSK"/>
-                <w:sz w:val="32"/>
-                <w:szCs w:val="32"/>
+                <w:sz w:val="28"/>
+                <w:szCs w:val="28"/>
+              </w:rPr>
+            </w:pPr>
+            <w:r>
+              <w:rPr>
+                <w:rFonts w:ascii="TH SarabunPSK" w:hAnsi="TH SarabunPSK" w:cs="TH SarabunPSK"/>
+                <w:sz w:val="28"/>
+                <w:szCs w:val="28"/>
                 <w:cs/>
                 <w:lang w:bidi="th-TH"/>
               </w:rPr>
@@ -15053,23 +15065,23 @@
             <w:pPr>
               <w:rPr>
                 <w:rFonts w:ascii="TH SarabunPSK" w:hAnsi="TH SarabunPSK" w:cs="TH SarabunPSK"/>
-                <w:sz w:val="32"/>
-                <w:szCs w:val="32"/>
-              </w:rPr>
-            </w:pPr>
-            <w:r>
-              <w:rPr>
-                <w:rFonts w:ascii="TH SarabunPSK" w:hAnsi="TH SarabunPSK" w:cs="TH SarabunPSK"/>
-                <w:sz w:val="32"/>
-                <w:szCs w:val="32"/>
+                <w:sz w:val="28"/>
+                <w:szCs w:val="28"/>
+              </w:rPr>
+            </w:pPr>
+            <w:r>
+              <w:rPr>
+                <w:rFonts w:ascii="TH SarabunPSK" w:hAnsi="TH SarabunPSK" w:cs="TH SarabunPSK"/>
+                <w:sz w:val="28"/>
+                <w:szCs w:val="28"/>
               </w:rPr>
               <w:t>0</w:t>
             </w:r>
             <w:r>
               <w:rPr>
                 <w:rFonts w:ascii="TH SarabunPSK" w:hAnsi="TH SarabunPSK" w:cs="TH SarabunPSK"/>
-                <w:sz w:val="32"/>
-                <w:szCs w:val="32"/>
+                <w:sz w:val="28"/>
+                <w:szCs w:val="28"/>
                 <w:cs/>
                 <w:lang w:bidi="th-TH"/>
               </w:rPr>
@@ -15078,16 +15090,16 @@
             <w:r>
               <w:rPr>
                 <w:rFonts w:ascii="TH SarabunPSK" w:hAnsi="TH SarabunPSK" w:cs="TH SarabunPSK"/>
-                <w:sz w:val="32"/>
-                <w:szCs w:val="32"/>
+                <w:sz w:val="28"/>
+                <w:szCs w:val="28"/>
               </w:rPr>
               <w:t>1</w:t>
             </w:r>
             <w:r>
               <w:rPr>
                 <w:rFonts w:ascii="TH SarabunPSK" w:hAnsi="TH SarabunPSK" w:cs="TH SarabunPSK"/>
-                <w:sz w:val="32"/>
-                <w:szCs w:val="32"/>
+                <w:sz w:val="28"/>
+                <w:szCs w:val="28"/>
                 <w:cs/>
                 <w:lang w:bidi="th-TH"/>
               </w:rPr>
@@ -15096,8 +15108,8 @@
             <w:r>
               <w:rPr>
                 <w:rFonts w:ascii="TH SarabunPSK" w:hAnsi="TH SarabunPSK" w:cs="TH SarabunPSK"/>
-                <w:sz w:val="32"/>
-                <w:szCs w:val="32"/>
+                <w:sz w:val="28"/>
+                <w:szCs w:val="28"/>
               </w:rPr>
               <w:t>2</w:t>
             </w:r>
@@ -15116,15 +15128,15 @@
             <w:pPr>
               <w:rPr>
                 <w:rFonts w:ascii="TH SarabunPSK" w:hAnsi="TH SarabunPSK" w:cs="TH SarabunPSK"/>
-                <w:sz w:val="32"/>
-                <w:szCs w:val="32"/>
-              </w:rPr>
-            </w:pPr>
-            <w:r>
-              <w:rPr>
-                <w:rFonts w:ascii="TH SarabunPSK" w:hAnsi="TH SarabunPSK" w:cs="TH SarabunPSK"/>
-                <w:sz w:val="32"/>
-                <w:szCs w:val="32"/>
+                <w:sz w:val="28"/>
+                <w:szCs w:val="28"/>
+              </w:rPr>
+            </w:pPr>
+            <w:r>
+              <w:rPr>
+                <w:rFonts w:ascii="TH SarabunPSK" w:hAnsi="TH SarabunPSK" w:cs="TH SarabunPSK"/>
+                <w:sz w:val="28"/>
+                <w:szCs w:val="28"/>
               </w:rPr>
               <w:t>18</w:t>
             </w:r>
@@ -15138,15 +15150,15 @@
             <w:pPr>
               <w:rPr>
                 <w:rFonts w:ascii="TH SarabunPSK" w:hAnsi="TH SarabunPSK" w:cs="TH SarabunPSK"/>
-                <w:sz w:val="32"/>
-                <w:szCs w:val="32"/>
-              </w:rPr>
-            </w:pPr>
-            <w:r>
-              <w:rPr>
-                <w:rFonts w:ascii="TH SarabunPSK" w:hAnsi="TH SarabunPSK" w:cs="TH SarabunPSK"/>
-                <w:sz w:val="32"/>
-                <w:szCs w:val="32"/>
+                <w:sz w:val="28"/>
+                <w:szCs w:val="28"/>
+              </w:rPr>
+            </w:pPr>
+            <w:r>
+              <w:rPr>
+                <w:rFonts w:ascii="TH SarabunPSK" w:hAnsi="TH SarabunPSK" w:cs="TH SarabunPSK"/>
+                <w:sz w:val="28"/>
+                <w:szCs w:val="28"/>
               </w:rPr>
               <w:t>B</w:t>
             </w:r>
@@ -15160,15 +15172,15 @@
             <w:pPr>
               <w:rPr>
                 <w:rFonts w:ascii="TH SarabunPSK" w:hAnsi="TH SarabunPSK" w:cs="TH SarabunPSK"/>
-                <w:sz w:val="32"/>
-                <w:szCs w:val="32"/>
-              </w:rPr>
-            </w:pPr>
-            <w:r>
-              <w:rPr>
-                <w:rFonts w:ascii="TH SarabunPSK" w:hAnsi="TH SarabunPSK" w:cs="TH SarabunPSK"/>
-                <w:sz w:val="32"/>
-                <w:szCs w:val="32"/>
+                <w:sz w:val="28"/>
+                <w:szCs w:val="28"/>
+              </w:rPr>
+            </w:pPr>
+            <w:r>
+              <w:rPr>
+                <w:rFonts w:ascii="TH SarabunPSK" w:hAnsi="TH SarabunPSK" w:cs="TH SarabunPSK"/>
+                <w:sz w:val="28"/>
+                <w:szCs w:val="28"/>
                 <w:cs/>
                 <w:lang w:bidi="th-TH"/>
               </w:rPr>
@@ -15184,15 +15196,15 @@
             <w:pPr>
               <w:rPr>
                 <w:rFonts w:ascii="TH SarabunPSK" w:hAnsi="TH SarabunPSK" w:cs="TH SarabunPSK"/>
-                <w:sz w:val="32"/>
-                <w:szCs w:val="32"/>
-              </w:rPr>
-            </w:pPr>
-            <w:r>
-              <w:rPr>
-                <w:rFonts w:ascii="TH SarabunPSK" w:hAnsi="TH SarabunPSK" w:cs="TH SarabunPSK"/>
-                <w:sz w:val="32"/>
-                <w:szCs w:val="32"/>
+                <w:sz w:val="28"/>
+                <w:szCs w:val="28"/>
+              </w:rPr>
+            </w:pPr>
+            <w:r>
+              <w:rPr>
+                <w:rFonts w:ascii="TH SarabunPSK" w:hAnsi="TH SarabunPSK" w:cs="TH SarabunPSK"/>
+                <w:sz w:val="28"/>
+                <w:szCs w:val="28"/>
                 <w:cs/>
                 <w:lang w:bidi="th-TH"/>
               </w:rPr>
@@ -15208,15 +15220,15 @@
             <w:pPr>
               <w:rPr>
                 <w:rFonts w:ascii="TH SarabunPSK" w:hAnsi="TH SarabunPSK" w:cs="TH SarabunPSK"/>
-                <w:sz w:val="32"/>
-                <w:szCs w:val="32"/>
-              </w:rPr>
-            </w:pPr>
-            <w:r>
-              <w:rPr>
-                <w:rFonts w:ascii="TH SarabunPSK" w:hAnsi="TH SarabunPSK" w:cs="TH SarabunPSK"/>
-                <w:sz w:val="32"/>
-                <w:szCs w:val="32"/>
+                <w:sz w:val="28"/>
+                <w:szCs w:val="28"/>
+              </w:rPr>
+            </w:pPr>
+            <w:r>
+              <w:rPr>
+                <w:rFonts w:ascii="TH SarabunPSK" w:hAnsi="TH SarabunPSK" w:cs="TH SarabunPSK"/>
+                <w:sz w:val="28"/>
+                <w:szCs w:val="28"/>
                 <w:cs/>
                 <w:lang w:bidi="th-TH"/>
               </w:rPr>
@@ -15232,23 +15244,23 @@
             <w:pPr>
               <w:rPr>
                 <w:rFonts w:ascii="TH SarabunPSK" w:hAnsi="TH SarabunPSK" w:cs="TH SarabunPSK"/>
-                <w:sz w:val="32"/>
-                <w:szCs w:val="32"/>
-              </w:rPr>
-            </w:pPr>
-            <w:r>
-              <w:rPr>
-                <w:rFonts w:ascii="TH SarabunPSK" w:hAnsi="TH SarabunPSK" w:cs="TH SarabunPSK"/>
-                <w:sz w:val="32"/>
-                <w:szCs w:val="32"/>
+                <w:sz w:val="28"/>
+                <w:szCs w:val="28"/>
+              </w:rPr>
+            </w:pPr>
+            <w:r>
+              <w:rPr>
+                <w:rFonts w:ascii="TH SarabunPSK" w:hAnsi="TH SarabunPSK" w:cs="TH SarabunPSK"/>
+                <w:sz w:val="28"/>
+                <w:szCs w:val="28"/>
               </w:rPr>
               <w:t>2</w:t>
             </w:r>
             <w:r>
               <w:rPr>
                 <w:rFonts w:ascii="TH SarabunPSK" w:hAnsi="TH SarabunPSK" w:cs="TH SarabunPSK"/>
-                <w:sz w:val="32"/>
-                <w:szCs w:val="32"/>
+                <w:sz w:val="28"/>
+                <w:szCs w:val="28"/>
                 <w:cs/>
                 <w:lang w:bidi="th-TH"/>
               </w:rPr>
@@ -15257,16 +15269,16 @@
             <w:r>
               <w:rPr>
                 <w:rFonts w:ascii="TH SarabunPSK" w:hAnsi="TH SarabunPSK" w:cs="TH SarabunPSK"/>
-                <w:sz w:val="32"/>
-                <w:szCs w:val="32"/>
+                <w:sz w:val="28"/>
+                <w:szCs w:val="28"/>
               </w:rPr>
               <w:t>1</w:t>
             </w:r>
             <w:r>
               <w:rPr>
                 <w:rFonts w:ascii="TH SarabunPSK" w:hAnsi="TH SarabunPSK" w:cs="TH SarabunPSK"/>
-                <w:sz w:val="32"/>
-                <w:szCs w:val="32"/>
+                <w:sz w:val="28"/>
+                <w:szCs w:val="28"/>
                 <w:cs/>
                 <w:lang w:bidi="th-TH"/>
               </w:rPr>
@@ -15275,8 +15287,8 @@
             <w:r>
               <w:rPr>
                 <w:rFonts w:ascii="TH SarabunPSK" w:hAnsi="TH SarabunPSK" w:cs="TH SarabunPSK"/>
-                <w:sz w:val="32"/>
-                <w:szCs w:val="32"/>
+                <w:sz w:val="28"/>
+                <w:szCs w:val="28"/>
               </w:rPr>
               <w:t>0</w:t>
             </w:r>
@@ -15295,15 +15307,15 @@
             <w:pPr>
               <w:rPr>
                 <w:rFonts w:ascii="TH SarabunPSK" w:hAnsi="TH SarabunPSK" w:cs="TH SarabunPSK"/>
-                <w:sz w:val="32"/>
-                <w:szCs w:val="32"/>
-              </w:rPr>
-            </w:pPr>
-            <w:r>
-              <w:rPr>
-                <w:rFonts w:ascii="TH SarabunPSK" w:hAnsi="TH SarabunPSK" w:cs="TH SarabunPSK"/>
-                <w:sz w:val="32"/>
-                <w:szCs w:val="32"/>
+                <w:sz w:val="28"/>
+                <w:szCs w:val="28"/>
+              </w:rPr>
+            </w:pPr>
+            <w:r>
+              <w:rPr>
+                <w:rFonts w:ascii="TH SarabunPSK" w:hAnsi="TH SarabunPSK" w:cs="TH SarabunPSK"/>
+                <w:sz w:val="28"/>
+                <w:szCs w:val="28"/>
               </w:rPr>
               <w:t>19</w:t>
             </w:r>
@@ -15317,15 +15329,15 @@
             <w:pPr>
               <w:rPr>
                 <w:rFonts w:ascii="TH SarabunPSK" w:hAnsi="TH SarabunPSK" w:cs="TH SarabunPSK"/>
-                <w:sz w:val="32"/>
-                <w:szCs w:val="32"/>
-              </w:rPr>
-            </w:pPr>
-            <w:r>
-              <w:rPr>
-                <w:rFonts w:ascii="TH SarabunPSK" w:hAnsi="TH SarabunPSK" w:cs="TH SarabunPSK"/>
-                <w:sz w:val="32"/>
-                <w:szCs w:val="32"/>
+                <w:sz w:val="28"/>
+                <w:szCs w:val="28"/>
+              </w:rPr>
+            </w:pPr>
+            <w:r>
+              <w:rPr>
+                <w:rFonts w:ascii="TH SarabunPSK" w:hAnsi="TH SarabunPSK" w:cs="TH SarabunPSK"/>
+                <w:sz w:val="28"/>
+                <w:szCs w:val="28"/>
               </w:rPr>
               <w:t>A</w:t>
             </w:r>
@@ -15339,15 +15351,15 @@
             <w:pPr>
               <w:rPr>
                 <w:rFonts w:ascii="TH SarabunPSK" w:hAnsi="TH SarabunPSK" w:cs="TH SarabunPSK"/>
-                <w:sz w:val="32"/>
-                <w:szCs w:val="32"/>
-              </w:rPr>
-            </w:pPr>
-            <w:r>
-              <w:rPr>
-                <w:rFonts w:ascii="TH SarabunPSK" w:hAnsi="TH SarabunPSK" w:cs="TH SarabunPSK"/>
-                <w:sz w:val="32"/>
-                <w:szCs w:val="32"/>
+                <w:sz w:val="28"/>
+                <w:szCs w:val="28"/>
+              </w:rPr>
+            </w:pPr>
+            <w:r>
+              <w:rPr>
+                <w:rFonts w:ascii="TH SarabunPSK" w:hAnsi="TH SarabunPSK" w:cs="TH SarabunPSK"/>
+                <w:sz w:val="28"/>
+                <w:szCs w:val="28"/>
                 <w:cs/>
                 <w:lang w:bidi="th-TH"/>
               </w:rPr>
@@ -15363,15 +15375,15 @@
             <w:pPr>
               <w:rPr>
                 <w:rFonts w:ascii="TH SarabunPSK" w:hAnsi="TH SarabunPSK" w:cs="TH SarabunPSK"/>
-                <w:sz w:val="32"/>
-                <w:szCs w:val="32"/>
-              </w:rPr>
-            </w:pPr>
-            <w:r>
-              <w:rPr>
-                <w:rFonts w:ascii="TH SarabunPSK" w:hAnsi="TH SarabunPSK" w:cs="TH SarabunPSK"/>
-                <w:sz w:val="32"/>
-                <w:szCs w:val="32"/>
+                <w:sz w:val="28"/>
+                <w:szCs w:val="28"/>
+              </w:rPr>
+            </w:pPr>
+            <w:r>
+              <w:rPr>
+                <w:rFonts w:ascii="TH SarabunPSK" w:hAnsi="TH SarabunPSK" w:cs="TH SarabunPSK"/>
+                <w:sz w:val="28"/>
+                <w:szCs w:val="28"/>
                 <w:cs/>
                 <w:lang w:bidi="th-TH"/>
               </w:rPr>
@@ -15387,15 +15399,15 @@
             <w:pPr>
               <w:rPr>
                 <w:rFonts w:ascii="TH SarabunPSK" w:hAnsi="TH SarabunPSK" w:cs="TH SarabunPSK"/>
-                <w:sz w:val="32"/>
-                <w:szCs w:val="32"/>
-              </w:rPr>
-            </w:pPr>
-            <w:r>
-              <w:rPr>
-                <w:rFonts w:ascii="TH SarabunPSK" w:hAnsi="TH SarabunPSK" w:cs="TH SarabunPSK"/>
-                <w:sz w:val="32"/>
-                <w:szCs w:val="32"/>
+                <w:sz w:val="28"/>
+                <w:szCs w:val="28"/>
+              </w:rPr>
+            </w:pPr>
+            <w:r>
+              <w:rPr>
+                <w:rFonts w:ascii="TH SarabunPSK" w:hAnsi="TH SarabunPSK" w:cs="TH SarabunPSK"/>
+                <w:sz w:val="28"/>
+                <w:szCs w:val="28"/>
                 <w:cs/>
                 <w:lang w:bidi="th-TH"/>
               </w:rPr>
@@ -15411,23 +15423,23 @@
             <w:pPr>
               <w:rPr>
                 <w:rFonts w:ascii="TH SarabunPSK" w:hAnsi="TH SarabunPSK" w:cs="TH SarabunPSK"/>
-                <w:sz w:val="32"/>
-                <w:szCs w:val="32"/>
-              </w:rPr>
-            </w:pPr>
-            <w:r>
-              <w:rPr>
-                <w:rFonts w:ascii="TH SarabunPSK" w:hAnsi="TH SarabunPSK" w:cs="TH SarabunPSK"/>
-                <w:sz w:val="32"/>
-                <w:szCs w:val="32"/>
+                <w:sz w:val="28"/>
+                <w:szCs w:val="28"/>
+              </w:rPr>
+            </w:pPr>
+            <w:r>
+              <w:rPr>
+                <w:rFonts w:ascii="TH SarabunPSK" w:hAnsi="TH SarabunPSK" w:cs="TH SarabunPSK"/>
+                <w:sz w:val="28"/>
+                <w:szCs w:val="28"/>
               </w:rPr>
               <w:t>0</w:t>
             </w:r>
             <w:r>
               <w:rPr>
                 <w:rFonts w:ascii="TH SarabunPSK" w:hAnsi="TH SarabunPSK" w:cs="TH SarabunPSK"/>
-                <w:sz w:val="32"/>
-                <w:szCs w:val="32"/>
+                <w:sz w:val="28"/>
+                <w:szCs w:val="28"/>
                 <w:cs/>
                 <w:lang w:bidi="th-TH"/>
               </w:rPr>
@@ -15436,16 +15448,16 @@
             <w:r>
               <w:rPr>
                 <w:rFonts w:ascii="TH SarabunPSK" w:hAnsi="TH SarabunPSK" w:cs="TH SarabunPSK"/>
-                <w:sz w:val="32"/>
-                <w:szCs w:val="32"/>
+                <w:sz w:val="28"/>
+                <w:szCs w:val="28"/>
               </w:rPr>
               <w:t>1</w:t>
             </w:r>
             <w:r>
               <w:rPr>
                 <w:rFonts w:ascii="TH SarabunPSK" w:hAnsi="TH SarabunPSK" w:cs="TH SarabunPSK"/>
-                <w:sz w:val="32"/>
-                <w:szCs w:val="32"/>
+                <w:sz w:val="28"/>
+                <w:szCs w:val="28"/>
                 <w:cs/>
                 <w:lang w:bidi="th-TH"/>
               </w:rPr>
@@ -15454,8 +15466,8 @@
             <w:r>
               <w:rPr>
                 <w:rFonts w:ascii="TH SarabunPSK" w:hAnsi="TH SarabunPSK" w:cs="TH SarabunPSK"/>
-                <w:sz w:val="32"/>
-                <w:szCs w:val="32"/>
+                <w:sz w:val="28"/>
+                <w:szCs w:val="28"/>
               </w:rPr>
               <w:t>2</w:t>
             </w:r>
@@ -15474,15 +15486,15 @@
             <w:pPr>
               <w:rPr>
                 <w:rFonts w:ascii="TH SarabunPSK" w:hAnsi="TH SarabunPSK" w:cs="TH SarabunPSK"/>
-                <w:sz w:val="32"/>
-                <w:szCs w:val="32"/>
-              </w:rPr>
-            </w:pPr>
-            <w:r>
-              <w:rPr>
-                <w:rFonts w:ascii="TH SarabunPSK" w:hAnsi="TH SarabunPSK" w:cs="TH SarabunPSK"/>
-                <w:sz w:val="32"/>
-                <w:szCs w:val="32"/>
+                <w:sz w:val="28"/>
+                <w:szCs w:val="28"/>
+              </w:rPr>
+            </w:pPr>
+            <w:r>
+              <w:rPr>
+                <w:rFonts w:ascii="TH SarabunPSK" w:hAnsi="TH SarabunPSK" w:cs="TH SarabunPSK"/>
+                <w:sz w:val="28"/>
+                <w:szCs w:val="28"/>
               </w:rPr>
               <w:t>20</w:t>
             </w:r>
@@ -15496,15 +15508,15 @@
             <w:pPr>
               <w:rPr>
                 <w:rFonts w:ascii="TH SarabunPSK" w:hAnsi="TH SarabunPSK" w:cs="TH SarabunPSK"/>
-                <w:sz w:val="32"/>
-                <w:szCs w:val="32"/>
-              </w:rPr>
-            </w:pPr>
-            <w:r>
-              <w:rPr>
-                <w:rFonts w:ascii="TH SarabunPSK" w:hAnsi="TH SarabunPSK" w:cs="TH SarabunPSK"/>
-                <w:sz w:val="32"/>
-                <w:szCs w:val="32"/>
+                <w:sz w:val="28"/>
+                <w:szCs w:val="28"/>
+              </w:rPr>
+            </w:pPr>
+            <w:r>
+              <w:rPr>
+                <w:rFonts w:ascii="TH SarabunPSK" w:hAnsi="TH SarabunPSK" w:cs="TH SarabunPSK"/>
+                <w:sz w:val="28"/>
+                <w:szCs w:val="28"/>
               </w:rPr>
               <w:t>A</w:t>
             </w:r>
@@ -15518,15 +15530,15 @@
             <w:pPr>
               <w:rPr>
                 <w:rFonts w:ascii="TH SarabunPSK" w:hAnsi="TH SarabunPSK" w:cs="TH SarabunPSK"/>
-                <w:sz w:val="32"/>
-                <w:szCs w:val="32"/>
-              </w:rPr>
-            </w:pPr>
-            <w:r>
-              <w:rPr>
-                <w:rFonts w:ascii="TH SarabunPSK" w:hAnsi="TH SarabunPSK" w:cs="TH SarabunPSK"/>
-                <w:sz w:val="32"/>
-                <w:szCs w:val="32"/>
+                <w:sz w:val="28"/>
+                <w:szCs w:val="28"/>
+              </w:rPr>
+            </w:pPr>
+            <w:r>
+              <w:rPr>
+                <w:rFonts w:ascii="TH SarabunPSK" w:hAnsi="TH SarabunPSK" w:cs="TH SarabunPSK"/>
+                <w:sz w:val="28"/>
+                <w:szCs w:val="28"/>
                 <w:cs/>
                 <w:lang w:bidi="th-TH"/>
               </w:rPr>
@@ -15542,15 +15554,15 @@
             <w:pPr>
               <w:rPr>
                 <w:rFonts w:ascii="TH SarabunPSK" w:hAnsi="TH SarabunPSK" w:cs="TH SarabunPSK"/>
-                <w:sz w:val="32"/>
-                <w:szCs w:val="32"/>
-              </w:rPr>
-            </w:pPr>
-            <w:r>
-              <w:rPr>
-                <w:rFonts w:ascii="TH SarabunPSK" w:hAnsi="TH SarabunPSK" w:cs="TH SarabunPSK"/>
-                <w:sz w:val="32"/>
-                <w:szCs w:val="32"/>
+                <w:sz w:val="28"/>
+                <w:szCs w:val="28"/>
+              </w:rPr>
+            </w:pPr>
+            <w:r>
+              <w:rPr>
+                <w:rFonts w:ascii="TH SarabunPSK" w:hAnsi="TH SarabunPSK" w:cs="TH SarabunPSK"/>
+                <w:sz w:val="28"/>
+                <w:szCs w:val="28"/>
                 <w:cs/>
                 <w:lang w:bidi="th-TH"/>
               </w:rPr>
@@ -15566,15 +15578,15 @@
             <w:pPr>
               <w:rPr>
                 <w:rFonts w:ascii="TH SarabunPSK" w:hAnsi="TH SarabunPSK" w:cs="TH SarabunPSK"/>
-                <w:sz w:val="32"/>
-                <w:szCs w:val="32"/>
-              </w:rPr>
-            </w:pPr>
-            <w:r>
-              <w:rPr>
-                <w:rFonts w:ascii="TH SarabunPSK" w:hAnsi="TH SarabunPSK" w:cs="TH SarabunPSK"/>
-                <w:sz w:val="32"/>
-                <w:szCs w:val="32"/>
+                <w:sz w:val="28"/>
+                <w:szCs w:val="28"/>
+              </w:rPr>
+            </w:pPr>
+            <w:r>
+              <w:rPr>
+                <w:rFonts w:ascii="TH SarabunPSK" w:hAnsi="TH SarabunPSK" w:cs="TH SarabunPSK"/>
+                <w:sz w:val="28"/>
+                <w:szCs w:val="28"/>
                 <w:cs/>
                 <w:lang w:bidi="th-TH"/>
               </w:rPr>
@@ -15590,23 +15602,23 @@
             <w:pPr>
               <w:rPr>
                 <w:rFonts w:ascii="TH SarabunPSK" w:hAnsi="TH SarabunPSK" w:cs="TH SarabunPSK"/>
-                <w:sz w:val="32"/>
-                <w:szCs w:val="32"/>
-              </w:rPr>
-            </w:pPr>
-            <w:r>
-              <w:rPr>
-                <w:rFonts w:ascii="TH SarabunPSK" w:hAnsi="TH SarabunPSK" w:cs="TH SarabunPSK"/>
-                <w:sz w:val="32"/>
-                <w:szCs w:val="32"/>
+                <w:sz w:val="28"/>
+                <w:szCs w:val="28"/>
+              </w:rPr>
+            </w:pPr>
+            <w:r>
+              <w:rPr>
+                <w:rFonts w:ascii="TH SarabunPSK" w:hAnsi="TH SarabunPSK" w:cs="TH SarabunPSK"/>
+                <w:sz w:val="28"/>
+                <w:szCs w:val="28"/>
               </w:rPr>
               <w:t>0</w:t>
             </w:r>
             <w:r>
               <w:rPr>
                 <w:rFonts w:ascii="TH SarabunPSK" w:hAnsi="TH SarabunPSK" w:cs="TH SarabunPSK"/>
-                <w:sz w:val="32"/>
-                <w:szCs w:val="32"/>
+                <w:sz w:val="28"/>
+                <w:szCs w:val="28"/>
                 <w:cs/>
                 <w:lang w:bidi="th-TH"/>
               </w:rPr>
@@ -15615,16 +15627,16 @@
             <w:r>
               <w:rPr>
                 <w:rFonts w:ascii="TH SarabunPSK" w:hAnsi="TH SarabunPSK" w:cs="TH SarabunPSK"/>
-                <w:sz w:val="32"/>
-                <w:szCs w:val="32"/>
+                <w:sz w:val="28"/>
+                <w:szCs w:val="28"/>
               </w:rPr>
               <w:t>1</w:t>
             </w:r>
             <w:r>
               <w:rPr>
                 <w:rFonts w:ascii="TH SarabunPSK" w:hAnsi="TH SarabunPSK" w:cs="TH SarabunPSK"/>
-                <w:sz w:val="32"/>
-                <w:szCs w:val="32"/>
+                <w:sz w:val="28"/>
+                <w:szCs w:val="28"/>
                 <w:cs/>
                 <w:lang w:bidi="th-TH"/>
               </w:rPr>
@@ -15633,8 +15645,8 @@
             <w:r>
               <w:rPr>
                 <w:rFonts w:ascii="TH SarabunPSK" w:hAnsi="TH SarabunPSK" w:cs="TH SarabunPSK"/>
-                <w:sz w:val="32"/>
-                <w:szCs w:val="32"/>
+                <w:sz w:val="28"/>
+                <w:szCs w:val="28"/>
               </w:rPr>
               <w:t>2</w:t>
             </w:r>
@@ -15653,15 +15665,15 @@
             <w:pPr>
               <w:rPr>
                 <w:rFonts w:ascii="TH SarabunPSK" w:hAnsi="TH SarabunPSK" w:cs="TH SarabunPSK"/>
-                <w:sz w:val="32"/>
-                <w:szCs w:val="32"/>
-              </w:rPr>
-            </w:pPr>
-            <w:r>
-              <w:rPr>
-                <w:rFonts w:ascii="TH SarabunPSK" w:hAnsi="TH SarabunPSK" w:cs="TH SarabunPSK"/>
-                <w:sz w:val="32"/>
-                <w:szCs w:val="32"/>
+                <w:sz w:val="28"/>
+                <w:szCs w:val="28"/>
+              </w:rPr>
+            </w:pPr>
+            <w:r>
+              <w:rPr>
+                <w:rFonts w:ascii="TH SarabunPSK" w:hAnsi="TH SarabunPSK" w:cs="TH SarabunPSK"/>
+                <w:sz w:val="28"/>
+                <w:szCs w:val="28"/>
               </w:rPr>
               <w:t>21</w:t>
             </w:r>
@@ -15675,15 +15687,15 @@
             <w:pPr>
               <w:rPr>
                 <w:rFonts w:ascii="TH SarabunPSK" w:hAnsi="TH SarabunPSK" w:cs="TH SarabunPSK"/>
-                <w:sz w:val="32"/>
-                <w:szCs w:val="32"/>
-              </w:rPr>
-            </w:pPr>
-            <w:r>
-              <w:rPr>
-                <w:rFonts w:ascii="TH SarabunPSK" w:hAnsi="TH SarabunPSK" w:cs="TH SarabunPSK"/>
-                <w:sz w:val="32"/>
-                <w:szCs w:val="32"/>
+                <w:sz w:val="28"/>
+                <w:szCs w:val="28"/>
+              </w:rPr>
+            </w:pPr>
+            <w:r>
+              <w:rPr>
+                <w:rFonts w:ascii="TH SarabunPSK" w:hAnsi="TH SarabunPSK" w:cs="TH SarabunPSK"/>
+                <w:sz w:val="28"/>
+                <w:szCs w:val="28"/>
               </w:rPr>
               <w:t>B</w:t>
             </w:r>
@@ -15697,15 +15709,15 @@
             <w:pPr>
               <w:rPr>
                 <w:rFonts w:ascii="TH SarabunPSK" w:hAnsi="TH SarabunPSK" w:cs="TH SarabunPSK"/>
-                <w:sz w:val="32"/>
-                <w:szCs w:val="32"/>
-              </w:rPr>
-            </w:pPr>
-            <w:r>
-              <w:rPr>
-                <w:rFonts w:ascii="TH SarabunPSK" w:hAnsi="TH SarabunPSK" w:cs="TH SarabunPSK"/>
-                <w:sz w:val="32"/>
-                <w:szCs w:val="32"/>
+                <w:sz w:val="28"/>
+                <w:szCs w:val="28"/>
+              </w:rPr>
+            </w:pPr>
+            <w:r>
+              <w:rPr>
+                <w:rFonts w:ascii="TH SarabunPSK" w:hAnsi="TH SarabunPSK" w:cs="TH SarabunPSK"/>
+                <w:sz w:val="28"/>
+                <w:szCs w:val="28"/>
                 <w:cs/>
                 <w:lang w:bidi="th-TH"/>
               </w:rPr>
@@ -15721,15 +15733,15 @@
             <w:pPr>
               <w:rPr>
                 <w:rFonts w:ascii="TH SarabunPSK" w:hAnsi="TH SarabunPSK" w:cs="TH SarabunPSK"/>
-                <w:sz w:val="32"/>
-                <w:szCs w:val="32"/>
-              </w:rPr>
-            </w:pPr>
-            <w:r>
-              <w:rPr>
-                <w:rFonts w:ascii="TH SarabunPSK" w:hAnsi="TH SarabunPSK" w:cs="TH SarabunPSK"/>
-                <w:sz w:val="32"/>
-                <w:szCs w:val="32"/>
+                <w:sz w:val="28"/>
+                <w:szCs w:val="28"/>
+              </w:rPr>
+            </w:pPr>
+            <w:r>
+              <w:rPr>
+                <w:rFonts w:ascii="TH SarabunPSK" w:hAnsi="TH SarabunPSK" w:cs="TH SarabunPSK"/>
+                <w:sz w:val="28"/>
+                <w:szCs w:val="28"/>
                 <w:cs/>
                 <w:lang w:bidi="th-TH"/>
               </w:rPr>
@@ -15745,15 +15757,15 @@
             <w:pPr>
               <w:rPr>
                 <w:rFonts w:ascii="TH SarabunPSK" w:hAnsi="TH SarabunPSK" w:cs="TH SarabunPSK"/>
-                <w:sz w:val="32"/>
-                <w:szCs w:val="32"/>
-              </w:rPr>
-            </w:pPr>
-            <w:r>
-              <w:rPr>
-                <w:rFonts w:ascii="TH SarabunPSK" w:hAnsi="TH SarabunPSK" w:cs="TH SarabunPSK"/>
-                <w:sz w:val="32"/>
-                <w:szCs w:val="32"/>
+                <w:sz w:val="28"/>
+                <w:szCs w:val="28"/>
+              </w:rPr>
+            </w:pPr>
+            <w:r>
+              <w:rPr>
+                <w:rFonts w:ascii="TH SarabunPSK" w:hAnsi="TH SarabunPSK" w:cs="TH SarabunPSK"/>
+                <w:sz w:val="28"/>
+                <w:szCs w:val="28"/>
                 <w:cs/>
                 <w:lang w:bidi="th-TH"/>
               </w:rPr>
@@ -15769,23 +15781,23 @@
             <w:pPr>
               <w:rPr>
                 <w:rFonts w:ascii="TH SarabunPSK" w:hAnsi="TH SarabunPSK" w:cs="TH SarabunPSK"/>
-                <w:sz w:val="32"/>
-                <w:szCs w:val="32"/>
-              </w:rPr>
-            </w:pPr>
-            <w:r>
-              <w:rPr>
-                <w:rFonts w:ascii="TH SarabunPSK" w:hAnsi="TH SarabunPSK" w:cs="TH SarabunPSK"/>
-                <w:sz w:val="32"/>
-                <w:szCs w:val="32"/>
+                <w:sz w:val="28"/>
+                <w:szCs w:val="28"/>
+              </w:rPr>
+            </w:pPr>
+            <w:r>
+              <w:rPr>
+                <w:rFonts w:ascii="TH SarabunPSK" w:hAnsi="TH SarabunPSK" w:cs="TH SarabunPSK"/>
+                <w:sz w:val="28"/>
+                <w:szCs w:val="28"/>
               </w:rPr>
               <w:t>2</w:t>
             </w:r>
             <w:r>
               <w:rPr>
                 <w:rFonts w:ascii="TH SarabunPSK" w:hAnsi="TH SarabunPSK" w:cs="TH SarabunPSK"/>
-                <w:sz w:val="32"/>
-                <w:szCs w:val="32"/>
+                <w:sz w:val="28"/>
+                <w:szCs w:val="28"/>
                 <w:cs/>
                 <w:lang w:bidi="th-TH"/>
               </w:rPr>
@@ -15794,16 +15806,16 @@
             <w:r>
               <w:rPr>
                 <w:rFonts w:ascii="TH SarabunPSK" w:hAnsi="TH SarabunPSK" w:cs="TH SarabunPSK"/>
-                <w:sz w:val="32"/>
-                <w:szCs w:val="32"/>
+                <w:sz w:val="28"/>
+                <w:szCs w:val="28"/>
               </w:rPr>
               <w:t>1</w:t>
             </w:r>
             <w:r>
               <w:rPr>
                 <w:rFonts w:ascii="TH SarabunPSK" w:hAnsi="TH SarabunPSK" w:cs="TH SarabunPSK"/>
-                <w:sz w:val="32"/>
-                <w:szCs w:val="32"/>
+                <w:sz w:val="28"/>
+                <w:szCs w:val="28"/>
                 <w:cs/>
                 <w:lang w:bidi="th-TH"/>
               </w:rPr>
@@ -15812,8 +15824,8 @@
             <w:r>
               <w:rPr>
                 <w:rFonts w:ascii="TH SarabunPSK" w:hAnsi="TH SarabunPSK" w:cs="TH SarabunPSK"/>
-                <w:sz w:val="32"/>
-                <w:szCs w:val="32"/>
+                <w:sz w:val="28"/>
+                <w:szCs w:val="28"/>
               </w:rPr>
               <w:t>0</w:t>
             </w:r>
@@ -15832,15 +15844,15 @@
             <w:pPr>
               <w:rPr>
                 <w:rFonts w:ascii="TH SarabunPSK" w:hAnsi="TH SarabunPSK" w:cs="TH SarabunPSK"/>
-                <w:sz w:val="32"/>
-                <w:szCs w:val="32"/>
-              </w:rPr>
-            </w:pPr>
-            <w:r>
-              <w:rPr>
-                <w:rFonts w:ascii="TH SarabunPSK" w:hAnsi="TH SarabunPSK" w:cs="TH SarabunPSK"/>
-                <w:sz w:val="32"/>
-                <w:szCs w:val="32"/>
+                <w:sz w:val="28"/>
+                <w:szCs w:val="28"/>
+              </w:rPr>
+            </w:pPr>
+            <w:r>
+              <w:rPr>
+                <w:rFonts w:ascii="TH SarabunPSK" w:hAnsi="TH SarabunPSK" w:cs="TH SarabunPSK"/>
+                <w:sz w:val="28"/>
+                <w:szCs w:val="28"/>
               </w:rPr>
               <w:t>22</w:t>
             </w:r>
@@ -15854,15 +15866,15 @@
             <w:pPr>
               <w:rPr>
                 <w:rFonts w:ascii="TH SarabunPSK" w:hAnsi="TH SarabunPSK" w:cs="TH SarabunPSK"/>
-                <w:sz w:val="32"/>
-                <w:szCs w:val="32"/>
-              </w:rPr>
-            </w:pPr>
-            <w:r>
-              <w:rPr>
-                <w:rFonts w:ascii="TH SarabunPSK" w:hAnsi="TH SarabunPSK" w:cs="TH SarabunPSK"/>
-                <w:sz w:val="32"/>
-                <w:szCs w:val="32"/>
+                <w:sz w:val="28"/>
+                <w:szCs w:val="28"/>
+              </w:rPr>
+            </w:pPr>
+            <w:r>
+              <w:rPr>
+                <w:rFonts w:ascii="TH SarabunPSK" w:hAnsi="TH SarabunPSK" w:cs="TH SarabunPSK"/>
+                <w:sz w:val="28"/>
+                <w:szCs w:val="28"/>
               </w:rPr>
               <w:t>A</w:t>
             </w:r>
@@ -15876,15 +15888,15 @@
             <w:pPr>
               <w:rPr>
                 <w:rFonts w:ascii="TH SarabunPSK" w:hAnsi="TH SarabunPSK" w:cs="TH SarabunPSK"/>
-                <w:sz w:val="32"/>
-                <w:szCs w:val="32"/>
-              </w:rPr>
-            </w:pPr>
-            <w:r>
-              <w:rPr>
-                <w:rFonts w:ascii="TH SarabunPSK" w:hAnsi="TH SarabunPSK" w:cs="TH SarabunPSK"/>
-                <w:sz w:val="32"/>
-                <w:szCs w:val="32"/>
+                <w:sz w:val="28"/>
+                <w:szCs w:val="28"/>
+              </w:rPr>
+            </w:pPr>
+            <w:r>
+              <w:rPr>
+                <w:rFonts w:ascii="TH SarabunPSK" w:hAnsi="TH SarabunPSK" w:cs="TH SarabunPSK"/>
+                <w:sz w:val="28"/>
+                <w:szCs w:val="28"/>
                 <w:cs/>
                 <w:lang w:bidi="th-TH"/>
               </w:rPr>
@@ -15900,15 +15912,15 @@
             <w:pPr>
               <w:rPr>
                 <w:rFonts w:ascii="TH SarabunPSK" w:hAnsi="TH SarabunPSK" w:cs="TH SarabunPSK"/>
-                <w:sz w:val="32"/>
-                <w:szCs w:val="32"/>
-              </w:rPr>
-            </w:pPr>
-            <w:r>
-              <w:rPr>
-                <w:rFonts w:ascii="TH SarabunPSK" w:hAnsi="TH SarabunPSK" w:cs="TH SarabunPSK"/>
-                <w:sz w:val="32"/>
-                <w:szCs w:val="32"/>
+                <w:sz w:val="28"/>
+                <w:szCs w:val="28"/>
+              </w:rPr>
+            </w:pPr>
+            <w:r>
+              <w:rPr>
+                <w:rFonts w:ascii="TH SarabunPSK" w:hAnsi="TH SarabunPSK" w:cs="TH SarabunPSK"/>
+                <w:sz w:val="28"/>
+                <w:szCs w:val="28"/>
                 <w:cs/>
                 <w:lang w:bidi="th-TH"/>
               </w:rPr>
@@ -15924,15 +15936,15 @@
             <w:pPr>
               <w:rPr>
                 <w:rFonts w:ascii="TH SarabunPSK" w:hAnsi="TH SarabunPSK" w:cs="TH SarabunPSK"/>
-                <w:sz w:val="32"/>
-                <w:szCs w:val="32"/>
-              </w:rPr>
-            </w:pPr>
-            <w:r>
-              <w:rPr>
-                <w:rFonts w:ascii="TH SarabunPSK" w:hAnsi="TH SarabunPSK" w:cs="TH SarabunPSK"/>
-                <w:sz w:val="32"/>
-                <w:szCs w:val="32"/>
+                <w:sz w:val="28"/>
+                <w:szCs w:val="28"/>
+              </w:rPr>
+            </w:pPr>
+            <w:r>
+              <w:rPr>
+                <w:rFonts w:ascii="TH SarabunPSK" w:hAnsi="TH SarabunPSK" w:cs="TH SarabunPSK"/>
+                <w:sz w:val="28"/>
+                <w:szCs w:val="28"/>
                 <w:cs/>
                 <w:lang w:bidi="th-TH"/>
               </w:rPr>
@@ -15948,23 +15960,23 @@
             <w:pPr>
               <w:rPr>
                 <w:rFonts w:ascii="TH SarabunPSK" w:hAnsi="TH SarabunPSK" w:cs="TH SarabunPSK"/>
-                <w:sz w:val="32"/>
-                <w:szCs w:val="32"/>
-              </w:rPr>
-            </w:pPr>
-            <w:r>
-              <w:rPr>
-                <w:rFonts w:ascii="TH SarabunPSK" w:hAnsi="TH SarabunPSK" w:cs="TH SarabunPSK"/>
-                <w:sz w:val="32"/>
-                <w:szCs w:val="32"/>
+                <w:sz w:val="28"/>
+                <w:szCs w:val="28"/>
+              </w:rPr>
+            </w:pPr>
+            <w:r>
+              <w:rPr>
+                <w:rFonts w:ascii="TH SarabunPSK" w:hAnsi="TH SarabunPSK" w:cs="TH SarabunPSK"/>
+                <w:sz w:val="28"/>
+                <w:szCs w:val="28"/>
               </w:rPr>
               <w:t>0</w:t>
             </w:r>
             <w:r>
               <w:rPr>
                 <w:rFonts w:ascii="TH SarabunPSK" w:hAnsi="TH SarabunPSK" w:cs="TH SarabunPSK"/>
-                <w:sz w:val="32"/>
-                <w:szCs w:val="32"/>
+                <w:sz w:val="28"/>
+                <w:szCs w:val="28"/>
                 <w:cs/>
                 <w:lang w:bidi="th-TH"/>
               </w:rPr>
@@ -15973,16 +15985,16 @@
             <w:r>
               <w:rPr>
                 <w:rFonts w:ascii="TH SarabunPSK" w:hAnsi="TH SarabunPSK" w:cs="TH SarabunPSK"/>
-                <w:sz w:val="32"/>
-                <w:szCs w:val="32"/>
+                <w:sz w:val="28"/>
+                <w:szCs w:val="28"/>
               </w:rPr>
               <w:t>1</w:t>
             </w:r>
             <w:r>
               <w:rPr>
                 <w:rFonts w:ascii="TH SarabunPSK" w:hAnsi="TH SarabunPSK" w:cs="TH SarabunPSK"/>
-                <w:sz w:val="32"/>
-                <w:szCs w:val="32"/>
+                <w:sz w:val="28"/>
+                <w:szCs w:val="28"/>
                 <w:cs/>
                 <w:lang w:bidi="th-TH"/>
               </w:rPr>
@@ -15991,8 +16003,8 @@
             <w:r>
               <w:rPr>
                 <w:rFonts w:ascii="TH SarabunPSK" w:hAnsi="TH SarabunPSK" w:cs="TH SarabunPSK"/>
-                <w:sz w:val="32"/>
-                <w:szCs w:val="32"/>
+                <w:sz w:val="28"/>
+                <w:szCs w:val="28"/>
               </w:rPr>
               <w:t>2</w:t>
             </w:r>
@@ -16011,15 +16023,15 @@
             <w:pPr>
               <w:rPr>
                 <w:rFonts w:ascii="TH SarabunPSK" w:hAnsi="TH SarabunPSK" w:cs="TH SarabunPSK"/>
-                <w:sz w:val="32"/>
-                <w:szCs w:val="32"/>
-              </w:rPr>
-            </w:pPr>
-            <w:r>
-              <w:rPr>
-                <w:rFonts w:ascii="TH SarabunPSK" w:hAnsi="TH SarabunPSK" w:cs="TH SarabunPSK"/>
-                <w:sz w:val="32"/>
-                <w:szCs w:val="32"/>
+                <w:sz w:val="28"/>
+                <w:szCs w:val="28"/>
+              </w:rPr>
+            </w:pPr>
+            <w:r>
+              <w:rPr>
+                <w:rFonts w:ascii="TH SarabunPSK" w:hAnsi="TH SarabunPSK" w:cs="TH SarabunPSK"/>
+                <w:sz w:val="28"/>
+                <w:szCs w:val="28"/>
               </w:rPr>
               <w:t>23</w:t>
             </w:r>
@@ -16033,15 +16045,15 @@
             <w:pPr>
               <w:rPr>
                 <w:rFonts w:ascii="TH SarabunPSK" w:hAnsi="TH SarabunPSK" w:cs="TH SarabunPSK"/>
-                <w:sz w:val="32"/>
-                <w:szCs w:val="32"/>
-              </w:rPr>
-            </w:pPr>
-            <w:r>
-              <w:rPr>
-                <w:rFonts w:ascii="TH SarabunPSK" w:hAnsi="TH SarabunPSK" w:cs="TH SarabunPSK"/>
-                <w:sz w:val="32"/>
-                <w:szCs w:val="32"/>
+                <w:sz w:val="28"/>
+                <w:szCs w:val="28"/>
+              </w:rPr>
+            </w:pPr>
+            <w:r>
+              <w:rPr>
+                <w:rFonts w:ascii="TH SarabunPSK" w:hAnsi="TH SarabunPSK" w:cs="TH SarabunPSK"/>
+                <w:sz w:val="28"/>
+                <w:szCs w:val="28"/>
               </w:rPr>
               <w:t>A</w:t>
             </w:r>
@@ -16055,15 +16067,15 @@
             <w:pPr>
               <w:rPr>
                 <w:rFonts w:ascii="TH SarabunPSK" w:hAnsi="TH SarabunPSK" w:cs="TH SarabunPSK"/>
-                <w:sz w:val="32"/>
-                <w:szCs w:val="32"/>
-              </w:rPr>
-            </w:pPr>
-            <w:r>
-              <w:rPr>
-                <w:rFonts w:ascii="TH SarabunPSK" w:hAnsi="TH SarabunPSK" w:cs="TH SarabunPSK"/>
-                <w:sz w:val="32"/>
-                <w:szCs w:val="32"/>
+                <w:sz w:val="28"/>
+                <w:szCs w:val="28"/>
+              </w:rPr>
+            </w:pPr>
+            <w:r>
+              <w:rPr>
+                <w:rFonts w:ascii="TH SarabunPSK" w:hAnsi="TH SarabunPSK" w:cs="TH SarabunPSK"/>
+                <w:sz w:val="28"/>
+                <w:szCs w:val="28"/>
                 <w:cs/>
                 <w:lang w:bidi="th-TH"/>
               </w:rPr>
@@ -16079,15 +16091,15 @@
             <w:pPr>
               <w:rPr>
                 <w:rFonts w:ascii="TH SarabunPSK" w:hAnsi="TH SarabunPSK" w:cs="TH SarabunPSK"/>
-                <w:sz w:val="32"/>
-                <w:szCs w:val="32"/>
-              </w:rPr>
-            </w:pPr>
-            <w:r>
-              <w:rPr>
-                <w:rFonts w:ascii="TH SarabunPSK" w:hAnsi="TH SarabunPSK" w:cs="TH SarabunPSK"/>
-                <w:sz w:val="32"/>
-                <w:szCs w:val="32"/>
+                <w:sz w:val="28"/>
+                <w:szCs w:val="28"/>
+              </w:rPr>
+            </w:pPr>
+            <w:r>
+              <w:rPr>
+                <w:rFonts w:ascii="TH SarabunPSK" w:hAnsi="TH SarabunPSK" w:cs="TH SarabunPSK"/>
+                <w:sz w:val="28"/>
+                <w:szCs w:val="28"/>
                 <w:cs/>
                 <w:lang w:bidi="th-TH"/>
               </w:rPr>
@@ -16103,15 +16115,15 @@
             <w:pPr>
               <w:rPr>
                 <w:rFonts w:ascii="TH SarabunPSK" w:hAnsi="TH SarabunPSK" w:cs="TH SarabunPSK"/>
-                <w:sz w:val="32"/>
-                <w:szCs w:val="32"/>
-              </w:rPr>
-            </w:pPr>
-            <w:r>
-              <w:rPr>
-                <w:rFonts w:ascii="TH SarabunPSK" w:hAnsi="TH SarabunPSK" w:cs="TH SarabunPSK"/>
-                <w:sz w:val="32"/>
-                <w:szCs w:val="32"/>
+                <w:sz w:val="28"/>
+                <w:szCs w:val="28"/>
+              </w:rPr>
+            </w:pPr>
+            <w:r>
+              <w:rPr>
+                <w:rFonts w:ascii="TH SarabunPSK" w:hAnsi="TH SarabunPSK" w:cs="TH SarabunPSK"/>
+                <w:sz w:val="28"/>
+                <w:szCs w:val="28"/>
                 <w:cs/>
                 <w:lang w:bidi="th-TH"/>
               </w:rPr>
@@ -16127,23 +16139,23 @@
             <w:pPr>
               <w:rPr>
                 <w:rFonts w:ascii="TH SarabunPSK" w:hAnsi="TH SarabunPSK" w:cs="TH SarabunPSK"/>
-                <w:sz w:val="32"/>
-                <w:szCs w:val="32"/>
-              </w:rPr>
-            </w:pPr>
-            <w:r>
-              <w:rPr>
-                <w:rFonts w:ascii="TH SarabunPSK" w:hAnsi="TH SarabunPSK" w:cs="TH SarabunPSK"/>
-                <w:sz w:val="32"/>
-                <w:szCs w:val="32"/>
+                <w:sz w:val="28"/>
+                <w:szCs w:val="28"/>
+              </w:rPr>
+            </w:pPr>
+            <w:r>
+              <w:rPr>
+                <w:rFonts w:ascii="TH SarabunPSK" w:hAnsi="TH SarabunPSK" w:cs="TH SarabunPSK"/>
+                <w:sz w:val="28"/>
+                <w:szCs w:val="28"/>
               </w:rPr>
               <w:t>0</w:t>
             </w:r>
             <w:r>
               <w:rPr>
                 <w:rFonts w:ascii="TH SarabunPSK" w:hAnsi="TH SarabunPSK" w:cs="TH SarabunPSK"/>
-                <w:sz w:val="32"/>
-                <w:szCs w:val="32"/>
+                <w:sz w:val="28"/>
+                <w:szCs w:val="28"/>
                 <w:cs/>
                 <w:lang w:bidi="th-TH"/>
               </w:rPr>
@@ -16152,16 +16164,16 @@
             <w:r>
               <w:rPr>
                 <w:rFonts w:ascii="TH SarabunPSK" w:hAnsi="TH SarabunPSK" w:cs="TH SarabunPSK"/>
-                <w:sz w:val="32"/>
-                <w:szCs w:val="32"/>
+                <w:sz w:val="28"/>
+                <w:szCs w:val="28"/>
               </w:rPr>
               <w:t>1</w:t>
             </w:r>
             <w:r>
               <w:rPr>
                 <w:rFonts w:ascii="TH SarabunPSK" w:hAnsi="TH SarabunPSK" w:cs="TH SarabunPSK"/>
-                <w:sz w:val="32"/>
-                <w:szCs w:val="32"/>
+                <w:sz w:val="28"/>
+                <w:szCs w:val="28"/>
                 <w:cs/>
                 <w:lang w:bidi="th-TH"/>
               </w:rPr>
@@ -16170,8 +16182,8 @@
             <w:r>
               <w:rPr>
                 <w:rFonts w:ascii="TH SarabunPSK" w:hAnsi="TH SarabunPSK" w:cs="TH SarabunPSK"/>
-                <w:sz w:val="32"/>
-                <w:szCs w:val="32"/>
+                <w:sz w:val="28"/>
+                <w:szCs w:val="28"/>
               </w:rPr>
               <w:t>2</w:t>
             </w:r>
@@ -16190,15 +16202,15 @@
             <w:pPr>
               <w:rPr>
                 <w:rFonts w:ascii="TH SarabunPSK" w:hAnsi="TH SarabunPSK" w:cs="TH SarabunPSK"/>
-                <w:sz w:val="32"/>
-                <w:szCs w:val="32"/>
-              </w:rPr>
-            </w:pPr>
-            <w:r>
-              <w:rPr>
-                <w:rFonts w:ascii="TH SarabunPSK" w:hAnsi="TH SarabunPSK" w:cs="TH SarabunPSK"/>
-                <w:sz w:val="32"/>
-                <w:szCs w:val="32"/>
+                <w:sz w:val="28"/>
+                <w:szCs w:val="28"/>
+              </w:rPr>
+            </w:pPr>
+            <w:r>
+              <w:rPr>
+                <w:rFonts w:ascii="TH SarabunPSK" w:hAnsi="TH SarabunPSK" w:cs="TH SarabunPSK"/>
+                <w:sz w:val="28"/>
+                <w:szCs w:val="28"/>
               </w:rPr>
               <w:t>24</w:t>
             </w:r>
@@ -16212,15 +16224,15 @@
             <w:pPr>
               <w:rPr>
                 <w:rFonts w:ascii="TH SarabunPSK" w:hAnsi="TH SarabunPSK" w:cs="TH SarabunPSK"/>
-                <w:sz w:val="32"/>
-                <w:szCs w:val="32"/>
-              </w:rPr>
-            </w:pPr>
-            <w:r>
-              <w:rPr>
-                <w:rFonts w:ascii="TH SarabunPSK" w:hAnsi="TH SarabunPSK" w:cs="TH SarabunPSK"/>
-                <w:sz w:val="32"/>
-                <w:szCs w:val="32"/>
+                <w:sz w:val="28"/>
+                <w:szCs w:val="28"/>
+              </w:rPr>
+            </w:pPr>
+            <w:r>
+              <w:rPr>
+                <w:rFonts w:ascii="TH SarabunPSK" w:hAnsi="TH SarabunPSK" w:cs="TH SarabunPSK"/>
+                <w:sz w:val="28"/>
+                <w:szCs w:val="28"/>
               </w:rPr>
               <w:t>B</w:t>
             </w:r>
@@ -16234,15 +16246,15 @@
             <w:pPr>
               <w:rPr>
                 <w:rFonts w:ascii="TH SarabunPSK" w:hAnsi="TH SarabunPSK" w:cs="TH SarabunPSK"/>
-                <w:sz w:val="32"/>
-                <w:szCs w:val="32"/>
-              </w:rPr>
-            </w:pPr>
-            <w:r>
-              <w:rPr>
-                <w:rFonts w:ascii="TH SarabunPSK" w:hAnsi="TH SarabunPSK" w:cs="TH SarabunPSK"/>
-                <w:sz w:val="32"/>
-                <w:szCs w:val="32"/>
+                <w:sz w:val="28"/>
+                <w:szCs w:val="28"/>
+              </w:rPr>
+            </w:pPr>
+            <w:r>
+              <w:rPr>
+                <w:rFonts w:ascii="TH SarabunPSK" w:hAnsi="TH SarabunPSK" w:cs="TH SarabunPSK"/>
+                <w:sz w:val="28"/>
+                <w:szCs w:val="28"/>
                 <w:cs/>
                 <w:lang w:bidi="th-TH"/>
               </w:rPr>
@@ -16258,15 +16270,15 @@
             <w:pPr>
               <w:rPr>
                 <w:rFonts w:ascii="TH SarabunPSK" w:hAnsi="TH SarabunPSK" w:cs="TH SarabunPSK"/>
-                <w:sz w:val="32"/>
-                <w:szCs w:val="32"/>
-              </w:rPr>
-            </w:pPr>
-            <w:r>
-              <w:rPr>
-                <w:rFonts w:ascii="TH SarabunPSK" w:hAnsi="TH SarabunPSK" w:cs="TH SarabunPSK"/>
-                <w:sz w:val="32"/>
-                <w:szCs w:val="32"/>
+                <w:sz w:val="28"/>
+                <w:szCs w:val="28"/>
+              </w:rPr>
+            </w:pPr>
+            <w:r>
+              <w:rPr>
+                <w:rFonts w:ascii="TH SarabunPSK" w:hAnsi="TH SarabunPSK" w:cs="TH SarabunPSK"/>
+                <w:sz w:val="28"/>
+                <w:szCs w:val="28"/>
                 <w:cs/>
                 <w:lang w:bidi="th-TH"/>
               </w:rPr>
@@ -16282,15 +16294,15 @@
             <w:pPr>
               <w:rPr>
                 <w:rFonts w:ascii="TH SarabunPSK" w:hAnsi="TH SarabunPSK" w:cs="TH SarabunPSK"/>
-                <w:sz w:val="32"/>
-                <w:szCs w:val="32"/>
-              </w:rPr>
-            </w:pPr>
-            <w:r>
-              <w:rPr>
-                <w:rFonts w:ascii="TH SarabunPSK" w:hAnsi="TH SarabunPSK" w:cs="TH SarabunPSK"/>
-                <w:sz w:val="32"/>
-                <w:szCs w:val="32"/>
+                <w:sz w:val="28"/>
+                <w:szCs w:val="28"/>
+              </w:rPr>
+            </w:pPr>
+            <w:r>
+              <w:rPr>
+                <w:rFonts w:ascii="TH SarabunPSK" w:hAnsi="TH SarabunPSK" w:cs="TH SarabunPSK"/>
+                <w:sz w:val="28"/>
+                <w:szCs w:val="28"/>
                 <w:cs/>
                 <w:lang w:bidi="th-TH"/>
               </w:rPr>
@@ -16306,23 +16318,23 @@
             <w:pPr>
               <w:rPr>
                 <w:rFonts w:ascii="TH SarabunPSK" w:hAnsi="TH SarabunPSK" w:cs="TH SarabunPSK"/>
-                <w:sz w:val="32"/>
-                <w:szCs w:val="32"/>
-              </w:rPr>
-            </w:pPr>
-            <w:r>
-              <w:rPr>
-                <w:rFonts w:ascii="TH SarabunPSK" w:hAnsi="TH SarabunPSK" w:cs="TH SarabunPSK"/>
-                <w:sz w:val="32"/>
-                <w:szCs w:val="32"/>
+                <w:sz w:val="28"/>
+                <w:szCs w:val="28"/>
+              </w:rPr>
+            </w:pPr>
+            <w:r>
+              <w:rPr>
+                <w:rFonts w:ascii="TH SarabunPSK" w:hAnsi="TH SarabunPSK" w:cs="TH SarabunPSK"/>
+                <w:sz w:val="28"/>
+                <w:szCs w:val="28"/>
               </w:rPr>
               <w:t>2</w:t>
             </w:r>
             <w:r>
               <w:rPr>
                 <w:rFonts w:ascii="TH SarabunPSK" w:hAnsi="TH SarabunPSK" w:cs="TH SarabunPSK"/>
-                <w:sz w:val="32"/>
-                <w:szCs w:val="32"/>
+                <w:sz w:val="28"/>
+                <w:szCs w:val="28"/>
                 <w:cs/>
                 <w:lang w:bidi="th-TH"/>
               </w:rPr>
@@ -16331,16 +16343,16 @@
             <w:r>
               <w:rPr>
                 <w:rFonts w:ascii="TH SarabunPSK" w:hAnsi="TH SarabunPSK" w:cs="TH SarabunPSK"/>
-                <w:sz w:val="32"/>
-                <w:szCs w:val="32"/>
+                <w:sz w:val="28"/>
+                <w:szCs w:val="28"/>
               </w:rPr>
               <w:t>1</w:t>
             </w:r>
             <w:r>
               <w:rPr>
                 <w:rFonts w:ascii="TH SarabunPSK" w:hAnsi="TH SarabunPSK" w:cs="TH SarabunPSK"/>
-                <w:sz w:val="32"/>
-                <w:szCs w:val="32"/>
+                <w:sz w:val="28"/>
+                <w:szCs w:val="28"/>
                 <w:cs/>
                 <w:lang w:bidi="th-TH"/>
               </w:rPr>
@@ -16349,8 +16361,8 @@
             <w:r>
               <w:rPr>
                 <w:rFonts w:ascii="TH SarabunPSK" w:hAnsi="TH SarabunPSK" w:cs="TH SarabunPSK"/>
-                <w:sz w:val="32"/>
-                <w:szCs w:val="32"/>
+                <w:sz w:val="28"/>
+                <w:szCs w:val="28"/>
               </w:rPr>
               <w:t>0</w:t>
             </w:r>
@@ -16369,15 +16381,15 @@
             <w:pPr>
               <w:rPr>
                 <w:rFonts w:ascii="TH SarabunPSK" w:hAnsi="TH SarabunPSK" w:cs="TH SarabunPSK"/>
-                <w:sz w:val="32"/>
-                <w:szCs w:val="32"/>
-              </w:rPr>
-            </w:pPr>
-            <w:r>
-              <w:rPr>
-                <w:rFonts w:ascii="TH SarabunPSK" w:hAnsi="TH SarabunPSK" w:cs="TH SarabunPSK"/>
-                <w:sz w:val="32"/>
-                <w:szCs w:val="32"/>
+                <w:sz w:val="28"/>
+                <w:szCs w:val="28"/>
+              </w:rPr>
+            </w:pPr>
+            <w:r>
+              <w:rPr>
+                <w:rFonts w:ascii="TH SarabunPSK" w:hAnsi="TH SarabunPSK" w:cs="TH SarabunPSK"/>
+                <w:sz w:val="28"/>
+                <w:szCs w:val="28"/>
               </w:rPr>
               <w:t>25</w:t>
             </w:r>
@@ -16391,15 +16403,15 @@
             <w:pPr>
               <w:rPr>
                 <w:rFonts w:ascii="TH SarabunPSK" w:hAnsi="TH SarabunPSK" w:cs="TH SarabunPSK"/>
-                <w:sz w:val="32"/>
-                <w:szCs w:val="32"/>
-              </w:rPr>
-            </w:pPr>
-            <w:r>
-              <w:rPr>
-                <w:rFonts w:ascii="TH SarabunPSK" w:hAnsi="TH SarabunPSK" w:cs="TH SarabunPSK"/>
-                <w:sz w:val="32"/>
-                <w:szCs w:val="32"/>
+                <w:sz w:val="28"/>
+                <w:szCs w:val="28"/>
+              </w:rPr>
+            </w:pPr>
+            <w:r>
+              <w:rPr>
+                <w:rFonts w:ascii="TH SarabunPSK" w:hAnsi="TH SarabunPSK" w:cs="TH SarabunPSK"/>
+                <w:sz w:val="28"/>
+                <w:szCs w:val="28"/>
               </w:rPr>
               <w:t>B</w:t>
             </w:r>
@@ -16413,15 +16425,15 @@
             <w:pPr>
               <w:rPr>
                 <w:rFonts w:ascii="TH SarabunPSK" w:hAnsi="TH SarabunPSK" w:cs="TH SarabunPSK"/>
-                <w:sz w:val="32"/>
-                <w:szCs w:val="32"/>
-              </w:rPr>
-            </w:pPr>
-            <w:r>
-              <w:rPr>
-                <w:rFonts w:ascii="TH SarabunPSK" w:hAnsi="TH SarabunPSK" w:cs="TH SarabunPSK"/>
-                <w:sz w:val="32"/>
-                <w:szCs w:val="32"/>
+                <w:sz w:val="28"/>
+                <w:szCs w:val="28"/>
+              </w:rPr>
+            </w:pPr>
+            <w:r>
+              <w:rPr>
+                <w:rFonts w:ascii="TH SarabunPSK" w:hAnsi="TH SarabunPSK" w:cs="TH SarabunPSK"/>
+                <w:sz w:val="28"/>
+                <w:szCs w:val="28"/>
                 <w:cs/>
                 <w:lang w:bidi="th-TH"/>
               </w:rPr>
@@ -16437,15 +16449,15 @@
             <w:pPr>
               <w:rPr>
                 <w:rFonts w:ascii="TH SarabunPSK" w:hAnsi="TH SarabunPSK" w:cs="TH SarabunPSK"/>
-                <w:sz w:val="32"/>
-                <w:szCs w:val="32"/>
-              </w:rPr>
-            </w:pPr>
-            <w:r>
-              <w:rPr>
-                <w:rFonts w:ascii="TH SarabunPSK" w:hAnsi="TH SarabunPSK" w:cs="TH SarabunPSK"/>
-                <w:sz w:val="32"/>
-                <w:szCs w:val="32"/>
+                <w:sz w:val="28"/>
+                <w:szCs w:val="28"/>
+              </w:rPr>
+            </w:pPr>
+            <w:r>
+              <w:rPr>
+                <w:rFonts w:ascii="TH SarabunPSK" w:hAnsi="TH SarabunPSK" w:cs="TH SarabunPSK"/>
+                <w:sz w:val="28"/>
+                <w:szCs w:val="28"/>
                 <w:cs/>
                 <w:lang w:bidi="th-TH"/>
               </w:rPr>
@@ -16461,15 +16473,15 @@
             <w:pPr>
               <w:rPr>
                 <w:rFonts w:ascii="TH SarabunPSK" w:hAnsi="TH SarabunPSK" w:cs="TH SarabunPSK"/>
-                <w:sz w:val="32"/>
-                <w:szCs w:val="32"/>
-              </w:rPr>
-            </w:pPr>
-            <w:r>
-              <w:rPr>
-                <w:rFonts w:ascii="TH SarabunPSK" w:hAnsi="TH SarabunPSK" w:cs="TH SarabunPSK"/>
-                <w:sz w:val="32"/>
-                <w:szCs w:val="32"/>
+                <w:sz w:val="28"/>
+                <w:szCs w:val="28"/>
+              </w:rPr>
+            </w:pPr>
+            <w:r>
+              <w:rPr>
+                <w:rFonts w:ascii="TH SarabunPSK" w:hAnsi="TH SarabunPSK" w:cs="TH SarabunPSK"/>
+                <w:sz w:val="28"/>
+                <w:szCs w:val="28"/>
                 <w:cs/>
                 <w:lang w:bidi="th-TH"/>
               </w:rPr>
@@ -16485,23 +16497,23 @@
             <w:pPr>
               <w:rPr>
                 <w:rFonts w:ascii="TH SarabunPSK" w:hAnsi="TH SarabunPSK" w:cs="TH SarabunPSK"/>
-                <w:sz w:val="32"/>
-                <w:szCs w:val="32"/>
-              </w:rPr>
-            </w:pPr>
-            <w:r>
-              <w:rPr>
-                <w:rFonts w:ascii="TH SarabunPSK" w:hAnsi="TH SarabunPSK" w:cs="TH SarabunPSK"/>
-                <w:sz w:val="32"/>
-                <w:szCs w:val="32"/>
+                <w:sz w:val="28"/>
+                <w:szCs w:val="28"/>
+              </w:rPr>
+            </w:pPr>
+            <w:r>
+              <w:rPr>
+                <w:rFonts w:ascii="TH SarabunPSK" w:hAnsi="TH SarabunPSK" w:cs="TH SarabunPSK"/>
+                <w:sz w:val="28"/>
+                <w:szCs w:val="28"/>
               </w:rPr>
               <w:t>2</w:t>
             </w:r>
             <w:r>
               <w:rPr>
                 <w:rFonts w:ascii="TH SarabunPSK" w:hAnsi="TH SarabunPSK" w:cs="TH SarabunPSK"/>
-                <w:sz w:val="32"/>
-                <w:szCs w:val="32"/>
+                <w:sz w:val="28"/>
+                <w:szCs w:val="28"/>
                 <w:cs/>
                 <w:lang w:bidi="th-TH"/>
               </w:rPr>
@@ -16510,16 +16522,16 @@
             <w:r>
               <w:rPr>
                 <w:rFonts w:ascii="TH SarabunPSK" w:hAnsi="TH SarabunPSK" w:cs="TH SarabunPSK"/>
-                <w:sz w:val="32"/>
-                <w:szCs w:val="32"/>
+                <w:sz w:val="28"/>
+                <w:szCs w:val="28"/>
               </w:rPr>
               <w:t>1</w:t>
             </w:r>
             <w:r>
               <w:rPr>
                 <w:rFonts w:ascii="TH SarabunPSK" w:hAnsi="TH SarabunPSK" w:cs="TH SarabunPSK"/>
-                <w:sz w:val="32"/>
-                <w:szCs w:val="32"/>
+                <w:sz w:val="28"/>
+                <w:szCs w:val="28"/>
                 <w:cs/>
                 <w:lang w:bidi="th-TH"/>
               </w:rPr>
@@ -16528,8 +16540,8 @@
             <w:r>
               <w:rPr>
                 <w:rFonts w:ascii="TH SarabunPSK" w:hAnsi="TH SarabunPSK" w:cs="TH SarabunPSK"/>
-                <w:sz w:val="32"/>
-                <w:szCs w:val="32"/>
+                <w:sz w:val="28"/>
+                <w:szCs w:val="28"/>
               </w:rPr>
               <w:t>0</w:t>
             </w:r>
@@ -16548,15 +16560,15 @@
             <w:pPr>
               <w:rPr>
                 <w:rFonts w:ascii="TH SarabunPSK" w:hAnsi="TH SarabunPSK" w:cs="TH SarabunPSK"/>
-                <w:sz w:val="32"/>
-                <w:szCs w:val="32"/>
-              </w:rPr>
-            </w:pPr>
-            <w:r>
-              <w:rPr>
-                <w:rFonts w:ascii="TH SarabunPSK" w:hAnsi="TH SarabunPSK" w:cs="TH SarabunPSK"/>
-                <w:sz w:val="32"/>
-                <w:szCs w:val="32"/>
+                <w:sz w:val="28"/>
+                <w:szCs w:val="28"/>
+              </w:rPr>
+            </w:pPr>
+            <w:r>
+              <w:rPr>
+                <w:rFonts w:ascii="TH SarabunPSK" w:hAnsi="TH SarabunPSK" w:cs="TH SarabunPSK"/>
+                <w:sz w:val="28"/>
+                <w:szCs w:val="28"/>
               </w:rPr>
               <w:t>26</w:t>
             </w:r>
@@ -16570,15 +16582,15 @@
             <w:pPr>
               <w:rPr>
                 <w:rFonts w:ascii="TH SarabunPSK" w:hAnsi="TH SarabunPSK" w:cs="TH SarabunPSK"/>
-                <w:sz w:val="32"/>
-                <w:szCs w:val="32"/>
-              </w:rPr>
-            </w:pPr>
-            <w:r>
-              <w:rPr>
-                <w:rFonts w:ascii="TH SarabunPSK" w:hAnsi="TH SarabunPSK" w:cs="TH SarabunPSK"/>
-                <w:sz w:val="32"/>
-                <w:szCs w:val="32"/>
+                <w:sz w:val="28"/>
+                <w:szCs w:val="28"/>
+              </w:rPr>
+            </w:pPr>
+            <w:r>
+              <w:rPr>
+                <w:rFonts w:ascii="TH SarabunPSK" w:hAnsi="TH SarabunPSK" w:cs="TH SarabunPSK"/>
+                <w:sz w:val="28"/>
+                <w:szCs w:val="28"/>
               </w:rPr>
               <w:t>A</w:t>
             </w:r>
@@ -16592,15 +16604,15 @@
             <w:pPr>
               <w:rPr>
                 <w:rFonts w:ascii="TH SarabunPSK" w:hAnsi="TH SarabunPSK" w:cs="TH SarabunPSK"/>
-                <w:sz w:val="32"/>
-                <w:szCs w:val="32"/>
-              </w:rPr>
-            </w:pPr>
-            <w:r>
-              <w:rPr>
-                <w:rFonts w:ascii="TH SarabunPSK" w:hAnsi="TH SarabunPSK" w:cs="TH SarabunPSK"/>
-                <w:sz w:val="32"/>
-                <w:szCs w:val="32"/>
+                <w:sz w:val="28"/>
+                <w:szCs w:val="28"/>
+              </w:rPr>
+            </w:pPr>
+            <w:r>
+              <w:rPr>
+                <w:rFonts w:ascii="TH SarabunPSK" w:hAnsi="TH SarabunPSK" w:cs="TH SarabunPSK"/>
+                <w:sz w:val="28"/>
+                <w:szCs w:val="28"/>
                 <w:cs/>
                 <w:lang w:bidi="th-TH"/>
               </w:rPr>
@@ -16616,15 +16628,15 @@
             <w:pPr>
               <w:rPr>
                 <w:rFonts w:ascii="TH SarabunPSK" w:hAnsi="TH SarabunPSK" w:cs="TH SarabunPSK"/>
-                <w:sz w:val="32"/>
-                <w:szCs w:val="32"/>
-              </w:rPr>
-            </w:pPr>
-            <w:r>
-              <w:rPr>
-                <w:rFonts w:ascii="TH SarabunPSK" w:hAnsi="TH SarabunPSK" w:cs="TH SarabunPSK"/>
-                <w:sz w:val="32"/>
-                <w:szCs w:val="32"/>
+                <w:sz w:val="28"/>
+                <w:szCs w:val="28"/>
+              </w:rPr>
+            </w:pPr>
+            <w:r>
+              <w:rPr>
+                <w:rFonts w:ascii="TH SarabunPSK" w:hAnsi="TH SarabunPSK" w:cs="TH SarabunPSK"/>
+                <w:sz w:val="28"/>
+                <w:szCs w:val="28"/>
                 <w:cs/>
                 <w:lang w:bidi="th-TH"/>
               </w:rPr>
@@ -16640,15 +16652,15 @@
             <w:pPr>
               <w:rPr>
                 <w:rFonts w:ascii="TH SarabunPSK" w:hAnsi="TH SarabunPSK" w:cs="TH SarabunPSK"/>
-                <w:sz w:val="32"/>
-                <w:szCs w:val="32"/>
-              </w:rPr>
-            </w:pPr>
-            <w:r>
-              <w:rPr>
-                <w:rFonts w:ascii="TH SarabunPSK" w:hAnsi="TH SarabunPSK" w:cs="TH SarabunPSK"/>
-                <w:sz w:val="32"/>
-                <w:szCs w:val="32"/>
+                <w:sz w:val="28"/>
+                <w:szCs w:val="28"/>
+              </w:rPr>
+            </w:pPr>
+            <w:r>
+              <w:rPr>
+                <w:rFonts w:ascii="TH SarabunPSK" w:hAnsi="TH SarabunPSK" w:cs="TH SarabunPSK"/>
+                <w:sz w:val="28"/>
+                <w:szCs w:val="28"/>
                 <w:cs/>
                 <w:lang w:bidi="th-TH"/>
               </w:rPr>
@@ -16664,23 +16676,23 @@
             <w:pPr>
               <w:rPr>
                 <w:rFonts w:ascii="TH SarabunPSK" w:hAnsi="TH SarabunPSK" w:cs="TH SarabunPSK"/>
-                <w:sz w:val="32"/>
-                <w:szCs w:val="32"/>
-              </w:rPr>
-            </w:pPr>
-            <w:r>
-              <w:rPr>
-                <w:rFonts w:ascii="TH SarabunPSK" w:hAnsi="TH SarabunPSK" w:cs="TH SarabunPSK"/>
-                <w:sz w:val="32"/>
-                <w:szCs w:val="32"/>
+                <w:sz w:val="28"/>
+                <w:szCs w:val="28"/>
+              </w:rPr>
+            </w:pPr>
+            <w:r>
+              <w:rPr>
+                <w:rFonts w:ascii="TH SarabunPSK" w:hAnsi="TH SarabunPSK" w:cs="TH SarabunPSK"/>
+                <w:sz w:val="28"/>
+                <w:szCs w:val="28"/>
               </w:rPr>
               <w:t>0</w:t>
             </w:r>
             <w:r>
               <w:rPr>
                 <w:rFonts w:ascii="TH SarabunPSK" w:hAnsi="TH SarabunPSK" w:cs="TH SarabunPSK"/>
-                <w:sz w:val="32"/>
-                <w:szCs w:val="32"/>
+                <w:sz w:val="28"/>
+                <w:szCs w:val="28"/>
                 <w:cs/>
                 <w:lang w:bidi="th-TH"/>
               </w:rPr>
@@ -16689,16 +16701,16 @@
             <w:r>
               <w:rPr>
                 <w:rFonts w:ascii="TH SarabunPSK" w:hAnsi="TH SarabunPSK" w:cs="TH SarabunPSK"/>
-                <w:sz w:val="32"/>
-                <w:szCs w:val="32"/>
+                <w:sz w:val="28"/>
+                <w:szCs w:val="28"/>
               </w:rPr>
               <w:t>1</w:t>
             </w:r>
             <w:r>
               <w:rPr>
                 <w:rFonts w:ascii="TH SarabunPSK" w:hAnsi="TH SarabunPSK" w:cs="TH SarabunPSK"/>
-                <w:sz w:val="32"/>
-                <w:szCs w:val="32"/>
+                <w:sz w:val="28"/>
+                <w:szCs w:val="28"/>
                 <w:cs/>
                 <w:lang w:bidi="th-TH"/>
               </w:rPr>
@@ -16707,8 +16719,8 @@
             <w:r>
               <w:rPr>
                 <w:rFonts w:ascii="TH SarabunPSK" w:hAnsi="TH SarabunPSK" w:cs="TH SarabunPSK"/>
-                <w:sz w:val="32"/>
-                <w:szCs w:val="32"/>
+                <w:sz w:val="28"/>
+                <w:szCs w:val="28"/>
               </w:rPr>
               <w:t>2</w:t>
             </w:r>
@@ -16727,15 +16739,15 @@
             <w:pPr>
               <w:rPr>
                 <w:rFonts w:ascii="TH SarabunPSK" w:hAnsi="TH SarabunPSK" w:cs="TH SarabunPSK"/>
-                <w:sz w:val="32"/>
-                <w:szCs w:val="32"/>
-              </w:rPr>
-            </w:pPr>
-            <w:r>
-              <w:rPr>
-                <w:rFonts w:ascii="TH SarabunPSK" w:hAnsi="TH SarabunPSK" w:cs="TH SarabunPSK"/>
-                <w:sz w:val="32"/>
-                <w:szCs w:val="32"/>
+                <w:sz w:val="28"/>
+                <w:szCs w:val="28"/>
+              </w:rPr>
+            </w:pPr>
+            <w:r>
+              <w:rPr>
+                <w:rFonts w:ascii="TH SarabunPSK" w:hAnsi="TH SarabunPSK" w:cs="TH SarabunPSK"/>
+                <w:sz w:val="28"/>
+                <w:szCs w:val="28"/>
               </w:rPr>
               <w:t>27</w:t>
             </w:r>
@@ -16749,15 +16761,15 @@
             <w:pPr>
               <w:rPr>
                 <w:rFonts w:ascii="TH SarabunPSK" w:hAnsi="TH SarabunPSK" w:cs="TH SarabunPSK"/>
-                <w:sz w:val="32"/>
-                <w:szCs w:val="32"/>
-              </w:rPr>
-            </w:pPr>
-            <w:r>
-              <w:rPr>
-                <w:rFonts w:ascii="TH SarabunPSK" w:hAnsi="TH SarabunPSK" w:cs="TH SarabunPSK"/>
-                <w:sz w:val="32"/>
-                <w:szCs w:val="32"/>
+                <w:sz w:val="28"/>
+                <w:szCs w:val="28"/>
+              </w:rPr>
+            </w:pPr>
+            <w:r>
+              <w:rPr>
+                <w:rFonts w:ascii="TH SarabunPSK" w:hAnsi="TH SarabunPSK" w:cs="TH SarabunPSK"/>
+                <w:sz w:val="28"/>
+                <w:szCs w:val="28"/>
               </w:rPr>
               <w:t>A</w:t>
             </w:r>
@@ -16771,15 +16783,15 @@
             <w:pPr>
               <w:rPr>
                 <w:rFonts w:ascii="TH SarabunPSK" w:hAnsi="TH SarabunPSK" w:cs="TH SarabunPSK"/>
-                <w:sz w:val="32"/>
-                <w:szCs w:val="32"/>
-              </w:rPr>
-            </w:pPr>
-            <w:r>
-              <w:rPr>
-                <w:rFonts w:ascii="TH SarabunPSK" w:hAnsi="TH SarabunPSK" w:cs="TH SarabunPSK"/>
-                <w:sz w:val="32"/>
-                <w:szCs w:val="32"/>
+                <w:sz w:val="28"/>
+                <w:szCs w:val="28"/>
+              </w:rPr>
+            </w:pPr>
+            <w:r>
+              <w:rPr>
+                <w:rFonts w:ascii="TH SarabunPSK" w:hAnsi="TH SarabunPSK" w:cs="TH SarabunPSK"/>
+                <w:sz w:val="28"/>
+                <w:szCs w:val="28"/>
                 <w:cs/>
                 <w:lang w:bidi="th-TH"/>
               </w:rPr>
@@ -16795,15 +16807,15 @@
             <w:pPr>
               <w:rPr>
                 <w:rFonts w:ascii="TH SarabunPSK" w:hAnsi="TH SarabunPSK" w:cs="TH SarabunPSK"/>
-                <w:sz w:val="32"/>
-                <w:szCs w:val="32"/>
-              </w:rPr>
-            </w:pPr>
-            <w:r>
-              <w:rPr>
-                <w:rFonts w:ascii="TH SarabunPSK" w:hAnsi="TH SarabunPSK" w:cs="TH SarabunPSK"/>
-                <w:sz w:val="32"/>
-                <w:szCs w:val="32"/>
+                <w:sz w:val="28"/>
+                <w:szCs w:val="28"/>
+              </w:rPr>
+            </w:pPr>
+            <w:r>
+              <w:rPr>
+                <w:rFonts w:ascii="TH SarabunPSK" w:hAnsi="TH SarabunPSK" w:cs="TH SarabunPSK"/>
+                <w:sz w:val="28"/>
+                <w:szCs w:val="28"/>
                 <w:cs/>
                 <w:lang w:bidi="th-TH"/>
               </w:rPr>
@@ -16819,15 +16831,15 @@
             <w:pPr>
               <w:rPr>
                 <w:rFonts w:ascii="TH SarabunPSK" w:hAnsi="TH SarabunPSK" w:cs="TH SarabunPSK"/>
-                <w:sz w:val="32"/>
-                <w:szCs w:val="32"/>
-              </w:rPr>
-            </w:pPr>
-            <w:r>
-              <w:rPr>
-                <w:rFonts w:ascii="TH SarabunPSK" w:hAnsi="TH SarabunPSK" w:cs="TH SarabunPSK"/>
-                <w:sz w:val="32"/>
-                <w:szCs w:val="32"/>
+                <w:sz w:val="28"/>
+                <w:szCs w:val="28"/>
+              </w:rPr>
+            </w:pPr>
+            <w:r>
+              <w:rPr>
+                <w:rFonts w:ascii="TH SarabunPSK" w:hAnsi="TH SarabunPSK" w:cs="TH SarabunPSK"/>
+                <w:sz w:val="28"/>
+                <w:szCs w:val="28"/>
                 <w:cs/>
                 <w:lang w:bidi="th-TH"/>
               </w:rPr>
@@ -16843,23 +16855,23 @@
             <w:pPr>
               <w:rPr>
                 <w:rFonts w:ascii="TH SarabunPSK" w:hAnsi="TH SarabunPSK" w:cs="TH SarabunPSK"/>
-                <w:sz w:val="32"/>
-                <w:szCs w:val="32"/>
-              </w:rPr>
-            </w:pPr>
-            <w:r>
-              <w:rPr>
-                <w:rFonts w:ascii="TH SarabunPSK" w:hAnsi="TH SarabunPSK" w:cs="TH SarabunPSK"/>
-                <w:sz w:val="32"/>
-                <w:szCs w:val="32"/>
+                <w:sz w:val="28"/>
+                <w:szCs w:val="28"/>
+              </w:rPr>
+            </w:pPr>
+            <w:r>
+              <w:rPr>
+                <w:rFonts w:ascii="TH SarabunPSK" w:hAnsi="TH SarabunPSK" w:cs="TH SarabunPSK"/>
+                <w:sz w:val="28"/>
+                <w:szCs w:val="28"/>
               </w:rPr>
               <w:t>0</w:t>
             </w:r>
             <w:r>
               <w:rPr>
                 <w:rFonts w:ascii="TH SarabunPSK" w:hAnsi="TH SarabunPSK" w:cs="TH SarabunPSK"/>
-                <w:sz w:val="32"/>
-                <w:szCs w:val="32"/>
+                <w:sz w:val="28"/>
+                <w:szCs w:val="28"/>
                 <w:cs/>
                 <w:lang w:bidi="th-TH"/>
               </w:rPr>
@@ -16868,16 +16880,16 @@
             <w:r>
               <w:rPr>
                 <w:rFonts w:ascii="TH SarabunPSK" w:hAnsi="TH SarabunPSK" w:cs="TH SarabunPSK"/>
-                <w:sz w:val="32"/>
-                <w:szCs w:val="32"/>
+                <w:sz w:val="28"/>
+                <w:szCs w:val="28"/>
               </w:rPr>
               <w:t>1</w:t>
             </w:r>
             <w:r>
               <w:rPr>
                 <w:rFonts w:ascii="TH SarabunPSK" w:hAnsi="TH SarabunPSK" w:cs="TH SarabunPSK"/>
-                <w:sz w:val="32"/>
-                <w:szCs w:val="32"/>
+                <w:sz w:val="28"/>
+                <w:szCs w:val="28"/>
                 <w:cs/>
                 <w:lang w:bidi="th-TH"/>
               </w:rPr>
@@ -16886,8 +16898,8 @@
             <w:r>
               <w:rPr>
                 <w:rFonts w:ascii="TH SarabunPSK" w:hAnsi="TH SarabunPSK" w:cs="TH SarabunPSK"/>
-                <w:sz w:val="32"/>
-                <w:szCs w:val="32"/>
+                <w:sz w:val="28"/>
+                <w:szCs w:val="28"/>
               </w:rPr>
               <w:t>2</w:t>
             </w:r>
@@ -17652,6 +17664,20 @@
         <w:spacing w:before="280" w:after="0" w:line="240" w:lineRule="auto"/>
         <w:rPr>
           <w:rFonts w:ascii="TH SarabunPSK" w:hAnsi="TH SarabunPSK" w:cs="TH SarabunPSK"/>
+          <w:b/>
+          <w:bCs/>
+          <w:color w:val="1E3A5F"/>
+          <w:sz w:val="32"/>
+          <w:szCs w:val="32"/>
+          <w:lang w:bidi="th-TH"/>
+        </w:rPr>
+      </w:pPr>
+    </w:p>
+    <w:p>
+      <w:pPr>
+        <w:spacing w:before="280" w:after="0" w:line="240" w:lineRule="auto"/>
+        <w:rPr>
+          <w:rFonts w:ascii="TH SarabunPSK" w:hAnsi="TH SarabunPSK" w:cs="TH SarabunPSK"/>
           <w:sz w:val="32"/>
           <w:szCs w:val="32"/>
         </w:rPr>
@@ -24555,8 +24581,6 @@
           <w:szCs w:val="32"/>
         </w:rPr>
       </w:pPr>
-      <w:bookmarkStart w:id="0" w:name="_GoBack"/>
-      <w:bookmarkEnd w:id="0"/>
       <w:r>
         <w:rPr>
           <w:rFonts w:ascii="TH SarabunPSK" w:hAnsi="TH SarabunPSK" w:cs="TH SarabunPSK"/>
@@ -39535,7 +39559,7 @@
 </file>
 
 <file path=customXml/itemProps1.xml><?xml version="1.0" encoding="utf-8"?>
-<ds:datastoreItem xmlns:ds="http://schemas.openxmlformats.org/officeDocument/2006/customXml" ds:itemID="{9B8AF429-C27B-4106-AA74-68310595F422}">
+<ds:datastoreItem xmlns:ds="http://schemas.openxmlformats.org/officeDocument/2006/customXml" ds:itemID="{6256AE78-31F2-40B9-BA8E-22D481DE9771}">
   <ds:schemaRefs>
     <ds:schemaRef ds:uri="http://schemas.openxmlformats.org/officeDocument/2006/bibliography"/>
   </ds:schemaRefs>
